--- a/assets/docs/user-manual/user-manual.docx
+++ b/assets/docs/user-manual/user-manual.docx
@@ -6,9 +6,7 @@
       <w:pPr>
         <w:jc w:val="center"/>
         <w:rPr>
-          <w:rFonts w:ascii="Futura" w:hAnsi="Futura"/>
-          <w:b/>
-          <w:bCs/>
+          <w:rFonts w:ascii="Futura Std Book" w:hAnsi="Futura Std Book"/>
           <w:sz w:val="52"/>
           <w:szCs w:val="52"/>
         </w:rPr>
@@ -18,9 +16,7 @@
       <w:pPr>
         <w:jc w:val="center"/>
         <w:rPr>
-          <w:rFonts w:ascii="Futura" w:hAnsi="Futura"/>
-          <w:b/>
-          <w:bCs/>
+          <w:rFonts w:ascii="Futura Std Book" w:hAnsi="Futura Std Book"/>
           <w:sz w:val="52"/>
           <w:szCs w:val="52"/>
         </w:rPr>
@@ -30,9 +26,7 @@
       <w:pPr>
         <w:jc w:val="center"/>
         <w:rPr>
-          <w:rFonts w:ascii="Futura" w:hAnsi="Futura"/>
-          <w:b/>
-          <w:bCs/>
+          <w:rFonts w:ascii="Futura Std Book" w:hAnsi="Futura Std Book"/>
           <w:sz w:val="52"/>
           <w:szCs w:val="52"/>
         </w:rPr>
@@ -42,200 +36,141 @@
       <w:pPr>
         <w:jc w:val="center"/>
         <w:rPr>
-          <w:rFonts w:ascii="Futura" w:hAnsi="Futura"/>
-          <w:b/>
-          <w:bCs/>
+          <w:rFonts w:ascii="Futura Std Book" w:hAnsi="Futura Std Book"/>
           <w:sz w:val="52"/>
           <w:szCs w:val="52"/>
         </w:rPr>
       </w:pPr>
-    </w:p>
-    <w:p>
-      <w:pPr>
-        <w:jc w:val="center"/>
-        <w:rPr>
-          <w:rFonts w:ascii="Futura" w:hAnsi="Futura"/>
-          <w:b/>
-          <w:bCs/>
+      <w:r>
+        <w:rPr>
+          <w:rFonts w:ascii="Futura Std Book" w:hAnsi="Futura Std Book"/>
+          <w:sz w:val="72"/>
+          <w:szCs w:val="72"/>
+        </w:rPr>
+        <w:t xml:space="preserve">HEPC-NetPulse: </w:t>
+      </w:r>
+      <w:r>
+        <w:rPr>
+          <w:rFonts w:ascii="Futura Std Book" w:hAnsi="Futura Std Book"/>
           <w:sz w:val="52"/>
           <w:szCs w:val="52"/>
         </w:rPr>
-      </w:pPr>
-      <w:r>
-        <w:rPr>
-          <w:rFonts w:ascii="Futura" w:hAnsi="Futura"/>
-          <w:b/>
-          <w:bCs/>
-          <w:sz w:val="72"/>
-          <w:szCs w:val="72"/>
-        </w:rPr>
-        <w:t xml:space="preserve">HEPC-NetPulse: </w:t>
-      </w:r>
-      <w:r>
-        <w:rPr>
-          <w:rFonts w:ascii="Futura" w:hAnsi="Futura"/>
-          <w:b/>
-          <w:bCs/>
+        <w:br/>
+        <w:t>IT Administrator</w:t>
+      </w:r>
+      <w:r>
+        <w:rPr>
+          <w:rFonts w:ascii="Futura Std Book" w:hAnsi="Futura Std Book"/>
           <w:sz w:val="52"/>
           <w:szCs w:val="52"/>
         </w:rPr>
-        <w:br/>
-        <w:t>IT Administrator</w:t>
-      </w:r>
-      <w:r>
-        <w:rPr>
-          <w:rFonts w:ascii="Futura" w:hAnsi="Futura"/>
-          <w:b/>
-          <w:bCs/>
+        <w:t xml:space="preserve"> </w:t>
+      </w:r>
+      <w:r>
+        <w:rPr>
+          <w:rFonts w:ascii="Futura Std Book" w:hAnsi="Futura Std Book"/>
           <w:sz w:val="52"/>
           <w:szCs w:val="52"/>
         </w:rPr>
-        <w:t xml:space="preserve"> </w:t>
-      </w:r>
-      <w:r>
-        <w:rPr>
-          <w:rFonts w:ascii="Futura" w:hAnsi="Futura"/>
-          <w:b/>
-          <w:bCs/>
+        <w:t xml:space="preserve">&amp; User </w:t>
+      </w:r>
+      <w:r>
+        <w:rPr>
+          <w:rFonts w:ascii="Futura Std Book" w:hAnsi="Futura Std Book"/>
           <w:sz w:val="52"/>
           <w:szCs w:val="52"/>
         </w:rPr>
-        <w:t xml:space="preserve">&amp; User </w:t>
-      </w:r>
-      <w:r>
-        <w:rPr>
-          <w:rFonts w:ascii="Futura" w:hAnsi="Futura"/>
-          <w:b/>
-          <w:bCs/>
-          <w:sz w:val="52"/>
-          <w:szCs w:val="52"/>
-        </w:rPr>
         <w:t>Manual</w:t>
       </w:r>
     </w:p>
     <w:p>
       <w:pPr>
         <w:rPr>
-          <w:rFonts w:ascii="Futura" w:hAnsi="Futura"/>
-          <w:b/>
-          <w:bCs/>
-        </w:rPr>
-      </w:pPr>
-    </w:p>
-    <w:p>
-      <w:pPr>
-        <w:rPr>
-          <w:rFonts w:ascii="Futura" w:hAnsi="Futura"/>
-          <w:b/>
-          <w:bCs/>
-        </w:rPr>
-      </w:pPr>
-    </w:p>
-    <w:p>
-      <w:pPr>
-        <w:rPr>
-          <w:rFonts w:ascii="Futura" w:hAnsi="Futura"/>
-          <w:b/>
-          <w:bCs/>
-        </w:rPr>
-      </w:pPr>
-    </w:p>
-    <w:p>
-      <w:pPr>
-        <w:rPr>
-          <w:rFonts w:ascii="Futura" w:hAnsi="Futura"/>
-          <w:b/>
-          <w:bCs/>
-        </w:rPr>
-      </w:pPr>
-    </w:p>
-    <w:p>
-      <w:pPr>
-        <w:rPr>
-          <w:rFonts w:ascii="Futura" w:hAnsi="Futura"/>
-          <w:b/>
-          <w:bCs/>
-        </w:rPr>
-      </w:pPr>
-    </w:p>
-    <w:p>
-      <w:pPr>
-        <w:rPr>
-          <w:rFonts w:ascii="Futura" w:hAnsi="Futura"/>
-          <w:b/>
-          <w:bCs/>
-        </w:rPr>
-      </w:pPr>
-    </w:p>
-    <w:p>
-      <w:pPr>
-        <w:rPr>
-          <w:rFonts w:ascii="Futura" w:hAnsi="Futura"/>
-          <w:b/>
-          <w:bCs/>
-        </w:rPr>
-      </w:pPr>
-    </w:p>
-    <w:p>
-      <w:pPr>
-        <w:rPr>
-          <w:rFonts w:ascii="Futura" w:hAnsi="Futura"/>
-          <w:b/>
-          <w:bCs/>
-        </w:rPr>
-      </w:pPr>
-    </w:p>
-    <w:p>
-      <w:pPr>
-        <w:rPr>
-          <w:rFonts w:ascii="Futura" w:hAnsi="Futura"/>
-          <w:b/>
-          <w:bCs/>
-        </w:rPr>
-      </w:pPr>
-    </w:p>
-    <w:p>
-      <w:pPr>
-        <w:rPr>
-          <w:rFonts w:ascii="Futura" w:hAnsi="Futura"/>
-          <w:b/>
-          <w:bCs/>
-        </w:rPr>
-      </w:pPr>
-    </w:p>
-    <w:p>
-      <w:pPr>
-        <w:rPr>
-          <w:rFonts w:ascii="Futura" w:hAnsi="Futura"/>
-          <w:b/>
-          <w:bCs/>
-        </w:rPr>
-      </w:pPr>
-    </w:p>
-    <w:p>
-      <w:pPr>
-        <w:rPr>
-          <w:rFonts w:ascii="Futura" w:hAnsi="Futura"/>
-          <w:b/>
-          <w:bCs/>
-        </w:rPr>
-      </w:pPr>
-    </w:p>
-    <w:p>
-      <w:pPr>
-        <w:rPr>
-          <w:rFonts w:ascii="Futura" w:hAnsi="Futura"/>
-          <w:b/>
-          <w:bCs/>
-        </w:rPr>
-      </w:pPr>
-    </w:p>
-    <w:p>
-      <w:pPr>
-        <w:rPr>
-          <w:rFonts w:ascii="Futura" w:hAnsi="Futura"/>
-          <w:b/>
-          <w:bCs/>
+          <w:rFonts w:ascii="Futura Std Book" w:hAnsi="Futura Std Book"/>
+        </w:rPr>
+      </w:pPr>
+    </w:p>
+    <w:p>
+      <w:pPr>
+        <w:rPr>
+          <w:rFonts w:ascii="Futura Std Book" w:hAnsi="Futura Std Book"/>
+        </w:rPr>
+      </w:pPr>
+    </w:p>
+    <w:p>
+      <w:pPr>
+        <w:rPr>
+          <w:rFonts w:ascii="Futura Std Book" w:hAnsi="Futura Std Book"/>
+        </w:rPr>
+      </w:pPr>
+    </w:p>
+    <w:p>
+      <w:pPr>
+        <w:rPr>
+          <w:rFonts w:ascii="Futura Std Book" w:hAnsi="Futura Std Book"/>
+        </w:rPr>
+      </w:pPr>
+    </w:p>
+    <w:p>
+      <w:pPr>
+        <w:rPr>
+          <w:rFonts w:ascii="Futura Std Book" w:hAnsi="Futura Std Book"/>
+        </w:rPr>
+      </w:pPr>
+    </w:p>
+    <w:p>
+      <w:pPr>
+        <w:rPr>
+          <w:rFonts w:ascii="Futura Std Book" w:hAnsi="Futura Std Book"/>
+        </w:rPr>
+      </w:pPr>
+    </w:p>
+    <w:p>
+      <w:pPr>
+        <w:rPr>
+          <w:rFonts w:ascii="Futura Std Book" w:hAnsi="Futura Std Book"/>
+        </w:rPr>
+      </w:pPr>
+    </w:p>
+    <w:p>
+      <w:pPr>
+        <w:rPr>
+          <w:rFonts w:ascii="Futura Std Book" w:hAnsi="Futura Std Book"/>
+        </w:rPr>
+      </w:pPr>
+    </w:p>
+    <w:p>
+      <w:pPr>
+        <w:rPr>
+          <w:rFonts w:ascii="Futura Std Book" w:hAnsi="Futura Std Book"/>
+        </w:rPr>
+      </w:pPr>
+    </w:p>
+    <w:p>
+      <w:pPr>
+        <w:rPr>
+          <w:rFonts w:ascii="Futura Std Book" w:hAnsi="Futura Std Book"/>
+        </w:rPr>
+      </w:pPr>
+    </w:p>
+    <w:p>
+      <w:pPr>
+        <w:rPr>
+          <w:rFonts w:ascii="Futura Std Book" w:hAnsi="Futura Std Book"/>
+        </w:rPr>
+      </w:pPr>
+    </w:p>
+    <w:p>
+      <w:pPr>
+        <w:rPr>
+          <w:rFonts w:ascii="Futura Std Book" w:hAnsi="Futura Std Book"/>
+        </w:rPr>
+      </w:pPr>
+    </w:p>
+    <w:p>
+      <w:pPr>
+        <w:rPr>
+          <w:rFonts w:ascii="Futura Std Book" w:hAnsi="Futura Std Book"/>
         </w:rPr>
       </w:pPr>
     </w:p>
@@ -243,44 +178,36 @@
       <w:pPr>
         <w:jc w:val="center"/>
         <w:rPr>
-          <w:rFonts w:ascii="Futura" w:hAnsi="Futura"/>
-        </w:rPr>
-      </w:pPr>
-      <w:r>
-        <w:rPr>
-          <w:rFonts w:ascii="Futura" w:hAnsi="Futura"/>
-          <w:b/>
-          <w:bCs/>
-        </w:rPr>
-        <w:t>Prepared By:</w:t>
-      </w:r>
-      <w:r>
-        <w:rPr>
-          <w:rFonts w:ascii="Futura" w:hAnsi="Futura"/>
-        </w:rPr>
-        <w:t xml:space="preserve"> </w:t>
-      </w:r>
-      <w:r>
-        <w:rPr>
-          <w:rFonts w:ascii="Futura" w:hAnsi="Futura"/>
+          <w:rFonts w:ascii="Futura Std Book" w:hAnsi="Futura Std Book"/>
+        </w:rPr>
+      </w:pPr>
+      <w:r>
+        <w:rPr>
+          <w:rFonts w:ascii="Futura Std Book" w:hAnsi="Futura Std Book"/>
+        </w:rPr>
+        <w:t xml:space="preserve">Prepared By: </w:t>
+      </w:r>
+      <w:r>
+        <w:rPr>
+          <w:rFonts w:ascii="Futura Std Book" w:hAnsi="Futura Std Book"/>
         </w:rPr>
         <w:br/>
       </w:r>
       <w:r>
         <w:rPr>
-          <w:rFonts w:ascii="Futura" w:hAnsi="Futura"/>
+          <w:rFonts w:ascii="Futura Std Book" w:hAnsi="Futura Std Book"/>
         </w:rPr>
         <w:t>Mariquit, Lance Joseph J.</w:t>
       </w:r>
       <w:r>
         <w:rPr>
-          <w:rFonts w:ascii="Futura" w:hAnsi="Futura"/>
+          <w:rFonts w:ascii="Futura Std Book" w:hAnsi="Futura Std Book"/>
         </w:rPr>
         <w:br/>
       </w:r>
       <w:r>
         <w:rPr>
-          <w:rFonts w:ascii="Futura" w:hAnsi="Futura"/>
+          <w:rFonts w:ascii="Futura Std Book" w:hAnsi="Futura Std Book"/>
         </w:rPr>
         <w:t>IT OJT STAFF</w:t>
       </w:r>
@@ -288,74 +215,62 @@
     <w:p>
       <w:pPr>
         <w:rPr>
-          <w:rFonts w:ascii="Futura" w:hAnsi="Futura"/>
-          <w:b/>
-          <w:bCs/>
-        </w:rPr>
-      </w:pPr>
-    </w:p>
-    <w:p>
-      <w:pPr>
-        <w:rPr>
-          <w:rFonts w:ascii="Futura" w:hAnsi="Futura"/>
-          <w:b/>
-          <w:bCs/>
-        </w:rPr>
-      </w:pPr>
-    </w:p>
-    <w:p>
-      <w:pPr>
-        <w:rPr>
-          <w:rFonts w:ascii="Futura" w:hAnsi="Futura"/>
-          <w:b/>
-          <w:bCs/>
-        </w:rPr>
-      </w:pPr>
-    </w:p>
-    <w:p>
-      <w:pPr>
-        <w:rPr>
-          <w:rFonts w:ascii="Futura" w:hAnsi="Futura"/>
-          <w:b/>
-          <w:bCs/>
-        </w:rPr>
-      </w:pPr>
-    </w:p>
-    <w:p>
-      <w:pPr>
-        <w:rPr>
-          <w:rFonts w:ascii="Futura" w:hAnsi="Futura"/>
-          <w:b/>
-          <w:bCs/>
-        </w:rPr>
-      </w:pPr>
-    </w:p>
-    <w:p>
-      <w:pPr>
-        <w:jc w:val="both"/>
-        <w:rPr>
-          <w:rFonts w:ascii="Futura" w:hAnsi="Futura"/>
-        </w:rPr>
-      </w:pPr>
-    </w:p>
-    <w:p>
-      <w:pPr>
-        <w:jc w:val="both"/>
-        <w:rPr>
-          <w:rFonts w:ascii="Futura" w:hAnsi="Futura"/>
-          <w:b/>
-          <w:bCs/>
+          <w:rFonts w:ascii="Futura Std Book" w:hAnsi="Futura Std Book"/>
+        </w:rPr>
+      </w:pPr>
+    </w:p>
+    <w:p>
+      <w:pPr>
+        <w:rPr>
+          <w:rFonts w:ascii="Futura Std Book" w:hAnsi="Futura Std Book"/>
+        </w:rPr>
+      </w:pPr>
+    </w:p>
+    <w:p>
+      <w:pPr>
+        <w:rPr>
+          <w:rFonts w:ascii="Futura Std Book" w:hAnsi="Futura Std Book"/>
+        </w:rPr>
+      </w:pPr>
+    </w:p>
+    <w:p>
+      <w:pPr>
+        <w:rPr>
+          <w:rFonts w:ascii="Futura Std Book" w:hAnsi="Futura Std Book"/>
+        </w:rPr>
+      </w:pPr>
+    </w:p>
+    <w:p>
+      <w:pPr>
+        <w:rPr>
+          <w:rFonts w:ascii="Futura Std Book" w:hAnsi="Futura Std Book"/>
+        </w:rPr>
+      </w:pPr>
+    </w:p>
+    <w:p>
+      <w:pPr>
+        <w:jc w:val="both"/>
+        <w:rPr>
+          <w:rFonts w:ascii="Futura Std Book" w:hAnsi="Futura Std Book"/>
+        </w:rPr>
+      </w:pPr>
+    </w:p>
+    <w:p>
+      <w:pPr>
+        <w:jc w:val="both"/>
+        <w:rPr>
+          <w:rFonts w:ascii="Futura Std Book" w:hAnsi="Futura Std Book"/>
           <w:sz w:val="32"/>
           <w:szCs w:val="32"/>
         </w:rPr>
       </w:pPr>
       <w:r>
         <w:rPr>
-          <w:rFonts w:ascii="Futura" w:hAnsi="Futura"/>
+          <w:rFonts w:ascii="Futura Std Book" w:hAnsi="Futura Std Book"/>
         </w:rPr>
         <w:lastRenderedPageBreak/>
         <w:pict w14:anchorId="1B9A71AD">
-          <v:rect id="_x0000_i1025" style="width:0;height:1.5pt" o:hralign="center" o:hrstd="t" o:hr="t" fillcolor="#a0a0a0" stroked="f"/>
+          <v:rect id="_x0000_i1097" style="width:0;height:1.5pt" o:hralign="center" o:hrstd="t" o:hr="t" fillcolor="#a0a0a0" stroked="f"/>
         </w:pict>
       </w:r>
     </w:p>
@@ -363,18 +278,14 @@
       <w:pPr>
         <w:jc w:val="both"/>
         <w:rPr>
-          <w:rFonts w:ascii="Futura" w:hAnsi="Futura"/>
-          <w:b/>
-          <w:bCs/>
+          <w:rFonts w:ascii="Futura Std Book" w:hAnsi="Futura Std Book"/>
           <w:sz w:val="32"/>
           <w:szCs w:val="32"/>
         </w:rPr>
       </w:pPr>
       <w:r>
         <w:rPr>
-          <w:rFonts w:ascii="Futura" w:hAnsi="Futura"/>
-          <w:b/>
-          <w:bCs/>
+          <w:rFonts w:ascii="Futura Std Book" w:hAnsi="Futura Std Book"/>
           <w:sz w:val="32"/>
           <w:szCs w:val="32"/>
         </w:rPr>
@@ -385,32 +296,24 @@
       <w:pPr>
         <w:jc w:val="both"/>
         <w:rPr>
-          <w:rFonts w:ascii="Futura" w:hAnsi="Futura"/>
-        </w:rPr>
-      </w:pPr>
-      <w:r>
-        <w:rPr>
-          <w:rFonts w:ascii="Futura" w:hAnsi="Futura"/>
-          <w:b/>
-          <w:bCs/>
-        </w:rPr>
-        <w:t>HEPC-NetPulse</w:t>
-      </w:r>
-      <w:r>
-        <w:rPr>
-          <w:rFonts w:ascii="Futura" w:hAnsi="Futura"/>
-        </w:rPr>
-        <w:t xml:space="preserve"> is a dedicated network monitoring </w:t>
-      </w:r>
-      <w:r>
-        <w:rPr>
-          <w:rFonts w:ascii="Futura" w:hAnsi="Futura"/>
+          <w:rFonts w:ascii="Futura Std Book" w:hAnsi="Futura Std Book"/>
+        </w:rPr>
+      </w:pPr>
+      <w:r>
+        <w:rPr>
+          <w:rFonts w:ascii="Futura Std Book" w:hAnsi="Futura Std Book"/>
+        </w:rPr>
+        <w:t xml:space="preserve">HEPC-NetPulse is a dedicated network monitoring </w:t>
+      </w:r>
+      <w:r>
+        <w:rPr>
+          <w:rFonts w:ascii="Futura Std Book" w:hAnsi="Futura Std Book"/>
         </w:rPr>
         <w:t>system</w:t>
       </w:r>
       <w:r>
         <w:rPr>
-          <w:rFonts w:ascii="Futura" w:hAnsi="Futura"/>
+          <w:rFonts w:ascii="Futura Std Book" w:hAnsi="Futura Std Book"/>
         </w:rPr>
         <w:t xml:space="preserve"> for Hayakawa Electronics (PHILS.) Corp. It provides real-time visibility into tracking latency (ms) and connectivity status for servers, switches, biometrics, and workstations.</w:t>
       </w:r>
@@ -419,15 +322,15 @@
       <w:pPr>
         <w:jc w:val="both"/>
         <w:rPr>
-          <w:rFonts w:ascii="Futura" w:hAnsi="Futura"/>
-        </w:rPr>
-      </w:pPr>
-      <w:r>
-        <w:rPr>
-          <w:rFonts w:ascii="Futura" w:hAnsi="Futura"/>
+          <w:rFonts w:ascii="Futura Std Book" w:hAnsi="Futura Std Book"/>
+        </w:rPr>
+      </w:pPr>
+      <w:r>
+        <w:rPr>
+          <w:rFonts w:ascii="Futura Std Book" w:hAnsi="Futura Std Book"/>
         </w:rPr>
         <w:pict w14:anchorId="7BCDE0EC">
-          <v:rect id="_x0000_i1026" style="width:0;height:1.5pt" o:hralign="center" o:hrstd="t" o:hr="t" fillcolor="#a0a0a0" stroked="f"/>
+          <v:rect id="_x0000_i1098" style="width:0;height:1.5pt" o:hralign="center" o:hrstd="t" o:hr="t" fillcolor="#a0a0a0" stroked="f"/>
         </w:pict>
       </w:r>
     </w:p>
@@ -435,18 +338,14 @@
       <w:pPr>
         <w:jc w:val="both"/>
         <w:rPr>
-          <w:rFonts w:ascii="Futura" w:hAnsi="Futura"/>
-          <w:b/>
-          <w:bCs/>
+          <w:rFonts w:ascii="Futura Std Book" w:hAnsi="Futura Std Book"/>
           <w:sz w:val="32"/>
           <w:szCs w:val="40"/>
         </w:rPr>
       </w:pPr>
       <w:r>
         <w:rPr>
-          <w:rFonts w:ascii="Futura" w:hAnsi="Futura"/>
-          <w:b/>
-          <w:bCs/>
+          <w:rFonts w:ascii="Futura Std Book" w:hAnsi="Futura Std Book"/>
           <w:sz w:val="32"/>
           <w:szCs w:val="40"/>
         </w:rPr>
@@ -457,12 +356,12 @@
       <w:pPr>
         <w:jc w:val="both"/>
         <w:rPr>
-          <w:rFonts w:ascii="Futura" w:hAnsi="Futura"/>
-        </w:rPr>
-      </w:pPr>
-      <w:r>
-        <w:rPr>
-          <w:rFonts w:ascii="Futura" w:hAnsi="Futura"/>
+          <w:rFonts w:ascii="Futura Std Book" w:hAnsi="Futura Std Book"/>
+        </w:rPr>
+      </w:pPr>
+      <w:r>
+        <w:rPr>
+          <w:rFonts w:ascii="Futura Std Book" w:hAnsi="Futura Std Book"/>
         </w:rPr>
         <w:t>The system is designed for a "Plug-and-Play" deployment. You do not need to manually create a database or import .sql files.</w:t>
       </w:r>
@@ -471,16 +370,12 @@
       <w:pPr>
         <w:jc w:val="both"/>
         <w:rPr>
-          <w:rFonts w:ascii="Futura" w:hAnsi="Futura"/>
-          <w:b/>
-          <w:bCs/>
-        </w:rPr>
-      </w:pPr>
-      <w:r>
-        <w:rPr>
-          <w:rFonts w:ascii="Futura" w:hAnsi="Futura"/>
-          <w:b/>
-          <w:bCs/>
+          <w:rFonts w:ascii="Futura Std Book" w:hAnsi="Futura Std Book"/>
+        </w:rPr>
+      </w:pPr>
+      <w:r>
+        <w:rPr>
+          <w:rFonts w:ascii="Futura Std Book" w:hAnsi="Futura Std Book"/>
         </w:rPr>
         <w:t>Deployment Steps:</w:t>
       </w:r>
@@ -493,36 +388,14 @@
         </w:numPr>
         <w:jc w:val="both"/>
         <w:rPr>
-          <w:rFonts w:ascii="Futura" w:hAnsi="Futura"/>
-        </w:rPr>
-      </w:pPr>
-      <w:r>
-        <w:rPr>
-          <w:rFonts w:ascii="Futura" w:hAnsi="Futura"/>
-          <w:b/>
-          <w:bCs/>
-        </w:rPr>
-        <w:t>Server Requirements:</w:t>
-      </w:r>
-      <w:r>
-        <w:rPr>
-          <w:rFonts w:ascii="Futura" w:hAnsi="Futura"/>
-        </w:rPr>
-        <w:t xml:space="preserve"> Ensure the target server has </w:t>
-      </w:r>
-      <w:r>
-        <w:rPr>
-          <w:rFonts w:ascii="Futura" w:hAnsi="Futura"/>
-          <w:b/>
-          <w:bCs/>
-        </w:rPr>
-        <w:t>XAMPP</w:t>
-      </w:r>
-      <w:r>
-        <w:rPr>
-          <w:rFonts w:ascii="Futura" w:hAnsi="Futura"/>
-        </w:rPr>
-        <w:t xml:space="preserve"> (or an Apache/MySQL stack) installed.</w:t>
+          <w:rFonts w:ascii="Futura Std Book" w:hAnsi="Futura Std Book"/>
+        </w:rPr>
+      </w:pPr>
+      <w:r>
+        <w:rPr>
+          <w:rFonts w:ascii="Futura Std Book" w:hAnsi="Futura Std Book"/>
+        </w:rPr>
+        <w:t>Server Requirements: Ensure the target server has XAMPP (or an Apache/MySQL stack) installed.</w:t>
       </w:r>
     </w:p>
     <w:p>
@@ -533,32 +406,24 @@
         </w:numPr>
         <w:jc w:val="both"/>
         <w:rPr>
-          <w:rFonts w:ascii="Futura" w:hAnsi="Futura"/>
-        </w:rPr>
-      </w:pPr>
-      <w:r>
-        <w:rPr>
-          <w:rFonts w:ascii="Futura" w:hAnsi="Futura"/>
-          <w:b/>
-          <w:bCs/>
-        </w:rPr>
-        <w:t>File Placement:</w:t>
-      </w:r>
-      <w:r>
-        <w:rPr>
-          <w:rFonts w:ascii="Futura" w:hAnsi="Futura"/>
-        </w:rPr>
-        <w:t xml:space="preserve"> Copy the </w:t>
-      </w:r>
-      <w:r>
-        <w:rPr>
-          <w:rFonts w:ascii="Futura" w:hAnsi="Futura"/>
+          <w:rFonts w:ascii="Futura Std Book" w:hAnsi="Futura Std Book"/>
+        </w:rPr>
+      </w:pPr>
+      <w:r>
+        <w:rPr>
+          <w:rFonts w:ascii="Futura Std Book" w:hAnsi="Futura Std Book"/>
+        </w:rPr>
+        <w:t xml:space="preserve">File Placement: Copy the </w:t>
+      </w:r>
+      <w:r>
+        <w:rPr>
+          <w:rFonts w:ascii="Futura Std Book" w:hAnsi="Futura Std Book"/>
         </w:rPr>
         <w:t>project</w:t>
       </w:r>
       <w:r>
         <w:rPr>
-          <w:rFonts w:ascii="Futura" w:hAnsi="Futura"/>
+          <w:rFonts w:ascii="Futura Std Book" w:hAnsi="Futura Std Book"/>
         </w:rPr>
         <w:t xml:space="preserve"> folder into the htdocs directory of your XAMPP installation.</w:t>
       </w:r>
@@ -571,99 +436,83 @@
         </w:numPr>
         <w:jc w:val="both"/>
         <w:rPr>
-          <w:rFonts w:ascii="Futura" w:hAnsi="Futura"/>
-        </w:rPr>
-      </w:pPr>
-      <w:r>
-        <w:rPr>
-          <w:rFonts w:ascii="Futura" w:hAnsi="Futura"/>
-          <w:b/>
-          <w:bCs/>
-        </w:rPr>
-        <w:t>Automatic Database Setup:</w:t>
-      </w:r>
-      <w:r>
-        <w:rPr>
-          <w:rFonts w:ascii="Futura" w:hAnsi="Futura"/>
+          <w:rFonts w:ascii="Futura Std Book" w:hAnsi="Futura Std Book"/>
+        </w:rPr>
+      </w:pPr>
+      <w:r>
+        <w:rPr>
+          <w:rFonts w:ascii="Futura Std Book" w:hAnsi="Futura Std Book"/>
+        </w:rPr>
+        <w:t xml:space="preserve">Automatic Database Setup: </w:t>
+      </w:r>
+    </w:p>
+    <w:p>
+      <w:pPr>
+        <w:ind w:left="720"/>
+        <w:jc w:val="both"/>
+        <w:rPr>
+          <w:rFonts w:ascii="Futura Std Book" w:hAnsi="Futura Std Book"/>
+        </w:rPr>
+      </w:pPr>
+      <w:r>
+        <w:rPr>
+          <w:rFonts w:ascii="Futura Std Book" w:hAnsi="Futura Std Book"/>
+        </w:rPr>
+        <w:t xml:space="preserve">* Open your browser and navigate to the </w:t>
+      </w:r>
+      <w:r>
+        <w:rPr>
+          <w:rFonts w:ascii="Futura Std Book" w:hAnsi="Futura Std Book"/>
+        </w:rPr>
+        <w:t>system url</w:t>
+      </w:r>
+      <w:r>
+        <w:rPr>
+          <w:rFonts w:ascii="Futura Std Book" w:hAnsi="Futura Std Book"/>
+        </w:rPr>
+        <w:t xml:space="preserve"> (e.g., </w:t>
+      </w:r>
+      <w:r>
+        <w:rPr>
+          <w:rFonts w:ascii="Futura Std Book" w:hAnsi="Futura Std Book"/>
+          <w:i/>
+          <w:iCs/>
+        </w:rPr>
+        <w:t>localhost</w:t>
+      </w:r>
+      <w:r>
+        <w:rPr>
+          <w:rFonts w:ascii="Futura Std Book" w:hAnsi="Futura Std Book"/>
+          <w:i/>
+          <w:iCs/>
+        </w:rPr>
+        <w:t>/net_pulse</w:t>
+      </w:r>
+      <w:r>
+        <w:rPr>
+          <w:rFonts w:ascii="Futura Std Book" w:hAnsi="Futura Std Book"/>
+          <w:i/>
+          <w:iCs/>
+        </w:rPr>
+        <w:t>/ logIn.php</w:t>
+      </w:r>
+      <w:r>
+        <w:rPr>
+          <w:rFonts w:ascii="Futura Std Book" w:hAnsi="Futura Std Book"/>
+          <w:i/>
+          <w:iCs/>
         </w:rPr>
         <w:t xml:space="preserve"> </w:t>
       </w:r>
-    </w:p>
-    <w:p>
-      <w:pPr>
-        <w:ind w:left="720"/>
-        <w:jc w:val="both"/>
-        <w:rPr>
-          <w:rFonts w:ascii="Futura" w:hAnsi="Futura"/>
-        </w:rPr>
-      </w:pPr>
-      <w:r>
-        <w:rPr>
-          <w:rFonts w:ascii="Futura" w:hAnsi="Futura"/>
-        </w:rPr>
-        <w:t xml:space="preserve">* Open your browser and navigate to the </w:t>
-      </w:r>
-      <w:r>
-        <w:rPr>
-          <w:rFonts w:ascii="Futura" w:hAnsi="Futura"/>
-        </w:rPr>
-        <w:t>system url</w:t>
-      </w:r>
-      <w:r>
-        <w:rPr>
-          <w:rFonts w:ascii="Futura" w:hAnsi="Futura"/>
-        </w:rPr>
-        <w:t xml:space="preserve"> (e.g., </w:t>
-      </w:r>
-      <w:r>
-        <w:rPr>
-          <w:rFonts w:ascii="Futura" w:hAnsi="Futura"/>
-          <w:b/>
-          <w:bCs/>
-          <w:i/>
-          <w:iCs/>
-        </w:rPr>
-        <w:t>localhost</w:t>
-      </w:r>
-      <w:r>
-        <w:rPr>
-          <w:rFonts w:ascii="Futura" w:hAnsi="Futura"/>
-          <w:b/>
-          <w:bCs/>
-          <w:i/>
-          <w:iCs/>
-        </w:rPr>
-        <w:t>/net_pulse</w:t>
-      </w:r>
-      <w:r>
-        <w:rPr>
-          <w:rFonts w:ascii="Futura" w:hAnsi="Futura"/>
-          <w:b/>
-          <w:bCs/>
-          <w:i/>
-          <w:iCs/>
-        </w:rPr>
-        <w:t>/ logIn.php</w:t>
-      </w:r>
-      <w:r>
-        <w:rPr>
-          <w:rFonts w:ascii="Futura" w:hAnsi="Futura"/>
-          <w:i/>
-          <w:iCs/>
-        </w:rPr>
-        <w:t xml:space="preserve"> </w:t>
-      </w:r>
-      <w:r>
-        <w:rPr>
-          <w:rFonts w:ascii="Futura" w:hAnsi="Futura"/>
+      <w:r>
+        <w:rPr>
+          <w:rFonts w:ascii="Futura Std Book" w:hAnsi="Futura Std Book"/>
         </w:rPr>
         <w:t xml:space="preserve">or </w:t>
       </w:r>
       <w:r>
         <w:rPr>
-          <w:rFonts w:ascii="Futura" w:hAnsi="Futura"/>
-          <w:b/>
-          <w:bCs/>
+          <w:rFonts w:ascii="Futura Std Book" w:hAnsi="Futura Std Book"/>
           <w:i/>
           <w:iCs/>
         </w:rPr>
@@ -671,9 +520,7 @@
       </w:r>
       <w:r>
         <w:rPr>
-          <w:rFonts w:ascii="Futura" w:hAnsi="Futura"/>
-          <w:b/>
-          <w:bCs/>
+          <w:rFonts w:ascii="Futura Std Book" w:hAnsi="Futura Std Book"/>
           <w:i/>
           <w:iCs/>
         </w:rPr>
@@ -681,9 +528,7 @@
       </w:r>
       <w:r>
         <w:rPr>
-          <w:rFonts w:ascii="Futura" w:hAnsi="Futura"/>
-          <w:b/>
-          <w:bCs/>
+          <w:rFonts w:ascii="Futura Std Book" w:hAnsi="Futura Std Book"/>
           <w:i/>
           <w:iCs/>
         </w:rPr>
@@ -691,9 +536,7 @@
       </w:r>
       <w:r>
         <w:rPr>
-          <w:rFonts w:ascii="Futura" w:hAnsi="Futura"/>
-          <w:b/>
-          <w:bCs/>
+          <w:rFonts w:ascii="Futura Std Book" w:hAnsi="Futura Std Book"/>
         </w:rPr>
         <w:t>).</w:t>
       </w:r>
@@ -706,12 +549,12 @@
         </w:numPr>
         <w:jc w:val="both"/>
         <w:rPr>
-          <w:rFonts w:ascii="Futura" w:hAnsi="Futura"/>
-        </w:rPr>
-      </w:pPr>
-      <w:r>
-        <w:rPr>
-          <w:rFonts w:ascii="Futura" w:hAnsi="Futura"/>
+          <w:rFonts w:ascii="Futura Std Book" w:hAnsi="Futura Std Book"/>
+        </w:rPr>
+      </w:pPr>
+      <w:r>
+        <w:rPr>
+          <w:rFonts w:ascii="Futura Std Book" w:hAnsi="Futura Std Book"/>
         </w:rPr>
         <w:t>The system will automatically detect if the net_pulse database exists.</w:t>
       </w:r>
@@ -724,22 +567,14 @@
         </w:numPr>
         <w:jc w:val="both"/>
         <w:rPr>
-          <w:rFonts w:ascii="Futura" w:hAnsi="Futura"/>
-        </w:rPr>
-      </w:pPr>
-      <w:r>
-        <w:rPr>
-          <w:rFonts w:ascii="Futura" w:hAnsi="Futura"/>
-          <w:b/>
-          <w:bCs/>
-        </w:rPr>
-        <w:t>If not found:</w:t>
-      </w:r>
-      <w:r>
-        <w:rPr>
-          <w:rFonts w:ascii="Futura" w:hAnsi="Futura"/>
-        </w:rPr>
-        <w:t xml:space="preserve"> It will instantly create the database, the users table, and the default admin account.</w:t>
+          <w:rFonts w:ascii="Futura Std Book" w:hAnsi="Futura Std Book"/>
+        </w:rPr>
+      </w:pPr>
+      <w:r>
+        <w:rPr>
+          <w:rFonts w:ascii="Futura Std Book" w:hAnsi="Futura Std Book"/>
+        </w:rPr>
+        <w:t>If not found: It will instantly create the database, the users table, and the default admin account.</w:t>
       </w:r>
     </w:p>
     <w:p>
@@ -750,28 +585,18 @@
         </w:numPr>
         <w:jc w:val="both"/>
         <w:rPr>
-          <w:rFonts w:ascii="Futura" w:hAnsi="Futura"/>
-        </w:rPr>
-      </w:pPr>
-      <w:r>
-        <w:rPr>
-          <w:rFonts w:ascii="Futura" w:hAnsi="Futura"/>
-          <w:b/>
-          <w:bCs/>
-        </w:rPr>
-        <w:t>Configuration:</w:t>
-      </w:r>
-      <w:r>
-        <w:rPr>
-          <w:rFonts w:ascii="Futura" w:hAnsi="Futura"/>
-        </w:rPr>
-        <w:t xml:space="preserve"> If your MySQL root user has a password, update the $pass variable in </w:t>
-      </w:r>
-      <w:r>
-        <w:rPr>
-          <w:rFonts w:ascii="Futura" w:hAnsi="Futura"/>
-          <w:b/>
-          <w:bCs/>
+          <w:rFonts w:ascii="Futura Std Book" w:hAnsi="Futura Std Book"/>
+        </w:rPr>
+      </w:pPr>
+      <w:r>
+        <w:rPr>
+          <w:rFonts w:ascii="Futura Std Book" w:hAnsi="Futura Std Book"/>
+        </w:rPr>
+        <w:t xml:space="preserve">Configuration: If your MySQL root user has a password, update the $pass variable in </w:t>
+      </w:r>
+      <w:r>
+        <w:rPr>
+          <w:rFonts w:ascii="Futura Std Book" w:hAnsi="Futura Std Book"/>
           <w:i/>
           <w:iCs/>
         </w:rPr>
@@ -779,7 +604,7 @@
       </w:r>
       <w:r>
         <w:rPr>
-          <w:rFonts w:ascii="Futura" w:hAnsi="Futura"/>
+          <w:rFonts w:ascii="Futura Std Book" w:hAnsi="Futura Std Book"/>
         </w:rPr>
         <w:t xml:space="preserve"> before the first run.</w:t>
       </w:r>
@@ -788,17 +613,15 @@
       <w:pPr>
         <w:jc w:val="both"/>
         <w:rPr>
-          <w:rFonts w:ascii="Futura" w:hAnsi="Futura"/>
-          <w:b/>
-          <w:bCs/>
-        </w:rPr>
-      </w:pPr>
-      <w:r>
-        <w:rPr>
-          <w:rFonts w:ascii="Futura" w:hAnsi="Futura"/>
+          <w:rFonts w:ascii="Futura Std Book" w:hAnsi="Futura Std Book"/>
+        </w:rPr>
+      </w:pPr>
+      <w:r>
+        <w:rPr>
+          <w:rFonts w:ascii="Futura Std Book" w:hAnsi="Futura Std Book"/>
         </w:rPr>
         <w:pict w14:anchorId="243AA536">
-          <v:rect id="_x0000_i1028" style="width:0;height:1.5pt" o:hralign="center" o:hrstd="t" o:hr="t" fillcolor="#a0a0a0" stroked="f"/>
+          <v:rect id="_x0000_i1099" style="width:0;height:1.5pt" o:hralign="center" o:hrstd="t" o:hr="t" fillcolor="#a0a0a0" stroked="f"/>
         </w:pict>
       </w:r>
     </w:p>
@@ -806,21 +629,108 @@
       <w:pPr>
         <w:jc w:val="both"/>
         <w:rPr>
-          <w:rFonts w:ascii="Futura" w:hAnsi="Futura"/>
-          <w:b/>
-          <w:bCs/>
+          <w:rFonts w:ascii="Futura Std Book" w:hAnsi="Futura Std Book"/>
+        </w:rPr>
+      </w:pPr>
+    </w:p>
+    <w:p>
+      <w:pPr>
+        <w:jc w:val="both"/>
+        <w:rPr>
+          <w:rFonts w:ascii="Futura Std Book" w:hAnsi="Futura Std Book"/>
+        </w:rPr>
+      </w:pPr>
+    </w:p>
+    <w:p>
+      <w:pPr>
+        <w:jc w:val="both"/>
+        <w:rPr>
+          <w:rFonts w:ascii="Futura Std Book" w:hAnsi="Futura Std Book"/>
+        </w:rPr>
+      </w:pPr>
+    </w:p>
+    <w:p>
+      <w:pPr>
+        <w:jc w:val="both"/>
+        <w:rPr>
+          <w:rFonts w:ascii="Futura Std Book" w:hAnsi="Futura Std Book"/>
+        </w:rPr>
+      </w:pPr>
+    </w:p>
+    <w:p>
+      <w:pPr>
+        <w:jc w:val="both"/>
+        <w:rPr>
+          <w:rFonts w:ascii="Futura Std Book" w:hAnsi="Futura Std Book"/>
+        </w:rPr>
+      </w:pPr>
+    </w:p>
+    <w:p>
+      <w:pPr>
+        <w:jc w:val="both"/>
+        <w:rPr>
+          <w:rFonts w:ascii="Futura Std Book" w:hAnsi="Futura Std Book"/>
+        </w:rPr>
+      </w:pPr>
+    </w:p>
+    <w:p>
+      <w:pPr>
+        <w:jc w:val="both"/>
+        <w:rPr>
+          <w:rFonts w:ascii="Futura Std Book" w:hAnsi="Futura Std Book"/>
+        </w:rPr>
+      </w:pPr>
+    </w:p>
+    <w:p>
+      <w:pPr>
+        <w:jc w:val="both"/>
+        <w:rPr>
+          <w:rFonts w:ascii="Futura Std Book" w:hAnsi="Futura Std Book"/>
+        </w:rPr>
+      </w:pPr>
+    </w:p>
+    <w:p>
+      <w:pPr>
+        <w:jc w:val="both"/>
+        <w:rPr>
+          <w:rFonts w:ascii="Futura Std Book" w:hAnsi="Futura Std Book"/>
+        </w:rPr>
+      </w:pPr>
+    </w:p>
+    <w:p>
+      <w:pPr>
+        <w:jc w:val="both"/>
+        <w:rPr>
+          <w:rFonts w:ascii="Futura Std Book" w:hAnsi="Futura Std Book"/>
           <w:sz w:val="32"/>
           <w:szCs w:val="40"/>
         </w:rPr>
       </w:pPr>
       <w:r>
         <w:rPr>
-          <w:rFonts w:ascii="Futura" w:hAnsi="Futura"/>
-          <w:b/>
-          <w:bCs/>
+          <w:rFonts w:ascii="Futura Std Book" w:hAnsi="Futura Std Book"/>
+        </w:rPr>
+        <w:lastRenderedPageBreak/>
+        <w:pict w14:anchorId="28737775">
+          <v:rect id="_x0000_i1100" style="width:0;height:1.5pt" o:hralign="center" o:hrstd="t" o:hr="t" fillcolor="#a0a0a0" stroked="f"/>
+        </w:pict>
+      </w:r>
+    </w:p>
+    <w:p>
+      <w:pPr>
+        <w:jc w:val="both"/>
+        <w:rPr>
+          <w:rFonts w:ascii="Futura Std Book" w:hAnsi="Futura Std Book"/>
           <w:sz w:val="32"/>
           <w:szCs w:val="40"/>
         </w:rPr>
+      </w:pPr>
+      <w:r>
+        <w:rPr>
+          <w:rFonts w:ascii="Futura Std Book" w:hAnsi="Futura Std Book"/>
+          <w:sz w:val="32"/>
+          <w:szCs w:val="40"/>
+        </w:rPr>
         <w:t>Administrative Access</w:t>
       </w:r>
     </w:p>
@@ -828,12 +738,12 @@
       <w:pPr>
         <w:jc w:val="both"/>
         <w:rPr>
-          <w:rFonts w:ascii="Futura" w:hAnsi="Futura"/>
-        </w:rPr>
-      </w:pPr>
-      <w:r>
-        <w:rPr>
-          <w:rFonts w:ascii="Futura" w:hAnsi="Futura"/>
+          <w:rFonts w:ascii="Futura Std Book" w:hAnsi="Futura Std Book"/>
+        </w:rPr>
+      </w:pPr>
+      <w:r>
+        <w:rPr>
+          <w:rFonts w:ascii="Futura Std Book" w:hAnsi="Futura Std Book"/>
         </w:rPr>
         <w:t>Once the auto-initialization is complete, you can log in immediately.</w:t>
       </w:r>
@@ -842,14 +752,14 @@
       <w:pPr>
         <w:jc w:val="center"/>
         <w:rPr>
-          <w:rFonts w:ascii="Futura" w:hAnsi="Futura"/>
-          <w:i/>
-          <w:iCs/>
-        </w:rPr>
-      </w:pPr>
-      <w:r>
-        <w:rPr>
-          <w:rFonts w:ascii="Futura" w:hAnsi="Futura"/>
+          <w:rFonts w:ascii="Futura Std Book" w:hAnsi="Futura Std Book"/>
+          <w:i/>
+          <w:iCs/>
+        </w:rPr>
+      </w:pPr>
+      <w:r>
+        <w:rPr>
+          <w:rFonts w:ascii="Futura Std Book" w:hAnsi="Futura Std Book"/>
           <w:noProof/>
         </w:rPr>
         <w:drawing>
@@ -890,13 +800,13 @@
       </w:r>
       <w:r>
         <w:rPr>
-          <w:rFonts w:ascii="Futura" w:hAnsi="Futura"/>
+          <w:rFonts w:ascii="Futura Std Book" w:hAnsi="Futura Std Book"/>
         </w:rPr>
         <w:br/>
       </w:r>
       <w:r>
         <w:rPr>
-          <w:rFonts w:ascii="Futura" w:hAnsi="Futura"/>
+          <w:rFonts w:ascii="Futura Std Book" w:hAnsi="Futura Std Book"/>
           <w:i/>
           <w:iCs/>
           <w:sz w:val="20"/>
@@ -913,23 +823,14 @@
         </w:numPr>
         <w:jc w:val="both"/>
         <w:rPr>
-          <w:rFonts w:ascii="Futura" w:hAnsi="Futura"/>
-        </w:rPr>
-      </w:pPr>
-      <w:r>
-        <w:rPr>
-          <w:rFonts w:ascii="Futura" w:hAnsi="Futura"/>
-          <w:b/>
-          <w:bCs/>
-        </w:rPr>
-        <w:lastRenderedPageBreak/>
-        <w:t>Default Credentials:</w:t>
-      </w:r>
-      <w:r>
-        <w:rPr>
-          <w:rFonts w:ascii="Futura" w:hAnsi="Futura"/>
-        </w:rPr>
-        <w:t xml:space="preserve"> </w:t>
+          <w:rFonts w:ascii="Futura Std Book" w:hAnsi="Futura Std Book"/>
+        </w:rPr>
+      </w:pPr>
+      <w:r>
+        <w:rPr>
+          <w:rFonts w:ascii="Futura Std Book" w:hAnsi="Futura Std Book"/>
+        </w:rPr>
+        <w:t xml:space="preserve">Default Credentials: </w:t>
       </w:r>
     </w:p>
     <w:p>
@@ -937,28 +838,14 @@
         <w:ind w:left="720"/>
         <w:jc w:val="both"/>
         <w:rPr>
-          <w:rFonts w:ascii="Futura" w:hAnsi="Futura"/>
-        </w:rPr>
-      </w:pPr>
-      <w:r>
-        <w:rPr>
-          <w:rFonts w:ascii="Futura" w:hAnsi="Futura"/>
-        </w:rPr>
-        <w:t xml:space="preserve">* </w:t>
-      </w:r>
-      <w:r>
-        <w:rPr>
-          <w:rFonts w:ascii="Futura" w:hAnsi="Futura"/>
-          <w:b/>
-          <w:bCs/>
-        </w:rPr>
-        <w:t>Username:</w:t>
-      </w:r>
-      <w:r>
-        <w:rPr>
-          <w:rFonts w:ascii="Futura" w:hAnsi="Futura"/>
-        </w:rPr>
-        <w:t xml:space="preserve"> admin</w:t>
+          <w:rFonts w:ascii="Futura Std Book" w:hAnsi="Futura Std Book"/>
+        </w:rPr>
+      </w:pPr>
+      <w:r>
+        <w:rPr>
+          <w:rFonts w:ascii="Futura Std Book" w:hAnsi="Futura Std Book"/>
+        </w:rPr>
+        <w:t>* Username: admin</w:t>
       </w:r>
     </w:p>
     <w:p>
@@ -966,30 +853,14 @@
         <w:ind w:firstLine="720"/>
         <w:jc w:val="both"/>
         <w:rPr>
-          <w:rFonts w:ascii="Futura" w:hAnsi="Futura"/>
-        </w:rPr>
-      </w:pPr>
-      <w:r>
-        <w:rPr>
-          <w:rFonts w:ascii="Futura" w:hAnsi="Futura"/>
-          <w:b/>
-          <w:bCs/>
-        </w:rPr>
-        <w:t xml:space="preserve">* </w:t>
-      </w:r>
-      <w:r>
-        <w:rPr>
-          <w:rFonts w:ascii="Futura" w:hAnsi="Futura"/>
-          <w:b/>
-          <w:bCs/>
-        </w:rPr>
-        <w:t>Password:</w:t>
-      </w:r>
-      <w:r>
-        <w:rPr>
-          <w:rFonts w:ascii="Futura" w:hAnsi="Futura"/>
-        </w:rPr>
-        <w:t xml:space="preserve"> adminpassword</w:t>
+          <w:rFonts w:ascii="Futura Std Book" w:hAnsi="Futura Std Book"/>
+        </w:rPr>
+      </w:pPr>
+      <w:r>
+        <w:rPr>
+          <w:rFonts w:ascii="Futura Std Book" w:hAnsi="Futura Std Book"/>
+        </w:rPr>
+        <w:t>* Password: adminpassword</w:t>
       </w:r>
     </w:p>
     <w:p>
@@ -997,20 +868,20 @@
         <w:ind w:firstLine="720"/>
         <w:jc w:val="both"/>
         <w:rPr>
-          <w:rFonts w:ascii="Futura" w:hAnsi="Futura"/>
-        </w:rPr>
-      </w:pPr>
-    </w:p>
-    <w:p>
-      <w:pPr>
-        <w:jc w:val="both"/>
-        <w:rPr>
-          <w:rFonts w:ascii="Futura" w:hAnsi="Futura"/>
-        </w:rPr>
-      </w:pPr>
-      <w:r>
-        <w:rPr>
-          <w:rFonts w:ascii="Futura" w:hAnsi="Futura"/>
+          <w:rFonts w:ascii="Futura Std Book" w:hAnsi="Futura Std Book"/>
+        </w:rPr>
+      </w:pPr>
+    </w:p>
+    <w:p>
+      <w:pPr>
+        <w:jc w:val="both"/>
+        <w:rPr>
+          <w:rFonts w:ascii="Futura Std Book" w:hAnsi="Futura Std Book"/>
+        </w:rPr>
+      </w:pPr>
+      <w:r>
+        <w:rPr>
+          <w:rFonts w:ascii="Futura Std Book" w:hAnsi="Futura Std Book"/>
           <w:i/>
           <w:iCs/>
         </w:rPr>
@@ -1022,7 +893,7 @@
         <w:ind w:firstLine="720"/>
         <w:jc w:val="both"/>
         <w:rPr>
-          <w:rFonts w:ascii="Futura" w:hAnsi="Futura"/>
+          <w:rFonts w:ascii="Futura Std Book" w:hAnsi="Futura Std Book"/>
           <w:sz w:val="16"/>
           <w:szCs w:val="16"/>
         </w:rPr>
@@ -1032,16 +903,12 @@
       <w:pPr>
         <w:jc w:val="both"/>
         <w:rPr>
-          <w:rFonts w:ascii="Futura" w:hAnsi="Futura"/>
-          <w:b/>
-          <w:bCs/>
-        </w:rPr>
-      </w:pPr>
-      <w:r>
-        <w:rPr>
-          <w:rFonts w:ascii="Futura" w:hAnsi="Futura"/>
-          <w:b/>
-          <w:bCs/>
+          <w:rFonts w:ascii="Futura Std Book" w:hAnsi="Futura Std Book"/>
+        </w:rPr>
+      </w:pPr>
+      <w:r>
+        <w:rPr>
+          <w:rFonts w:ascii="Futura Std Book" w:hAnsi="Futura Std Book"/>
         </w:rPr>
         <w:t>Adding Additional Admins:</w:t>
       </w:r>
@@ -1050,12 +917,12 @@
       <w:pPr>
         <w:jc w:val="both"/>
         <w:rPr>
-          <w:rFonts w:ascii="Futura" w:hAnsi="Futura"/>
-        </w:rPr>
-      </w:pPr>
-      <w:r>
-        <w:rPr>
-          <w:rFonts w:ascii="Futura" w:hAnsi="Futura"/>
+          <w:rFonts w:ascii="Futura Std Book" w:hAnsi="Futura Std Book"/>
+        </w:rPr>
+      </w:pPr>
+      <w:r>
+        <w:rPr>
+          <w:rFonts w:ascii="Futura Std Book" w:hAnsi="Futura Std Book"/>
         </w:rPr>
         <w:t>To maintain security, the system does not have a public registration page. To add more IT staff:</w:t>
       </w:r>
@@ -1068,28 +935,14 @@
         </w:numPr>
         <w:jc w:val="both"/>
         <w:rPr>
-          <w:rFonts w:ascii="Futura" w:hAnsi="Futura"/>
-        </w:rPr>
-      </w:pPr>
-      <w:r>
-        <w:rPr>
-          <w:rFonts w:ascii="Futura" w:hAnsi="Futura"/>
-        </w:rPr>
-        <w:t xml:space="preserve">Open </w:t>
-      </w:r>
-      <w:r>
-        <w:rPr>
-          <w:rFonts w:ascii="Futura" w:hAnsi="Futura"/>
-          <w:b/>
-          <w:bCs/>
-        </w:rPr>
-        <w:t>phpMyAdmin</w:t>
-      </w:r>
-      <w:r>
-        <w:rPr>
-          <w:rFonts w:ascii="Futura" w:hAnsi="Futura"/>
-        </w:rPr>
-        <w:t>.</w:t>
+          <w:rFonts w:ascii="Futura Std Book" w:hAnsi="Futura Std Book"/>
+        </w:rPr>
+      </w:pPr>
+      <w:r>
+        <w:rPr>
+          <w:rFonts w:ascii="Futura Std Book" w:hAnsi="Futura Std Book"/>
+        </w:rPr>
+        <w:t>Open phpMyAdmin.</w:t>
       </w:r>
     </w:p>
     <w:p>
@@ -1100,12 +953,12 @@
         </w:numPr>
         <w:jc w:val="both"/>
         <w:rPr>
-          <w:rFonts w:ascii="Futura" w:hAnsi="Futura"/>
-        </w:rPr>
-      </w:pPr>
-      <w:r>
-        <w:rPr>
-          <w:rFonts w:ascii="Futura" w:hAnsi="Futura"/>
+          <w:rFonts w:ascii="Futura Std Book" w:hAnsi="Futura Std Book"/>
+        </w:rPr>
+      </w:pPr>
+      <w:r>
+        <w:rPr>
+          <w:rFonts w:ascii="Futura Std Book" w:hAnsi="Futura Std Book"/>
           <w:noProof/>
         </w:rPr>
         <mc:AlternateContent>
@@ -1223,7 +1076,7 @@
       </w:r>
       <w:r>
         <w:rPr>
-          <w:rFonts w:ascii="Futura" w:hAnsi="Futura"/>
+          <w:rFonts w:ascii="Futura Std Book" w:hAnsi="Futura Std Book"/>
         </w:rPr>
         <w:t>Go to the users table in the net_pulse database.</w:t>
       </w:r>
@@ -1232,12 +1085,12 @@
       <w:pPr>
         <w:jc w:val="both"/>
         <w:rPr>
-          <w:rFonts w:ascii="Futura" w:hAnsi="Futura"/>
-        </w:rPr>
-      </w:pPr>
-      <w:r>
-        <w:rPr>
-          <w:rFonts w:ascii="Futura" w:hAnsi="Futura"/>
+          <w:rFonts w:ascii="Futura Std Book" w:hAnsi="Futura Std Book"/>
+        </w:rPr>
+      </w:pPr>
+      <w:r>
+        <w:rPr>
+          <w:rFonts w:ascii="Futura Std Book" w:hAnsi="Futura Std Book"/>
           <w:noProof/>
         </w:rPr>
         <mc:AlternateContent>
@@ -1311,7 +1164,7 @@
       </w:r>
       <w:r>
         <w:rPr>
-          <w:rFonts w:ascii="Futura" w:hAnsi="Futura"/>
+          <w:rFonts w:ascii="Futura Std Book" w:hAnsi="Futura Std Book"/>
           <w:noProof/>
         </w:rPr>
         <w:drawing>
@@ -1355,12 +1208,12 @@
       <w:pPr>
         <w:jc w:val="both"/>
         <w:rPr>
-          <w:rFonts w:ascii="Futura" w:hAnsi="Futura"/>
-        </w:rPr>
-      </w:pPr>
-      <w:r>
-        <w:rPr>
-          <w:rFonts w:ascii="Futura" w:hAnsi="Futura"/>
+          <w:rFonts w:ascii="Futura Std Book" w:hAnsi="Futura Std Book"/>
+        </w:rPr>
+      </w:pPr>
+      <w:r>
+        <w:rPr>
+          <w:rFonts w:ascii="Futura Std Book" w:hAnsi="Futura Std Book"/>
           <w:noProof/>
         </w:rPr>
         <mc:AlternateContent>
@@ -1474,7 +1327,7 @@
       </w:r>
       <w:r>
         <w:rPr>
-          <w:rFonts w:ascii="Futura" w:hAnsi="Futura"/>
+          <w:rFonts w:ascii="Futura Std Book" w:hAnsi="Futura Std Book"/>
           <w:noProof/>
         </w:rPr>
         <mc:AlternateContent>
@@ -1550,7 +1403,7 @@
       </w:r>
       <w:r>
         <w:rPr>
-          <w:rFonts w:ascii="Futura" w:hAnsi="Futura"/>
+          <w:rFonts w:ascii="Futura Std Book" w:hAnsi="Futura Std Book"/>
           <w:noProof/>
         </w:rPr>
         <w:drawing>
@@ -1594,12 +1447,12 @@
       <w:pPr>
         <w:jc w:val="both"/>
         <w:rPr>
-          <w:rFonts w:ascii="Futura" w:hAnsi="Futura"/>
-        </w:rPr>
-      </w:pPr>
-      <w:r>
-        <w:rPr>
-          <w:rFonts w:ascii="Futura" w:hAnsi="Futura"/>
+          <w:rFonts w:ascii="Futura Std Book" w:hAnsi="Futura Std Book"/>
+        </w:rPr>
+      </w:pPr>
+      <w:r>
+        <w:rPr>
+          <w:rFonts w:ascii="Futura Std Book" w:hAnsi="Futura Std Book"/>
           <w:noProof/>
         </w:rPr>
         <mc:AlternateContent>
@@ -1675,28 +1528,14 @@
         </w:numPr>
         <w:jc w:val="both"/>
         <w:rPr>
-          <w:rFonts w:ascii="Futura" w:hAnsi="Futura"/>
-        </w:rPr>
-      </w:pPr>
-      <w:r>
-        <w:rPr>
-          <w:rFonts w:ascii="Futura" w:hAnsi="Futura"/>
-        </w:rPr>
-        <w:t xml:space="preserve">Click on the </w:t>
-      </w:r>
-      <w:r>
-        <w:rPr>
-          <w:rFonts w:ascii="Futura" w:hAnsi="Futura"/>
-          <w:b/>
-          <w:bCs/>
-        </w:rPr>
-        <w:t>Insert</w:t>
-      </w:r>
-      <w:r>
-        <w:rPr>
-          <w:rFonts w:ascii="Futura" w:hAnsi="Futura"/>
-        </w:rPr>
-        <w:t xml:space="preserve"> tab.</w:t>
+          <w:rFonts w:ascii="Futura Std Book" w:hAnsi="Futura Std Book"/>
+        </w:rPr>
+      </w:pPr>
+      <w:r>
+        <w:rPr>
+          <w:rFonts w:ascii="Futura Std Book" w:hAnsi="Futura Std Book"/>
+        </w:rPr>
+        <w:t>Click on the Insert tab.</w:t>
       </w:r>
     </w:p>
     <w:p>
@@ -1707,13 +1546,14 @@
         </w:numPr>
         <w:jc w:val="both"/>
         <w:rPr>
-          <w:rFonts w:ascii="Futura" w:hAnsi="Futura"/>
-        </w:rPr>
-      </w:pPr>
-      <w:r>
-        <w:rPr>
-          <w:rFonts w:ascii="Futura" w:hAnsi="Futura"/>
-        </w:rPr>
+          <w:rFonts w:ascii="Futura Std Book" w:hAnsi="Futura Std Book"/>
+        </w:rPr>
+      </w:pPr>
+      <w:r>
+        <w:rPr>
+          <w:rFonts w:ascii="Futura Std Book" w:hAnsi="Futura Std Book"/>
+        </w:rPr>
+        <w:lastRenderedPageBreak/>
         <w:t>Fill in values for username and password (only insert a php hashed version of the password otherwise log in will fail).</w:t>
       </w:r>
     </w:p>
@@ -1725,12 +1565,12 @@
         </w:numPr>
         <w:jc w:val="both"/>
         <w:rPr>
-          <w:rFonts w:ascii="Futura" w:hAnsi="Futura"/>
-        </w:rPr>
-      </w:pPr>
-      <w:r>
-        <w:rPr>
-          <w:rFonts w:ascii="Futura" w:hAnsi="Futura"/>
+          <w:rFonts w:ascii="Futura Std Book" w:hAnsi="Futura Std Book"/>
+        </w:rPr>
+      </w:pPr>
+      <w:r>
+        <w:rPr>
+          <w:rFonts w:ascii="Futura Std Book" w:hAnsi="Futura Std Book"/>
         </w:rPr>
         <w:t>Leave the user_id and ping blank.</w:t>
       </w:r>
@@ -1743,12 +1583,12 @@
         </w:numPr>
         <w:jc w:val="both"/>
         <w:rPr>
-          <w:rFonts w:ascii="Futura" w:hAnsi="Futura"/>
-        </w:rPr>
-      </w:pPr>
-      <w:r>
-        <w:rPr>
-          <w:rFonts w:ascii="Futura" w:hAnsi="Futura"/>
+          <w:rFonts w:ascii="Futura Std Book" w:hAnsi="Futura Std Book"/>
+        </w:rPr>
+      </w:pPr>
+      <w:r>
+        <w:rPr>
+          <w:rFonts w:ascii="Futura Std Book" w:hAnsi="Futura Std Book"/>
         </w:rPr>
         <w:t>Click Go. A new account has been registered and can be used for login.</w:t>
       </w:r>
@@ -1757,15 +1597,15 @@
       <w:pPr>
         <w:jc w:val="both"/>
         <w:rPr>
-          <w:rFonts w:ascii="Futura" w:hAnsi="Futura"/>
-        </w:rPr>
-      </w:pPr>
-      <w:r>
-        <w:rPr>
-          <w:rFonts w:ascii="Futura" w:hAnsi="Futura"/>
+          <w:rFonts w:ascii="Futura Std Book" w:hAnsi="Futura Std Book"/>
+        </w:rPr>
+      </w:pPr>
+      <w:r>
+        <w:rPr>
+          <w:rFonts w:ascii="Futura Std Book" w:hAnsi="Futura Std Book"/>
         </w:rPr>
         <w:pict w14:anchorId="78E0DC9C">
-          <v:rect id="_x0000_i1029" style="width:0;height:1.5pt" o:hralign="center" o:hrstd="t" o:hr="t" fillcolor="#a0a0a0" stroked="f"/>
+          <v:rect id="_x0000_i1101" style="width:0;height:1.5pt" o:hralign="center" o:hrstd="t" o:hr="t" fillcolor="#a0a0a0" stroked="f"/>
         </w:pict>
       </w:r>
     </w:p>
@@ -1773,157 +1613,12 @@
       <w:pPr>
         <w:jc w:val="both"/>
         <w:rPr>
-          <w:rFonts w:ascii="Futura" w:hAnsi="Futura"/>
-          <w:b/>
-          <w:bCs/>
-          <w:sz w:val="32"/>
-          <w:szCs w:val="40"/>
-        </w:rPr>
-      </w:pPr>
-    </w:p>
-    <w:p>
-      <w:pPr>
-        <w:jc w:val="both"/>
-        <w:rPr>
-          <w:rFonts w:ascii="Futura" w:hAnsi="Futura"/>
-          <w:b/>
-          <w:bCs/>
-          <w:sz w:val="32"/>
-          <w:szCs w:val="40"/>
-        </w:rPr>
-      </w:pPr>
-    </w:p>
-    <w:p>
-      <w:pPr>
-        <w:jc w:val="both"/>
-        <w:rPr>
-          <w:rFonts w:ascii="Futura" w:hAnsi="Futura"/>
-          <w:b/>
-          <w:bCs/>
-          <w:sz w:val="32"/>
-          <w:szCs w:val="40"/>
-        </w:rPr>
-      </w:pPr>
-    </w:p>
-    <w:p>
-      <w:pPr>
-        <w:jc w:val="both"/>
-        <w:rPr>
-          <w:rFonts w:ascii="Futura" w:hAnsi="Futura"/>
-          <w:b/>
-          <w:bCs/>
-          <w:sz w:val="32"/>
-          <w:szCs w:val="40"/>
-        </w:rPr>
-      </w:pPr>
-    </w:p>
-    <w:p>
-      <w:pPr>
-        <w:jc w:val="both"/>
-        <w:rPr>
-          <w:rFonts w:ascii="Futura" w:hAnsi="Futura"/>
-          <w:b/>
-          <w:bCs/>
-          <w:sz w:val="32"/>
-          <w:szCs w:val="40"/>
-        </w:rPr>
-      </w:pPr>
-    </w:p>
-    <w:p>
-      <w:pPr>
-        <w:jc w:val="both"/>
-        <w:rPr>
-          <w:rFonts w:ascii="Futura" w:hAnsi="Futura"/>
-          <w:b/>
-          <w:bCs/>
-          <w:sz w:val="32"/>
-          <w:szCs w:val="40"/>
-        </w:rPr>
-      </w:pPr>
-    </w:p>
-    <w:p>
-      <w:pPr>
-        <w:jc w:val="both"/>
-        <w:rPr>
-          <w:rFonts w:ascii="Futura" w:hAnsi="Futura"/>
-          <w:b/>
-          <w:bCs/>
-          <w:sz w:val="32"/>
-          <w:szCs w:val="40"/>
-        </w:rPr>
-      </w:pPr>
-    </w:p>
-    <w:p>
-      <w:pPr>
-        <w:jc w:val="both"/>
-        <w:rPr>
-          <w:rFonts w:ascii="Futura" w:hAnsi="Futura"/>
-          <w:b/>
-          <w:bCs/>
-          <w:sz w:val="32"/>
-          <w:szCs w:val="40"/>
-        </w:rPr>
-      </w:pPr>
-    </w:p>
-    <w:p>
-      <w:pPr>
-        <w:jc w:val="both"/>
-        <w:rPr>
-          <w:rFonts w:ascii="Futura" w:hAnsi="Futura"/>
-          <w:b/>
-          <w:bCs/>
-          <w:sz w:val="32"/>
-          <w:szCs w:val="40"/>
-        </w:rPr>
-      </w:pPr>
-    </w:p>
-    <w:p>
-      <w:pPr>
-        <w:jc w:val="both"/>
-        <w:rPr>
-          <w:rFonts w:ascii="Futura" w:hAnsi="Futura"/>
-          <w:b/>
-          <w:bCs/>
-          <w:sz w:val="32"/>
-          <w:szCs w:val="40"/>
-        </w:rPr>
-      </w:pPr>
-    </w:p>
-    <w:p>
-      <w:pPr>
-        <w:jc w:val="both"/>
-        <w:rPr>
-          <w:rFonts w:ascii="Futura" w:hAnsi="Futura"/>
-          <w:b/>
-          <w:bCs/>
-          <w:sz w:val="32"/>
-          <w:szCs w:val="40"/>
-        </w:rPr>
-      </w:pPr>
-      <w:r>
-        <w:rPr>
-          <w:rFonts w:ascii="Futura" w:hAnsi="Futura"/>
-        </w:rPr>
-        <w:lastRenderedPageBreak/>
-        <w:pict w14:anchorId="762D926A">
-          <v:rect id="_x0000_i1040" style="width:0;height:1.5pt" o:hralign="center" o:hrstd="t" o:hr="t" fillcolor="#a0a0a0" stroked="f"/>
-        </w:pict>
-      </w:r>
-    </w:p>
-    <w:p>
-      <w:pPr>
-        <w:jc w:val="both"/>
-        <w:rPr>
-          <w:rFonts w:ascii="Futura" w:hAnsi="Futura"/>
-          <w:b/>
-          <w:bCs/>
-        </w:rPr>
-      </w:pPr>
-      <w:r>
-        <w:rPr>
-          <w:rFonts w:ascii="Futura" w:hAnsi="Futura"/>
-          <w:b/>
-          <w:bCs/>
+          <w:rFonts w:ascii="Futura Std Book" w:hAnsi="Futura Std Book"/>
+        </w:rPr>
+      </w:pPr>
+      <w:r>
+        <w:rPr>
+          <w:rFonts w:ascii="Futura Std Book" w:hAnsi="Futura Std Book"/>
           <w:sz w:val="32"/>
           <w:szCs w:val="40"/>
         </w:rPr>
@@ -1938,29 +1633,21 @@
         </w:numPr>
         <w:jc w:val="both"/>
         <w:rPr>
-          <w:rFonts w:ascii="Futura" w:hAnsi="Futura"/>
-        </w:rPr>
-      </w:pPr>
-      <w:r>
-        <w:rPr>
-          <w:rFonts w:ascii="Futura" w:hAnsi="Futura"/>
-          <w:b/>
-          <w:bCs/>
-        </w:rPr>
-        <w:t>The Dashboard:</w:t>
-      </w:r>
-      <w:r>
-        <w:rPr>
-          <w:rFonts w:ascii="Futura" w:hAnsi="Futura"/>
-        </w:rPr>
-        <w:t xml:space="preserve"> Provides a live "Pulse" of the network. The system uses latencyTracker.js to feed data into a Chart.js interface.</w:t>
+          <w:rFonts w:ascii="Futura Std Book" w:hAnsi="Futura Std Book"/>
+        </w:rPr>
+      </w:pPr>
+      <w:r>
+        <w:rPr>
+          <w:rFonts w:ascii="Futura Std Book" w:hAnsi="Futura Std Book"/>
+        </w:rPr>
+        <w:t>The Dashboard: Provides a live "Pulse" of the network. The system uses latencyTracker.js to feed data into a Chart.js interface.</w:t>
       </w:r>
     </w:p>
     <w:p>
       <w:pPr>
         <w:jc w:val="center"/>
         <w:rPr>
-          <w:rFonts w:ascii="Futura" w:hAnsi="Futura"/>
+          <w:rFonts w:ascii="Futura Std Book" w:hAnsi="Futura Std Book"/>
           <w:i/>
           <w:iCs/>
           <w:sz w:val="20"/>
@@ -1969,11 +1656,11 @@
       </w:pPr>
       <w:r>
         <w:rPr>
-          <w:rFonts w:ascii="Futura" w:hAnsi="Futura"/>
+          <w:rFonts w:ascii="Futura Std Book" w:hAnsi="Futura Std Book"/>
           <w:noProof/>
         </w:rPr>
         <w:drawing>
-          <wp:inline distT="0" distB="0" distL="0" distR="0" wp14:anchorId="52B0E5AA" wp14:editId="18682F06">
+          <wp:inline distT="0" distB="0" distL="0" distR="0" wp14:anchorId="52B0E5AA" wp14:editId="6D67E33B">
             <wp:extent cx="5193419" cy="2919633"/>
             <wp:effectExtent l="0" t="0" r="7620" b="0"/>
             <wp:docPr id="2132783825" name="Picture 1"/>
@@ -2016,13 +1703,13 @@
       </w:r>
       <w:r>
         <w:rPr>
-          <w:rFonts w:ascii="Futura" w:hAnsi="Futura"/>
+          <w:rFonts w:ascii="Futura Std Book" w:hAnsi="Futura Std Book"/>
         </w:rPr>
         <w:br/>
       </w:r>
       <w:r>
         <w:rPr>
-          <w:rFonts w:ascii="Futura" w:hAnsi="Futura"/>
+          <w:rFonts w:ascii="Futura Std Book" w:hAnsi="Futura Std Book"/>
           <w:i/>
           <w:iCs/>
           <w:sz w:val="20"/>
@@ -2035,19 +1722,7 @@
       <w:pPr>
         <w:jc w:val="center"/>
         <w:rPr>
-          <w:rFonts w:ascii="Futura" w:hAnsi="Futura"/>
-          <w:i/>
-          <w:iCs/>
-          <w:sz w:val="20"/>
-          <w:szCs w:val="20"/>
-        </w:rPr>
-      </w:pPr>
-    </w:p>
-    <w:p>
-      <w:pPr>
-        <w:jc w:val="center"/>
-        <w:rPr>
-          <w:rFonts w:ascii="Futura" w:hAnsi="Futura"/>
+          <w:rFonts w:ascii="Futura Std Book" w:hAnsi="Futura Std Book"/>
           <w:i/>
           <w:iCs/>
           <w:sz w:val="20"/>
@@ -2063,28 +1738,20 @@
           <w:numId w:val="7"/>
         </w:numPr>
         <w:rPr>
-          <w:rFonts w:ascii="Futura" w:hAnsi="Futura"/>
+          <w:rFonts w:ascii="Futura Std Book" w:hAnsi="Futura Std Book"/>
           <w:sz w:val="20"/>
           <w:szCs w:val="20"/>
         </w:rPr>
       </w:pPr>
       <w:r>
         <w:rPr>
-          <w:rFonts w:ascii="Futura" w:hAnsi="Futura"/>
-          <w:b/>
-          <w:bCs/>
-        </w:rPr>
-        <w:t>Network Monitoring Pages:</w:t>
-      </w:r>
-      <w:r>
-        <w:rPr>
-          <w:rFonts w:ascii="Futura" w:hAnsi="Futura"/>
-        </w:rPr>
-        <w:t xml:space="preserve"> </w:t>
-      </w:r>
-      <w:r>
-        <w:rPr>
-          <w:rFonts w:ascii="Futura" w:hAnsi="Futura"/>
+          <w:rFonts w:ascii="Futura Std Book" w:hAnsi="Futura Std Book"/>
+        </w:rPr>
+        <w:t xml:space="preserve">Network Monitoring Pages: </w:t>
+      </w:r>
+      <w:r>
+        <w:rPr>
+          <w:rFonts w:ascii="Futura Std Book" w:hAnsi="Futura Std Book"/>
         </w:rPr>
         <w:t>Illustrates network health of the corresponding devices or addresses of that web page:</w:t>
       </w:r>
@@ -2093,7 +1760,7 @@
       <w:pPr>
         <w:jc w:val="center"/>
         <w:rPr>
-          <w:rFonts w:ascii="Futura" w:hAnsi="Futura"/>
+          <w:rFonts w:ascii="Futura Std Book" w:hAnsi="Futura Std Book"/>
           <w:i/>
           <w:iCs/>
           <w:sz w:val="20"/>
@@ -2102,7 +1769,7 @@
       </w:pPr>
       <w:r>
         <w:rPr>
-          <w:rFonts w:ascii="Futura" w:hAnsi="Futura"/>
+          <w:rFonts w:ascii="Futura Std Book" w:hAnsi="Futura Std Book"/>
           <w:noProof/>
           <w:sz w:val="20"/>
           <w:szCs w:val="20"/>
@@ -2145,7 +1812,7 @@
       </w:r>
       <w:r>
         <w:rPr>
-          <w:rFonts w:ascii="Futura" w:hAnsi="Futura"/>
+          <w:rFonts w:ascii="Futura Std Book" w:hAnsi="Futura Std Book"/>
           <w:i/>
           <w:iCs/>
           <w:sz w:val="20"/>
@@ -2158,7 +1825,7 @@
       <w:pPr>
         <w:jc w:val="center"/>
         <w:rPr>
-          <w:rFonts w:ascii="Futura" w:hAnsi="Futura"/>
+          <w:rFonts w:ascii="Futura Std Book" w:hAnsi="Futura Std Book"/>
           <w:i/>
           <w:iCs/>
           <w:sz w:val="20"/>
@@ -2170,7 +1837,7 @@
       <w:pPr>
         <w:jc w:val="center"/>
         <w:rPr>
-          <w:rFonts w:ascii="Futura" w:hAnsi="Futura"/>
+          <w:rFonts w:ascii="Futura Std Book" w:hAnsi="Futura Std Book"/>
           <w:i/>
           <w:iCs/>
           <w:sz w:val="20"/>
@@ -2179,7 +1846,7 @@
       </w:pPr>
       <w:r>
         <w:rPr>
-          <w:rFonts w:ascii="Futura" w:hAnsi="Futura"/>
+          <w:rFonts w:ascii="Futura Std Book" w:hAnsi="Futura Std Book"/>
           <w:i/>
           <w:iCs/>
           <w:sz w:val="20"/>
@@ -2189,7 +1856,7 @@
       </w:r>
       <w:r>
         <w:rPr>
-          <w:rFonts w:ascii="Futura" w:hAnsi="Futura"/>
+          <w:rFonts w:ascii="Futura Std Book" w:hAnsi="Futura Std Book"/>
           <w:i/>
           <w:iCs/>
           <w:sz w:val="20"/>
@@ -2199,14 +1866,13 @@
       </w:r>
       <w:r>
         <w:rPr>
-          <w:rFonts w:ascii="Futura" w:hAnsi="Futura"/>
+          <w:rFonts w:ascii="Futura Std Book" w:hAnsi="Futura Std Book"/>
           <w:i/>
           <w:iCs/>
           <w:noProof/>
           <w:sz w:val="20"/>
           <w:szCs w:val="20"/>
         </w:rPr>
-        <w:lastRenderedPageBreak/>
         <w:drawing>
           <wp:inline distT="0" distB="0" distL="0" distR="0" wp14:anchorId="49C41F66" wp14:editId="2BE4DEDE">
             <wp:extent cx="5943600" cy="3341370"/>
@@ -2245,7 +1911,7 @@
       </w:r>
       <w:r>
         <w:rPr>
-          <w:rFonts w:ascii="Futura" w:hAnsi="Futura"/>
+          <w:rFonts w:ascii="Futura Std Book" w:hAnsi="Futura Std Book"/>
           <w:i/>
           <w:iCs/>
           <w:sz w:val="20"/>
@@ -2259,7 +1925,7 @@
       <w:pPr>
         <w:jc w:val="center"/>
         <w:rPr>
-          <w:rFonts w:ascii="Futura" w:hAnsi="Futura"/>
+          <w:rFonts w:ascii="Futura Std Book" w:hAnsi="Futura Std Book"/>
           <w:i/>
           <w:iCs/>
           <w:sz w:val="20"/>
@@ -2271,7 +1937,7 @@
       <w:pPr>
         <w:jc w:val="center"/>
         <w:rPr>
-          <w:rFonts w:ascii="Futura" w:hAnsi="Futura"/>
+          <w:rFonts w:ascii="Futura Std Book" w:hAnsi="Futura Std Book"/>
           <w:i/>
           <w:iCs/>
           <w:sz w:val="20"/>
@@ -2283,7 +1949,7 @@
       <w:pPr>
         <w:jc w:val="center"/>
         <w:rPr>
-          <w:rFonts w:ascii="Futura" w:hAnsi="Futura"/>
+          <w:rFonts w:ascii="Futura Std Book" w:hAnsi="Futura Std Book"/>
           <w:i/>
           <w:iCs/>
           <w:sz w:val="20"/>
@@ -2295,7 +1961,7 @@
       <w:pPr>
         <w:jc w:val="center"/>
         <w:rPr>
-          <w:rFonts w:ascii="Futura" w:hAnsi="Futura"/>
+          <w:rFonts w:ascii="Futura Std Book" w:hAnsi="Futura Std Book"/>
           <w:i/>
           <w:iCs/>
           <w:sz w:val="20"/>
@@ -2307,7 +1973,7 @@
       <w:pPr>
         <w:jc w:val="center"/>
         <w:rPr>
-          <w:rFonts w:ascii="Futura" w:hAnsi="Futura"/>
+          <w:rFonts w:ascii="Futura Std Book" w:hAnsi="Futura Std Book"/>
           <w:i/>
           <w:iCs/>
           <w:sz w:val="20"/>
@@ -2316,7 +1982,7 @@
       </w:pPr>
       <w:r>
         <w:rPr>
-          <w:rFonts w:ascii="Futura" w:hAnsi="Futura"/>
+          <w:rFonts w:ascii="Futura Std Book" w:hAnsi="Futura Std Book"/>
           <w:i/>
           <w:iCs/>
           <w:noProof/>
@@ -2361,7 +2027,7 @@
       </w:r>
       <w:r>
         <w:rPr>
-          <w:rFonts w:ascii="Futura" w:hAnsi="Futura"/>
+          <w:rFonts w:ascii="Futura Std Book" w:hAnsi="Futura Std Book"/>
           <w:i/>
           <w:iCs/>
           <w:sz w:val="20"/>
@@ -2375,7 +2041,7 @@
       <w:pPr>
         <w:jc w:val="center"/>
         <w:rPr>
-          <w:rFonts w:ascii="Futura" w:hAnsi="Futura"/>
+          <w:rFonts w:ascii="Futura Std Book" w:hAnsi="Futura Std Book"/>
           <w:i/>
           <w:iCs/>
           <w:sz w:val="20"/>
@@ -2387,7 +2053,7 @@
       <w:pPr>
         <w:jc w:val="center"/>
         <w:rPr>
-          <w:rFonts w:ascii="Futura" w:hAnsi="Futura"/>
+          <w:rFonts w:ascii="Futura Std Book" w:hAnsi="Futura Std Book"/>
           <w:i/>
           <w:iCs/>
           <w:sz w:val="20"/>
@@ -2399,7 +2065,7 @@
       <w:pPr>
         <w:jc w:val="center"/>
         <w:rPr>
-          <w:rFonts w:ascii="Futura" w:hAnsi="Futura"/>
+          <w:rFonts w:ascii="Futura Std Book" w:hAnsi="Futura Std Book"/>
           <w:i/>
           <w:iCs/>
           <w:sz w:val="20"/>
@@ -2411,7 +2077,7 @@
       <w:pPr>
         <w:jc w:val="center"/>
         <w:rPr>
-          <w:rFonts w:ascii="Futura" w:hAnsi="Futura"/>
+          <w:rFonts w:ascii="Futura Std Book" w:hAnsi="Futura Std Book"/>
           <w:i/>
           <w:iCs/>
           <w:sz w:val="20"/>
@@ -2420,7 +2086,7 @@
       </w:pPr>
       <w:r>
         <w:rPr>
-          <w:rFonts w:ascii="Futura" w:hAnsi="Futura"/>
+          <w:rFonts w:ascii="Futura Std Book" w:hAnsi="Futura Std Book"/>
           <w:i/>
           <w:iCs/>
           <w:noProof/>
@@ -2466,7 +2132,7 @@
       </w:r>
       <w:r>
         <w:rPr>
-          <w:rFonts w:ascii="Futura" w:hAnsi="Futura"/>
+          <w:rFonts w:ascii="Futura Std Book" w:hAnsi="Futura Std Book"/>
           <w:i/>
           <w:iCs/>
           <w:sz w:val="20"/>
@@ -2480,7 +2146,7 @@
       <w:pPr>
         <w:jc w:val="center"/>
         <w:rPr>
-          <w:rFonts w:ascii="Futura" w:hAnsi="Futura"/>
+          <w:rFonts w:ascii="Futura Std Book" w:hAnsi="Futura Std Book"/>
           <w:i/>
           <w:iCs/>
           <w:sz w:val="20"/>
@@ -2492,7 +2158,7 @@
       <w:pPr>
         <w:jc w:val="center"/>
         <w:rPr>
-          <w:rFonts w:ascii="Futura" w:hAnsi="Futura"/>
+          <w:rFonts w:ascii="Futura Std Book" w:hAnsi="Futura Std Book"/>
           <w:i/>
           <w:iCs/>
           <w:sz w:val="20"/>
@@ -2504,7 +2170,7 @@
       <w:pPr>
         <w:jc w:val="center"/>
         <w:rPr>
-          <w:rFonts w:ascii="Futura" w:hAnsi="Futura"/>
+          <w:rFonts w:ascii="Futura Std Book" w:hAnsi="Futura Std Book"/>
           <w:i/>
           <w:iCs/>
           <w:sz w:val="20"/>
@@ -2516,7 +2182,7 @@
       <w:pPr>
         <w:jc w:val="center"/>
         <w:rPr>
-          <w:rFonts w:ascii="Futura" w:hAnsi="Futura"/>
+          <w:rFonts w:ascii="Futura Std Book" w:hAnsi="Futura Std Book"/>
           <w:i/>
           <w:iCs/>
           <w:sz w:val="20"/>
@@ -2528,7 +2194,7 @@
       <w:pPr>
         <w:jc w:val="center"/>
         <w:rPr>
-          <w:rFonts w:ascii="Futura" w:hAnsi="Futura"/>
+          <w:rFonts w:ascii="Futura Std Book" w:hAnsi="Futura Std Book"/>
           <w:i/>
           <w:iCs/>
           <w:sz w:val="20"/>
@@ -2537,7 +2203,7 @@
       </w:pPr>
       <w:r>
         <w:rPr>
-          <w:rFonts w:ascii="Futura" w:hAnsi="Futura"/>
+          <w:rFonts w:ascii="Futura Std Book" w:hAnsi="Futura Std Book"/>
           <w:i/>
           <w:iCs/>
           <w:noProof/>
@@ -2582,7 +2248,7 @@
       </w:r>
       <w:r>
         <w:rPr>
-          <w:rFonts w:ascii="Futura" w:hAnsi="Futura"/>
+          <w:rFonts w:ascii="Futura Std Book" w:hAnsi="Futura Std Book"/>
           <w:i/>
           <w:iCs/>
           <w:sz w:val="20"/>
@@ -2596,7 +2262,7 @@
       <w:pPr>
         <w:jc w:val="center"/>
         <w:rPr>
-          <w:rFonts w:ascii="Futura" w:hAnsi="Futura"/>
+          <w:rFonts w:ascii="Futura Std Book" w:hAnsi="Futura Std Book"/>
           <w:i/>
           <w:iCs/>
           <w:sz w:val="20"/>
@@ -2608,79 +2274,7 @@
       <w:pPr>
         <w:jc w:val="center"/>
         <w:rPr>
-          <w:rFonts w:ascii="Futura" w:hAnsi="Futura"/>
-          <w:i/>
-          <w:iCs/>
-          <w:sz w:val="20"/>
-          <w:szCs w:val="20"/>
-        </w:rPr>
-      </w:pPr>
-    </w:p>
-    <w:p>
-      <w:pPr>
-        <w:jc w:val="center"/>
-        <w:rPr>
-          <w:rFonts w:ascii="Futura" w:hAnsi="Futura"/>
-          <w:i/>
-          <w:iCs/>
-          <w:sz w:val="20"/>
-          <w:szCs w:val="20"/>
-        </w:rPr>
-      </w:pPr>
-    </w:p>
-    <w:p>
-      <w:pPr>
-        <w:jc w:val="center"/>
-        <w:rPr>
-          <w:rFonts w:ascii="Futura" w:hAnsi="Futura"/>
-          <w:i/>
-          <w:iCs/>
-          <w:sz w:val="20"/>
-          <w:szCs w:val="20"/>
-        </w:rPr>
-      </w:pPr>
-    </w:p>
-    <w:p>
-      <w:pPr>
-        <w:jc w:val="center"/>
-        <w:rPr>
-          <w:rFonts w:ascii="Futura" w:hAnsi="Futura"/>
-          <w:i/>
-          <w:iCs/>
-          <w:sz w:val="20"/>
-          <w:szCs w:val="20"/>
-        </w:rPr>
-      </w:pPr>
-    </w:p>
-    <w:p>
-      <w:pPr>
-        <w:jc w:val="center"/>
-        <w:rPr>
-          <w:rFonts w:ascii="Futura" w:hAnsi="Futura"/>
-          <w:i/>
-          <w:iCs/>
-          <w:sz w:val="20"/>
-          <w:szCs w:val="20"/>
-        </w:rPr>
-      </w:pPr>
-    </w:p>
-    <w:p>
-      <w:pPr>
-        <w:jc w:val="center"/>
-        <w:rPr>
-          <w:rFonts w:ascii="Futura" w:hAnsi="Futura"/>
-          <w:i/>
-          <w:iCs/>
-          <w:sz w:val="20"/>
-          <w:szCs w:val="20"/>
-        </w:rPr>
-      </w:pPr>
-    </w:p>
-    <w:p>
-      <w:pPr>
-        <w:jc w:val="center"/>
-        <w:rPr>
-          <w:rFonts w:ascii="Futura" w:hAnsi="Futura"/>
+          <w:rFonts w:ascii="Futura Std Book" w:hAnsi="Futura Std Book"/>
           <w:i/>
           <w:iCs/>
           <w:sz w:val="20"/>
@@ -2695,47 +2289,24 @@
           <w:numId w:val="4"/>
         </w:numPr>
         <w:rPr>
-          <w:rFonts w:ascii="Futura" w:hAnsi="Futura"/>
-        </w:rPr>
-      </w:pPr>
-      <w:r>
-        <w:rPr>
-          <w:rFonts w:ascii="Futura" w:hAnsi="Futura"/>
-          <w:b/>
-          <w:bCs/>
-        </w:rPr>
-        <w:lastRenderedPageBreak/>
-        <w:t>Asset Management:</w:t>
-      </w:r>
-      <w:r>
-        <w:rPr>
-          <w:rFonts w:ascii="Futura" w:hAnsi="Futura"/>
-        </w:rPr>
-        <w:t xml:space="preserve"> Use the </w:t>
-      </w:r>
-      <w:r>
-        <w:rPr>
-          <w:rFonts w:ascii="Futura" w:hAnsi="Futura"/>
-          <w:b/>
-          <w:bCs/>
-        </w:rPr>
-        <w:t>Edit Addresses</w:t>
-      </w:r>
-      <w:r>
-        <w:rPr>
-          <w:rFonts w:ascii="Futura" w:hAnsi="Futura"/>
-        </w:rPr>
-        <w:t xml:space="preserve"> (</w:t>
-      </w:r>
-      <w:r>
-        <w:rPr>
-          <w:rFonts w:ascii="Futura" w:hAnsi="Futura"/>
+          <w:rFonts w:ascii="Futura Std Book" w:hAnsi="Futura Std Book"/>
+        </w:rPr>
+      </w:pPr>
+      <w:r>
+        <w:rPr>
+          <w:rFonts w:ascii="Futura Std Book" w:hAnsi="Futura Std Book"/>
+        </w:rPr>
+        <w:t>Asset Management: Use the Edit Addresses (</w:t>
+      </w:r>
+      <w:r>
+        <w:rPr>
+          <w:rFonts w:ascii="Futura Std Book" w:hAnsi="Futura Std Book"/>
         </w:rPr>
         <w:t>click the hamburger menu on the bottom side of the navigation panel</w:t>
       </w:r>
       <w:r>
         <w:rPr>
-          <w:rFonts w:ascii="Futura" w:hAnsi="Futura"/>
+          <w:rFonts w:ascii="Futura Std Book" w:hAnsi="Futura Std Book"/>
         </w:rPr>
         <w:t>) page to modify the list of monitored hardware. The system reads from and writes to local .txt configuration files to keep the monitoring targets dynamic.</w:t>
       </w:r>
@@ -2744,7 +2315,7 @@
       <w:pPr>
         <w:jc w:val="center"/>
         <w:rPr>
-          <w:rFonts w:ascii="Futura" w:hAnsi="Futura"/>
+          <w:rFonts w:ascii="Futura Std Book" w:hAnsi="Futura Std Book"/>
           <w:i/>
           <w:iCs/>
           <w:sz w:val="20"/>
@@ -2753,9 +2324,10 @@
       </w:pPr>
       <w:r>
         <w:rPr>
-          <w:rFonts w:ascii="Futura" w:hAnsi="Futura"/>
+          <w:rFonts w:ascii="Futura Std Book" w:hAnsi="Futura Std Book"/>
           <w:noProof/>
         </w:rPr>
+        <w:lastRenderedPageBreak/>
         <w:drawing>
           <wp:inline distT="0" distB="0" distL="0" distR="0" wp14:anchorId="6A55E091" wp14:editId="40F226CE">
             <wp:extent cx="5943600" cy="3341370"/>
@@ -2794,13 +2366,13 @@
       </w:r>
       <w:r>
         <w:rPr>
-          <w:rFonts w:ascii="Futura" w:hAnsi="Futura"/>
+          <w:rFonts w:ascii="Futura Std Book" w:hAnsi="Futura Std Book"/>
         </w:rPr>
         <w:br/>
       </w:r>
       <w:r>
         <w:rPr>
-          <w:rFonts w:ascii="Futura" w:hAnsi="Futura"/>
+          <w:rFonts w:ascii="Futura Std Book" w:hAnsi="Futura Std Book"/>
           <w:i/>
           <w:iCs/>
           <w:sz w:val="20"/>
@@ -2810,7 +2382,7 @@
       </w:r>
       <w:r>
         <w:rPr>
-          <w:rFonts w:ascii="Futura" w:hAnsi="Futura"/>
+          <w:rFonts w:ascii="Futura Std Book" w:hAnsi="Futura Std Book"/>
           <w:i/>
           <w:iCs/>
           <w:sz w:val="20"/>
@@ -2820,7 +2392,7 @@
       </w:r>
       <w:r>
         <w:rPr>
-          <w:rFonts w:ascii="Futura" w:hAnsi="Futura"/>
+          <w:rFonts w:ascii="Futura Std Book" w:hAnsi="Futura Std Book"/>
           <w:i/>
           <w:iCs/>
           <w:sz w:val="20"/>
@@ -2830,7 +2402,7 @@
       </w:r>
       <w:r>
         <w:rPr>
-          <w:rFonts w:ascii="Futura" w:hAnsi="Futura"/>
+          <w:rFonts w:ascii="Futura Std Book" w:hAnsi="Futura Std Book"/>
           <w:i/>
           <w:iCs/>
           <w:sz w:val="20"/>
@@ -2841,9 +2413,45 @@
     </w:p>
     <w:p>
       <w:pPr>
-        <w:jc w:val="both"/>
-        <w:rPr>
-          <w:rFonts w:ascii="Futura" w:hAnsi="Futura"/>
+        <w:jc w:val="center"/>
+        <w:rPr>
+          <w:rFonts w:ascii="Futura Std Book" w:hAnsi="Futura Std Book"/>
+          <w:i/>
+          <w:iCs/>
+          <w:sz w:val="20"/>
+          <w:szCs w:val="20"/>
+        </w:rPr>
+      </w:pPr>
+    </w:p>
+    <w:p>
+      <w:pPr>
+        <w:jc w:val="center"/>
+        <w:rPr>
+          <w:rFonts w:ascii="Futura Std Book" w:hAnsi="Futura Std Book"/>
+          <w:i/>
+          <w:iCs/>
+          <w:sz w:val="20"/>
+          <w:szCs w:val="20"/>
+        </w:rPr>
+      </w:pPr>
+    </w:p>
+    <w:p>
+      <w:pPr>
+        <w:jc w:val="center"/>
+        <w:rPr>
+          <w:rFonts w:ascii="Futura Std Book" w:hAnsi="Futura Std Book"/>
+          <w:i/>
+          <w:iCs/>
+          <w:sz w:val="20"/>
+          <w:szCs w:val="20"/>
+        </w:rPr>
+      </w:pPr>
+    </w:p>
+    <w:p>
+      <w:pPr>
+        <w:jc w:val="both"/>
+        <w:rPr>
+          <w:rFonts w:ascii="Futura Std Book" w:hAnsi="Futura Std Book"/>
         </w:rPr>
       </w:pPr>
     </w:p>
@@ -2855,64 +2463,36 @@
         </w:numPr>
         <w:jc w:val="both"/>
         <w:rPr>
-          <w:rFonts w:ascii="Futura" w:hAnsi="Futura"/>
-        </w:rPr>
-      </w:pPr>
-      <w:r>
-        <w:rPr>
-          <w:rFonts w:ascii="Futura" w:hAnsi="Futura"/>
-          <w:b/>
-          <w:bCs/>
-        </w:rPr>
-        <w:t>Log Auditing:</w:t>
-      </w:r>
-      <w:r>
-        <w:rPr>
-          <w:rFonts w:ascii="Futura" w:hAnsi="Futura"/>
-        </w:rPr>
-        <w:t xml:space="preserve"> Use </w:t>
-      </w:r>
-      <w:r>
-        <w:rPr>
-          <w:rFonts w:ascii="Futura" w:hAnsi="Futura"/>
-          <w:b/>
-          <w:bCs/>
-        </w:rPr>
-        <w:t xml:space="preserve">Download Logs </w:t>
-      </w:r>
-      <w:r>
-        <w:rPr>
-          <w:rFonts w:ascii="Futura" w:hAnsi="Futura"/>
-        </w:rPr>
-        <w:t>(</w:t>
-      </w:r>
-      <w:r>
-        <w:rPr>
-          <w:rFonts w:ascii="Futura" w:hAnsi="Futura"/>
-        </w:rPr>
-        <w:t>click the hamburger menu on the bottom side of the navigation panel</w:t>
-      </w:r>
-      <w:r>
-        <w:rPr>
-          <w:rFonts w:ascii="Futura" w:hAnsi="Futura"/>
-        </w:rPr>
-        <w:t>)</w:t>
-      </w:r>
-      <w:r>
-        <w:rPr>
-          <w:rFonts w:ascii="Futura" w:hAnsi="Futura"/>
+          <w:rFonts w:ascii="Futura Std Book" w:hAnsi="Futura Std Book"/>
+        </w:rPr>
+      </w:pPr>
+      <w:r>
+        <w:rPr>
+          <w:rFonts w:ascii="Futura Std Book" w:hAnsi="Futura Std Book"/>
+        </w:rPr>
+        <w:t xml:space="preserve">Log Auditing: Use </w:t>
+      </w:r>
+      <w:r>
+        <w:rPr>
+          <w:rFonts w:ascii="Futura Std Book" w:hAnsi="Futura Std Book"/>
+        </w:rPr>
+        <w:t>Download Logs (click the hamburger menu on the bottom side of the navigation panel)</w:t>
+      </w:r>
+      <w:r>
+        <w:rPr>
+          <w:rFonts w:ascii="Futura Std Book" w:hAnsi="Futura Std Book"/>
         </w:rPr>
         <w:t xml:space="preserve"> to </w:t>
       </w:r>
       <w:r>
         <w:rPr>
-          <w:rFonts w:ascii="Futura" w:hAnsi="Futura"/>
+          <w:rFonts w:ascii="Futura Std Book" w:hAnsi="Futura Std Book"/>
         </w:rPr>
         <w:t>download and view</w:t>
       </w:r>
       <w:r>
         <w:rPr>
-          <w:rFonts w:ascii="Futura" w:hAnsi="Futura"/>
+          <w:rFonts w:ascii="Futura Std Book" w:hAnsi="Futura Std Book"/>
         </w:rPr>
         <w:t xml:space="preserve"> historical connectivity logs to identify patterns in network downtime.</w:t>
       </w:r>
@@ -2921,18 +2501,12 @@
       <w:pPr>
         <w:jc w:val="center"/>
         <w:rPr>
-          <w:rFonts w:ascii="Futura" w:hAnsi="Futura"/>
-          <w:i/>
-          <w:iCs/>
-          <w:sz w:val="20"/>
-          <w:szCs w:val="20"/>
-        </w:rPr>
-      </w:pPr>
-      <w:r>
-        <w:rPr>
-          <w:rFonts w:ascii="Futura" w:hAnsi="Futura"/>
-          <w:b/>
-          <w:bCs/>
+          <w:rFonts w:ascii="Futura Std Book" w:hAnsi="Futura Std Book"/>
+        </w:rPr>
+      </w:pPr>
+      <w:r>
+        <w:rPr>
+          <w:rFonts w:ascii="Futura Std Book" w:hAnsi="Futura Std Book"/>
           <w:noProof/>
         </w:rPr>
         <w:drawing>
@@ -2973,13 +2547,13 @@
       </w:r>
       <w:r>
         <w:rPr>
-          <w:rFonts w:ascii="Futura" w:hAnsi="Futura"/>
+          <w:rFonts w:ascii="Futura Std Book" w:hAnsi="Futura Std Book"/>
         </w:rPr>
         <w:br/>
       </w:r>
       <w:r>
         <w:rPr>
-          <w:rFonts w:ascii="Futura" w:hAnsi="Futura"/>
+          <w:rFonts w:ascii="Futura Std Book" w:hAnsi="Futura Std Book"/>
           <w:i/>
           <w:iCs/>
           <w:sz w:val="20"/>
@@ -2990,121 +2564,69 @@
     </w:p>
     <w:p>
       <w:pPr>
+        <w:jc w:val="both"/>
+        <w:rPr>
+          <w:rFonts w:ascii="Futura Std Book" w:hAnsi="Futura Std Book"/>
+          <w:sz w:val="32"/>
+          <w:szCs w:val="40"/>
+        </w:rPr>
+      </w:pPr>
+      <w:r>
+        <w:rPr>
+          <w:rFonts w:ascii="Futura Std Book" w:hAnsi="Futura Std Book"/>
+        </w:rPr>
+        <w:pict w14:anchorId="5536555E">
+          <v:rect id="_x0000_i1102" style="width:0;height:1.5pt" o:hralign="center" o:hrstd="t" o:hr="t" fillcolor="#a0a0a0" stroked="f"/>
+        </w:pict>
+      </w:r>
+    </w:p>
+    <w:p>
+      <w:pPr>
+        <w:jc w:val="both"/>
+        <w:rPr>
+          <w:rFonts w:ascii="Futura Std Book" w:hAnsi="Futura Std Book"/>
+          <w:sz w:val="32"/>
+          <w:szCs w:val="40"/>
+        </w:rPr>
+      </w:pPr>
+      <w:r>
+        <w:rPr>
+          <w:rFonts w:ascii="Futura Std Book" w:hAnsi="Futura Std Book"/>
+          <w:sz w:val="32"/>
+          <w:szCs w:val="40"/>
+        </w:rPr>
+        <w:t>Alert System &amp; Troubleshooting</w:t>
+      </w:r>
+    </w:p>
+    <w:p>
+      <w:pPr>
+        <w:jc w:val="both"/>
+        <w:rPr>
+          <w:rFonts w:ascii="Futura Std Book" w:hAnsi="Futura Std Book"/>
+        </w:rPr>
+      </w:pPr>
+      <w:r>
+        <w:rPr>
+          <w:rFonts w:ascii="Futura Std Book" w:hAnsi="Futura Std Book"/>
+        </w:rPr>
+        <w:lastRenderedPageBreak/>
+        <w:t>The system includes an audio-visual alert mechanism (systemAlert.php) that triggers during critical failures.</w:t>
+      </w:r>
+    </w:p>
+    <w:p>
+      <w:pPr>
         <w:jc w:val="center"/>
         <w:rPr>
-          <w:rFonts w:ascii="Futura" w:hAnsi="Futura"/>
+          <w:rFonts w:ascii="Futura Std Book" w:hAnsi="Futura Std Book"/>
           <w:i/>
           <w:iCs/>
           <w:sz w:val="20"/>
           <w:szCs w:val="20"/>
         </w:rPr>
       </w:pPr>
-    </w:p>
-    <w:p>
-      <w:pPr>
-        <w:jc w:val="center"/>
-        <w:rPr>
-          <w:rFonts w:ascii="Futura" w:hAnsi="Futura"/>
-          <w:i/>
-          <w:iCs/>
-          <w:sz w:val="20"/>
-          <w:szCs w:val="20"/>
-        </w:rPr>
-      </w:pPr>
-    </w:p>
-    <w:p>
-      <w:pPr>
-        <w:jc w:val="center"/>
-        <w:rPr>
-          <w:rFonts w:ascii="Futura" w:hAnsi="Futura"/>
-          <w:i/>
-          <w:iCs/>
-          <w:sz w:val="20"/>
-          <w:szCs w:val="20"/>
-        </w:rPr>
-      </w:pPr>
-    </w:p>
-    <w:p>
-      <w:pPr>
-        <w:jc w:val="center"/>
-        <w:rPr>
-          <w:rFonts w:ascii="Futura" w:hAnsi="Futura"/>
-          <w:b/>
-          <w:bCs/>
-        </w:rPr>
-      </w:pPr>
-    </w:p>
-    <w:p>
-      <w:pPr>
-        <w:jc w:val="both"/>
-        <w:rPr>
-          <w:rFonts w:ascii="Futura" w:hAnsi="Futura"/>
-          <w:b/>
-          <w:bCs/>
-          <w:sz w:val="32"/>
-          <w:szCs w:val="40"/>
-        </w:rPr>
-      </w:pPr>
-      <w:r>
-        <w:rPr>
-          <w:rFonts w:ascii="Futura" w:hAnsi="Futura"/>
-        </w:rPr>
-        <w:lastRenderedPageBreak/>
-        <w:pict w14:anchorId="5536555E">
-          <v:rect id="_x0000_i1030" style="width:0;height:1.5pt" o:hralign="center" o:hrstd="t" o:hr="t" fillcolor="#a0a0a0" stroked="f"/>
-        </w:pict>
-      </w:r>
-    </w:p>
-    <w:p>
-      <w:pPr>
-        <w:jc w:val="both"/>
-        <w:rPr>
-          <w:rFonts w:ascii="Futura" w:hAnsi="Futura"/>
-          <w:b/>
-          <w:bCs/>
-          <w:sz w:val="32"/>
-          <w:szCs w:val="40"/>
-        </w:rPr>
-      </w:pPr>
-      <w:r>
-        <w:rPr>
-          <w:rFonts w:ascii="Futura" w:hAnsi="Futura"/>
-          <w:b/>
-          <w:bCs/>
-          <w:sz w:val="32"/>
-          <w:szCs w:val="40"/>
-        </w:rPr>
-        <w:t>Alert System &amp; Troubleshooting</w:t>
-      </w:r>
-    </w:p>
-    <w:p>
-      <w:pPr>
-        <w:jc w:val="both"/>
-        <w:rPr>
-          <w:rFonts w:ascii="Futura" w:hAnsi="Futura"/>
-        </w:rPr>
-      </w:pPr>
-      <w:r>
-        <w:rPr>
-          <w:rFonts w:ascii="Futura" w:hAnsi="Futura"/>
-        </w:rPr>
-        <w:t>The system includes an audio-visual alert mechanism (systemAlert.php) that triggers during critical failures.</w:t>
-      </w:r>
-    </w:p>
-    <w:p>
-      <w:pPr>
-        <w:jc w:val="center"/>
-        <w:rPr>
-          <w:rFonts w:ascii="Futura" w:hAnsi="Futura"/>
-          <w:i/>
-          <w:iCs/>
-          <w:sz w:val="20"/>
-          <w:szCs w:val="20"/>
-        </w:rPr>
-      </w:pPr>
-      <w:r>
-        <w:rPr>
-          <w:rFonts w:ascii="Futura" w:hAnsi="Futura"/>
+      <w:r>
+        <w:rPr>
+          <w:rFonts w:ascii="Futura Std Book" w:hAnsi="Futura Std Book"/>
           <w:noProof/>
         </w:rPr>
         <w:drawing>
@@ -3145,13 +2667,13 @@
       </w:r>
       <w:r>
         <w:rPr>
-          <w:rFonts w:ascii="Futura" w:hAnsi="Futura"/>
+          <w:rFonts w:ascii="Futura Std Book" w:hAnsi="Futura Std Book"/>
         </w:rPr>
         <w:br/>
       </w:r>
       <w:r>
         <w:rPr>
-          <w:rFonts w:ascii="Futura" w:hAnsi="Futura"/>
+          <w:rFonts w:ascii="Futura Std Book" w:hAnsi="Futura Std Book"/>
           <w:i/>
           <w:iCs/>
           <w:sz w:val="20"/>
@@ -3164,7 +2686,7 @@
       <w:pPr>
         <w:jc w:val="center"/>
         <w:rPr>
-          <w:rFonts w:ascii="Futura" w:hAnsi="Futura"/>
+          <w:rFonts w:ascii="Futura Std Book" w:hAnsi="Futura Std Book"/>
           <w:i/>
           <w:iCs/>
           <w:sz w:val="20"/>
@@ -3174,18 +2696,38 @@
     </w:p>
     <w:p>
       <w:pPr>
-        <w:jc w:val="both"/>
-        <w:rPr>
-          <w:rFonts w:ascii="Futura" w:hAnsi="Futura"/>
-          <w:b/>
-          <w:bCs/>
-        </w:rPr>
-      </w:pPr>
-      <w:r>
-        <w:rPr>
-          <w:rFonts w:ascii="Futura" w:hAnsi="Futura"/>
-          <w:b/>
-          <w:bCs/>
+        <w:jc w:val="center"/>
+        <w:rPr>
+          <w:rFonts w:ascii="Futura Std Book" w:hAnsi="Futura Std Book"/>
+          <w:i/>
+          <w:iCs/>
+          <w:sz w:val="20"/>
+          <w:szCs w:val="20"/>
+        </w:rPr>
+      </w:pPr>
+    </w:p>
+    <w:p>
+      <w:pPr>
+        <w:jc w:val="center"/>
+        <w:rPr>
+          <w:rFonts w:ascii="Futura Std Book" w:hAnsi="Futura Std Book"/>
+          <w:i/>
+          <w:iCs/>
+          <w:sz w:val="20"/>
+          <w:szCs w:val="20"/>
+        </w:rPr>
+      </w:pPr>
+    </w:p>
+    <w:p>
+      <w:pPr>
+        <w:jc w:val="both"/>
+        <w:rPr>
+          <w:rFonts w:ascii="Futura Std Book" w:hAnsi="Futura Std Book"/>
+        </w:rPr>
+      </w:pPr>
+      <w:r>
+        <w:rPr>
+          <w:rFonts w:ascii="Futura Std Book" w:hAnsi="Futura Std Book"/>
         </w:rPr>
         <w:t>If the Alert Triggers:</w:t>
       </w:r>
@@ -3198,22 +2740,14 @@
         </w:numPr>
         <w:jc w:val="both"/>
         <w:rPr>
-          <w:rFonts w:ascii="Futura" w:hAnsi="Futura"/>
-        </w:rPr>
-      </w:pPr>
-      <w:r>
-        <w:rPr>
-          <w:rFonts w:ascii="Futura" w:hAnsi="Futura"/>
-          <w:b/>
-          <w:bCs/>
-        </w:rPr>
-        <w:t>Check XAMPP Services:</w:t>
-      </w:r>
-      <w:r>
-        <w:rPr>
-          <w:rFonts w:ascii="Futura" w:hAnsi="Futura"/>
-        </w:rPr>
-        <w:t xml:space="preserve"> Ensure both Apache and MySQL are running.</w:t>
+          <w:rFonts w:ascii="Futura Std Book" w:hAnsi="Futura Std Book"/>
+        </w:rPr>
+      </w:pPr>
+      <w:r>
+        <w:rPr>
+          <w:rFonts w:ascii="Futura Std Book" w:hAnsi="Futura Std Book"/>
+        </w:rPr>
+        <w:t>Check XAMPP Services: Ensure both Apache and MySQL are running.</w:t>
       </w:r>
     </w:p>
     <w:p>
@@ -3224,22 +2758,14 @@
         </w:numPr>
         <w:jc w:val="both"/>
         <w:rPr>
-          <w:rFonts w:ascii="Futura" w:hAnsi="Futura"/>
-        </w:rPr>
-      </w:pPr>
-      <w:r>
-        <w:rPr>
-          <w:rFonts w:ascii="Futura" w:hAnsi="Futura"/>
-          <w:b/>
-          <w:bCs/>
-        </w:rPr>
-        <w:t>Verify exec() Permissions:</w:t>
-      </w:r>
-      <w:r>
-        <w:rPr>
-          <w:rFonts w:ascii="Futura" w:hAnsi="Futura"/>
-        </w:rPr>
-        <w:t xml:space="preserve"> The backend uses the PHP exec() command to run system pings. Ensure this is not disabled in your php.ini file.</w:t>
+          <w:rFonts w:ascii="Futura Std Book" w:hAnsi="Futura Std Book"/>
+        </w:rPr>
+      </w:pPr>
+      <w:r>
+        <w:rPr>
+          <w:rFonts w:ascii="Futura Std Book" w:hAnsi="Futura Std Book"/>
+        </w:rPr>
+        <w:t>Verify exec() Permissions: The backend uses the PHP exec() command to run system pings. Ensure this is not disabled in your php.ini file.</w:t>
       </w:r>
     </w:p>
     <w:p>
@@ -3250,22 +2776,14 @@
         </w:numPr>
         <w:jc w:val="both"/>
         <w:rPr>
-          <w:rFonts w:ascii="Futura" w:hAnsi="Futura"/>
-        </w:rPr>
-      </w:pPr>
-      <w:r>
-        <w:rPr>
-          <w:rFonts w:ascii="Futura" w:hAnsi="Futura"/>
-          <w:b/>
-          <w:bCs/>
-        </w:rPr>
-        <w:t>Network Scope:</w:t>
-      </w:r>
-      <w:r>
-        <w:rPr>
-          <w:rFonts w:ascii="Futura" w:hAnsi="Futura"/>
-        </w:rPr>
-        <w:t xml:space="preserve"> Ensure the server hosting the app is on a network segment that can "reach" the target IPs (Servers, Switches, Biometrics).</w:t>
+          <w:rFonts w:ascii="Futura Std Book" w:hAnsi="Futura Std Book"/>
+        </w:rPr>
+      </w:pPr>
+      <w:r>
+        <w:rPr>
+          <w:rFonts w:ascii="Futura Std Book" w:hAnsi="Futura Std Book"/>
+        </w:rPr>
+        <w:t>Network Scope: Ensure the server hosting the app is on a network segment that can "reach" the target IPs (Servers, Switches, Biometrics).</w:t>
       </w:r>
     </w:p>
     <w:p>
@@ -3276,85 +2794,22 @@
         </w:numPr>
         <w:jc w:val="both"/>
         <w:rPr>
-          <w:rFonts w:ascii="Futura" w:hAnsi="Futura"/>
-        </w:rPr>
-      </w:pPr>
-      <w:r>
-        <w:rPr>
-          <w:rFonts w:ascii="Futura" w:hAnsi="Futura"/>
-          <w:b/>
-          <w:bCs/>
-        </w:rPr>
-        <w:t>Host Network Connectivity:</w:t>
-      </w:r>
-      <w:r>
-        <w:rPr>
-          <w:rFonts w:ascii="Futura" w:hAnsi="Futura"/>
-        </w:rPr>
-        <w:t xml:space="preserve"> Check if host device is connected to a valid network connection</w:t>
-      </w:r>
-    </w:p>
-    <w:p>
-      <w:pPr>
-        <w:jc w:val="both"/>
-        <w:rPr>
-          <w:rFonts w:ascii="Futura" w:hAnsi="Futura"/>
-        </w:rPr>
-      </w:pPr>
-    </w:p>
-    <w:p>
-      <w:pPr>
-        <w:jc w:val="both"/>
-        <w:rPr>
-          <w:rFonts w:ascii="Futura" w:hAnsi="Futura"/>
-        </w:rPr>
-      </w:pPr>
-    </w:p>
-    <w:p>
-      <w:pPr>
-        <w:jc w:val="both"/>
-        <w:rPr>
-          <w:rFonts w:ascii="Futura" w:hAnsi="Futura"/>
-        </w:rPr>
-      </w:pPr>
-    </w:p>
-    <w:p>
-      <w:pPr>
-        <w:jc w:val="both"/>
-        <w:rPr>
-          <w:rFonts w:ascii="Futura" w:hAnsi="Futura"/>
-        </w:rPr>
-      </w:pPr>
-    </w:p>
-    <w:p>
-      <w:pPr>
-        <w:jc w:val="both"/>
-        <w:rPr>
-          <w:rFonts w:ascii="Futura" w:hAnsi="Futura"/>
-        </w:rPr>
-      </w:pPr>
-    </w:p>
-    <w:p>
-      <w:pPr>
-        <w:jc w:val="both"/>
-        <w:rPr>
-          <w:rFonts w:ascii="Futura" w:hAnsi="Futura"/>
-        </w:rPr>
-      </w:pPr>
-    </w:p>
-    <w:p>
-      <w:pPr>
-        <w:jc w:val="both"/>
-        <w:rPr>
-          <w:rFonts w:ascii="Futura" w:hAnsi="Futura"/>
-        </w:rPr>
-      </w:pPr>
-    </w:p>
-    <w:p>
-      <w:pPr>
-        <w:jc w:val="both"/>
-        <w:rPr>
-          <w:rFonts w:ascii="Futura" w:hAnsi="Futura"/>
+          <w:rFonts w:ascii="Futura Std Book" w:hAnsi="Futura Std Book"/>
+        </w:rPr>
+      </w:pPr>
+      <w:r>
+        <w:rPr>
+          <w:rFonts w:ascii="Futura Std Book" w:hAnsi="Futura Std Book"/>
+        </w:rPr>
+        <w:t>Host Network Connectivity: Check if host device is connected to a valid network connection</w:t>
+      </w:r>
+    </w:p>
+    <w:p>
+      <w:pPr>
+        <w:ind w:left="360"/>
+        <w:jc w:val="both"/>
+        <w:rPr>
+          <w:rFonts w:ascii="Futura Std Book" w:hAnsi="Futura Std Book"/>
         </w:rPr>
       </w:pPr>
     </w:p>
@@ -3363,31 +2818,30 @@
         <w:ind w:firstLine="720"/>
         <w:jc w:val="both"/>
         <w:rPr>
-          <w:rFonts w:ascii="Futura" w:hAnsi="Futura"/>
-        </w:rPr>
-      </w:pPr>
-      <w:r>
-        <w:rPr>
-          <w:rFonts w:ascii="Futura" w:hAnsi="Futura"/>
-        </w:rPr>
-        <w:lastRenderedPageBreak/>
+          <w:rFonts w:ascii="Futura Std Book" w:hAnsi="Futura Std Book"/>
+        </w:rPr>
+      </w:pPr>
+      <w:r>
+        <w:rPr>
+          <w:rFonts w:ascii="Futura Std Book" w:hAnsi="Futura Std Book"/>
+        </w:rPr>
         <w:t>The system also plays a short two-beep alarm when an ip returned as timed out</w:t>
       </w:r>
       <w:r>
         <w:rPr>
-          <w:rFonts w:ascii="Futura" w:hAnsi="Futura"/>
+          <w:rFonts w:ascii="Futura Std Book" w:hAnsi="Futura Std Book"/>
         </w:rPr>
         <w:t xml:space="preserve"> </w:t>
       </w:r>
       <w:r>
         <w:rPr>
-          <w:rFonts w:ascii="Futura" w:hAnsi="Futura"/>
+          <w:rFonts w:ascii="Futura Std Book" w:hAnsi="Futura Std Book"/>
         </w:rPr>
         <w:t>or network status changed from online to offline.</w:t>
       </w:r>
       <w:r>
         <w:rPr>
-          <w:rFonts w:ascii="Futura" w:hAnsi="Futura"/>
+          <w:rFonts w:ascii="Futura Std Book" w:hAnsi="Futura Std Book"/>
         </w:rPr>
         <w:t xml:space="preserve"> Number of offline devices is represented by a number badge</w:t>
       </w:r>
@@ -3396,7 +2850,7 @@
       <w:pPr>
         <w:jc w:val="center"/>
         <w:rPr>
-          <w:rFonts w:ascii="Futura" w:hAnsi="Futura"/>
+          <w:rFonts w:ascii="Futura Std Book" w:hAnsi="Futura Std Book"/>
           <w:i/>
           <w:iCs/>
           <w:sz w:val="20"/>
@@ -3405,9 +2859,10 @@
       </w:pPr>
       <w:r>
         <w:rPr>
-          <w:rFonts w:ascii="Futura" w:hAnsi="Futura"/>
+          <w:rFonts w:ascii="Futura Std Book" w:hAnsi="Futura Std Book"/>
           <w:noProof/>
         </w:rPr>
+        <w:lastRenderedPageBreak/>
         <w:drawing>
           <wp:inline distT="0" distB="0" distL="0" distR="0" wp14:anchorId="38E7BDFC" wp14:editId="257059F5">
             <wp:extent cx="5943600" cy="3341370"/>
@@ -3446,13 +2901,13 @@
       </w:r>
       <w:r>
         <w:rPr>
-          <w:rFonts w:ascii="Futura" w:hAnsi="Futura"/>
+          <w:rFonts w:ascii="Futura Std Book" w:hAnsi="Futura Std Book"/>
         </w:rPr>
         <w:br/>
       </w:r>
       <w:r>
         <w:rPr>
-          <w:rFonts w:ascii="Futura" w:hAnsi="Futura"/>
+          <w:rFonts w:ascii="Futura Std Book" w:hAnsi="Futura Std Book"/>
           <w:i/>
           <w:iCs/>
           <w:sz w:val="20"/>
@@ -3465,15 +2920,15 @@
       <w:pPr>
         <w:jc w:val="both"/>
         <w:rPr>
-          <w:rFonts w:ascii="Futura" w:hAnsi="Futura"/>
-        </w:rPr>
-      </w:pPr>
-      <w:r>
-        <w:rPr>
-          <w:rFonts w:ascii="Futura" w:hAnsi="Futura"/>
+          <w:rFonts w:ascii="Futura Std Book" w:hAnsi="Futura Std Book"/>
+        </w:rPr>
+      </w:pPr>
+      <w:r>
+        <w:rPr>
+          <w:rFonts w:ascii="Futura Std Book" w:hAnsi="Futura Std Book"/>
         </w:rPr>
         <w:pict w14:anchorId="6A6D7843">
-          <v:rect id="_x0000_i1031" style="width:0;height:1.5pt" o:hralign="center" o:hrstd="t" o:hr="t" fillcolor="#a0a0a0" stroked="f"/>
+          <v:rect id="_x0000_i1103" style="width:0;height:1.5pt" o:hralign="center" o:hrstd="t" o:hr="t" fillcolor="#a0a0a0" stroked="f"/>
         </w:pict>
       </w:r>
     </w:p>
@@ -3481,18 +2936,14 @@
       <w:pPr>
         <w:jc w:val="both"/>
         <w:rPr>
-          <w:rFonts w:ascii="Futura" w:hAnsi="Futura"/>
-          <w:b/>
-          <w:bCs/>
+          <w:rFonts w:ascii="Futura Std Book" w:hAnsi="Futura Std Book"/>
           <w:sz w:val="32"/>
           <w:szCs w:val="40"/>
         </w:rPr>
       </w:pPr>
       <w:r>
         <w:rPr>
-          <w:rFonts w:ascii="Futura" w:hAnsi="Futura"/>
-          <w:b/>
-          <w:bCs/>
+          <w:rFonts w:ascii="Futura Std Book" w:hAnsi="Futura Std Book"/>
           <w:sz w:val="32"/>
           <w:szCs w:val="40"/>
         </w:rPr>
@@ -3507,44 +2958,36 @@
         </w:numPr>
         <w:jc w:val="both"/>
         <w:rPr>
-          <w:rFonts w:ascii="Futura" w:hAnsi="Futura"/>
-        </w:rPr>
-      </w:pPr>
-      <w:r>
-        <w:rPr>
-          <w:rFonts w:ascii="Futura" w:hAnsi="Futura"/>
-          <w:b/>
-          <w:bCs/>
-        </w:rPr>
-        <w:t>Auto-Logout:</w:t>
-      </w:r>
-      <w:r>
-        <w:rPr>
-          <w:rFonts w:ascii="Futura" w:hAnsi="Futura"/>
-        </w:rPr>
-        <w:t xml:space="preserve"> A "Heartbeat" script (userHeartbeat.js) monitors admin activity. If the browser tab is </w:t>
-      </w:r>
-      <w:r>
-        <w:rPr>
-          <w:rFonts w:ascii="Futura" w:hAnsi="Futura"/>
+          <w:rFonts w:ascii="Futura Std Book" w:hAnsi="Futura Std Book"/>
+        </w:rPr>
+      </w:pPr>
+      <w:r>
+        <w:rPr>
+          <w:rFonts w:ascii="Futura Std Book" w:hAnsi="Futura Std Book"/>
+        </w:rPr>
+        <w:t xml:space="preserve">Auto-Logout: A "Heartbeat" script (userHeartbeat.js) monitors admin activity. If the browser tab is </w:t>
+      </w:r>
+      <w:r>
+        <w:rPr>
+          <w:rFonts w:ascii="Futura Std Book" w:hAnsi="Futura Std Book"/>
         </w:rPr>
         <w:t>closed</w:t>
       </w:r>
       <w:r>
         <w:rPr>
-          <w:rFonts w:ascii="Futura" w:hAnsi="Futura"/>
+          <w:rFonts w:ascii="Futura Std Book" w:hAnsi="Futura Std Book"/>
         </w:rPr>
         <w:t xml:space="preserve"> and inactive for 15 seconds, the session is destroyed </w:t>
       </w:r>
       <w:r>
         <w:rPr>
-          <w:rFonts w:ascii="Futura" w:hAnsi="Futura"/>
+          <w:rFonts w:ascii="Futura Std Book" w:hAnsi="Futura Std Book"/>
         </w:rPr>
         <w:t xml:space="preserve">and user is automatically logged out </w:t>
       </w:r>
       <w:r>
         <w:rPr>
-          <w:rFonts w:ascii="Futura" w:hAnsi="Futura"/>
+          <w:rFonts w:ascii="Futura Std Book" w:hAnsi="Futura Std Book"/>
         </w:rPr>
         <w:t>for security.</w:t>
       </w:r>
@@ -3557,37 +3000,29 @@
         </w:numPr>
         <w:jc w:val="both"/>
         <w:rPr>
-          <w:rFonts w:ascii="Futura" w:hAnsi="Futura"/>
-        </w:rPr>
-      </w:pPr>
-      <w:r>
-        <w:rPr>
-          <w:rFonts w:ascii="Futura" w:hAnsi="Futura"/>
-          <w:b/>
-          <w:bCs/>
-        </w:rPr>
-        <w:t>System Watchdog:</w:t>
-      </w:r>
-      <w:r>
-        <w:rPr>
-          <w:rFonts w:ascii="Futura" w:hAnsi="Futura"/>
-        </w:rPr>
-        <w:t xml:space="preserve"> A background script (systemWatchdog.js) ensures the application logic remains active and alerts the IT admin if the monitoring process stalls.</w:t>
-      </w:r>
-    </w:p>
-    <w:p>
-      <w:pPr>
-        <w:jc w:val="both"/>
-        <w:rPr>
-          <w:rFonts w:ascii="Futura" w:hAnsi="Futura"/>
-        </w:rPr>
-      </w:pPr>
-      <w:r>
-        <w:rPr>
-          <w:rFonts w:ascii="Futura" w:hAnsi="Futura"/>
+          <w:rFonts w:ascii="Futura Std Book" w:hAnsi="Futura Std Book"/>
+        </w:rPr>
+      </w:pPr>
+      <w:r>
+        <w:rPr>
+          <w:rFonts w:ascii="Futura Std Book" w:hAnsi="Futura Std Book"/>
+        </w:rPr>
+        <w:t>System Watchdog: A background script (systemWatchdog.js) ensures the application logic remains active and alerts the IT admin if the monitoring process stalls.</w:t>
+      </w:r>
+    </w:p>
+    <w:p>
+      <w:pPr>
+        <w:jc w:val="both"/>
+        <w:rPr>
+          <w:rFonts w:ascii="Futura Std Book" w:hAnsi="Futura Std Book"/>
+        </w:rPr>
+      </w:pPr>
+      <w:r>
+        <w:rPr>
+          <w:rFonts w:ascii="Futura Std Book" w:hAnsi="Futura Std Book"/>
         </w:rPr>
         <w:pict w14:anchorId="04ABA013">
-          <v:rect id="_x0000_i1032" style="width:0;height:1.5pt" o:hralign="center" o:hrstd="t" o:hr="t" fillcolor="#a0a0a0" stroked="f"/>
+          <v:rect id="_x0000_i1104" style="width:0;height:1.5pt" o:hralign="center" o:hrstd="t" o:hr="t" fillcolor="#a0a0a0" stroked="f"/>
         </w:pict>
       </w:r>
     </w:p>
@@ -3595,44 +3030,36 @@
       <w:pPr>
         <w:jc w:val="both"/>
         <w:rPr>
-          <w:rFonts w:ascii="Futura" w:hAnsi="Futura"/>
-        </w:rPr>
-      </w:pPr>
-      <w:r>
-        <w:rPr>
-          <w:rFonts w:ascii="Futura" w:hAnsi="Futura"/>
-          <w:b/>
-          <w:bCs/>
-        </w:rPr>
-        <w:t>Note:</w:t>
-      </w:r>
-      <w:r>
-        <w:rPr>
-          <w:rFonts w:ascii="Futura" w:hAnsi="Futura"/>
-        </w:rPr>
-        <w:t xml:space="preserve"> When migrating to a permanent company server, ensure the folder permissions allow the web server (Apache) to write to the local text files and the database directory.</w:t>
-      </w:r>
-    </w:p>
-    <w:p>
-      <w:pPr>
-        <w:jc w:val="both"/>
-        <w:rPr>
-          <w:rFonts w:ascii="Futura" w:hAnsi="Futura"/>
-        </w:rPr>
-      </w:pPr>
-      <w:r>
-        <w:rPr>
-          <w:rFonts w:ascii="Futura" w:hAnsi="Futura"/>
+          <w:rFonts w:ascii="Futura Std Book" w:hAnsi="Futura Std Book"/>
+        </w:rPr>
+      </w:pPr>
+      <w:r>
+        <w:rPr>
+          <w:rFonts w:ascii="Futura Std Book" w:hAnsi="Futura Std Book"/>
+        </w:rPr>
+        <w:t>Note: When migrating to a permanent company server, ensure the folder permissions allow the web server (Apache) to write to the local text files and the database directory.</w:t>
+      </w:r>
+    </w:p>
+    <w:p>
+      <w:pPr>
+        <w:jc w:val="both"/>
+        <w:rPr>
+          <w:rFonts w:ascii="Futura Std Book" w:hAnsi="Futura Std Book"/>
+        </w:rPr>
+      </w:pPr>
+      <w:r>
+        <w:rPr>
+          <w:rFonts w:ascii="Futura Std Book" w:hAnsi="Futura Std Book"/>
         </w:rPr>
         <w:pict w14:anchorId="49AAC10A">
-          <v:rect id="_x0000_i1033" style="width:0;height:1.5pt" o:hralign="center" o:hrstd="t" o:hr="t" fillcolor="#a0a0a0" stroked="f"/>
+          <v:rect id="_x0000_i1105" style="width:0;height:1.5pt" o:hralign="center" o:hrstd="t" o:hr="t" fillcolor="#a0a0a0" stroked="f"/>
         </w:pict>
       </w:r>
     </w:p>
     <w:p>
       <w:pPr>
         <w:rPr>
-          <w:rFonts w:ascii="Futura" w:hAnsi="Futura"/>
+          <w:rFonts w:ascii="Futura Std Book" w:hAnsi="Futura Std Book"/>
         </w:rPr>
       </w:pPr>
     </w:p>
@@ -3710,8 +3137,6 @@
     </w:pPr>
     <w:r>
       <w:rPr>
-        <w:b/>
-        <w:bCs/>
         <w:noProof/>
         <w:sz w:val="52"/>
         <w:szCs w:val="52"/>
@@ -3777,19 +3202,16 @@
     <w:pPr>
       <w:jc w:val="center"/>
       <w:rPr>
-        <w:b/>
-        <w:bCs/>
-        <w:sz w:val="52"/>
-        <w:szCs w:val="52"/>
+        <w:rFonts w:ascii="Futura Std Book" w:hAnsi="Futura Std Book"/>
+        <w:sz w:val="48"/>
+        <w:szCs w:val="48"/>
       </w:rPr>
     </w:pPr>
     <w:r>
       <w:rPr>
-        <w:rFonts w:ascii="Futura" w:hAnsi="Futura"/>
-        <w:b/>
-        <w:bCs/>
-        <w:sz w:val="44"/>
-        <w:szCs w:val="36"/>
+        <w:rFonts w:ascii="Futura Std Book" w:hAnsi="Futura Std Book"/>
+        <w:sz w:val="40"/>
+        <w:szCs w:val="32"/>
       </w:rPr>
       <w:t>Hayakawa Electronics (Phils.) Corp</w:t>
     </w:r>

--- a/assets/docs/user-manual/user-manual.docx
+++ b/assets/docs/user-manual/user-manual.docx
@@ -6,7 +6,7 @@
       <w:pPr>
         <w:jc w:val="center"/>
         <w:rPr>
-          <w:rFonts w:ascii="Futura Std Book" w:hAnsi="Futura Std Book"/>
+          <w:rFonts w:ascii="Futura LT" w:hAnsi="Futura LT"/>
           <w:sz w:val="52"/>
           <w:szCs w:val="52"/>
         </w:rPr>
@@ -16,7 +16,7 @@
       <w:pPr>
         <w:jc w:val="center"/>
         <w:rPr>
-          <w:rFonts w:ascii="Futura Std Book" w:hAnsi="Futura Std Book"/>
+          <w:rFonts w:ascii="Futura LT" w:hAnsi="Futura LT"/>
           <w:sz w:val="52"/>
           <w:szCs w:val="52"/>
         </w:rPr>
@@ -26,7 +26,7 @@
       <w:pPr>
         <w:jc w:val="center"/>
         <w:rPr>
-          <w:rFonts w:ascii="Futura Std Book" w:hAnsi="Futura Std Book"/>
+          <w:rFonts w:ascii="Futura LT" w:hAnsi="Futura LT"/>
           <w:sz w:val="52"/>
           <w:szCs w:val="52"/>
         </w:rPr>
@@ -36,22 +36,50 @@
       <w:pPr>
         <w:jc w:val="center"/>
         <w:rPr>
-          <w:rFonts w:ascii="Futura Std Book" w:hAnsi="Futura Std Book"/>
+          <w:rFonts w:ascii="Futura LT" w:hAnsi="Futura LT"/>
+          <w:b/>
+          <w:bCs/>
           <w:sz w:val="52"/>
           <w:szCs w:val="52"/>
         </w:rPr>
       </w:pPr>
       <w:r>
         <w:rPr>
-          <w:rFonts w:ascii="Futura Std Book" w:hAnsi="Futura Std Book"/>
+          <w:rFonts w:ascii="Futura LT" w:hAnsi="Futura LT"/>
+          <w:b/>
+          <w:bCs/>
           <w:sz w:val="72"/>
           <w:szCs w:val="72"/>
         </w:rPr>
-        <w:t xml:space="preserve">HEPC-NetPulse: </w:t>
-      </w:r>
-      <w:r>
-        <w:rPr>
-          <w:rFonts w:ascii="Futura Std Book" w:hAnsi="Futura Std Book"/>
+        <w:t>HEPC-</w:t>
+      </w:r>
+      <w:proofErr w:type="spellStart"/>
+      <w:r>
+        <w:rPr>
+          <w:rFonts w:ascii="Futura LT" w:hAnsi="Futura LT"/>
+          <w:b/>
+          <w:bCs/>
+          <w:sz w:val="72"/>
+          <w:szCs w:val="72"/>
+        </w:rPr>
+        <w:t>NetPulse</w:t>
+      </w:r>
+      <w:proofErr w:type="spellEnd"/>
+      <w:r>
+        <w:rPr>
+          <w:rFonts w:ascii="Futura LT" w:hAnsi="Futura LT"/>
+          <w:b/>
+          <w:bCs/>
+          <w:sz w:val="72"/>
+          <w:szCs w:val="72"/>
+        </w:rPr>
+        <w:t xml:space="preserve">: </w:t>
+      </w:r>
+      <w:r>
+        <w:rPr>
+          <w:rFonts w:ascii="Futura LT" w:hAnsi="Futura LT"/>
+          <w:b/>
+          <w:bCs/>
           <w:sz w:val="52"/>
           <w:szCs w:val="52"/>
         </w:rPr>
@@ -60,7 +88,9 @@
       </w:r>
       <w:r>
         <w:rPr>
-          <w:rFonts w:ascii="Futura Std Book" w:hAnsi="Futura Std Book"/>
+          <w:rFonts w:ascii="Futura LT" w:hAnsi="Futura LT"/>
+          <w:b/>
+          <w:bCs/>
           <w:sz w:val="52"/>
           <w:szCs w:val="52"/>
         </w:rPr>
@@ -68,7 +98,9 @@
       </w:r>
       <w:r>
         <w:rPr>
-          <w:rFonts w:ascii="Futura Std Book" w:hAnsi="Futura Std Book"/>
+          <w:rFonts w:ascii="Futura LT" w:hAnsi="Futura LT"/>
+          <w:b/>
+          <w:bCs/>
           <w:sz w:val="52"/>
           <w:szCs w:val="52"/>
         </w:rPr>
@@ -76,7 +108,9 @@
       </w:r>
       <w:r>
         <w:rPr>
-          <w:rFonts w:ascii="Futura Std Book" w:hAnsi="Futura Std Book"/>
+          <w:rFonts w:ascii="Futura LT" w:hAnsi="Futura LT"/>
+          <w:b/>
+          <w:bCs/>
           <w:sz w:val="52"/>
           <w:szCs w:val="52"/>
         </w:rPr>
@@ -86,91 +120,91 @@
     <w:p>
       <w:pPr>
         <w:rPr>
-          <w:rFonts w:ascii="Futura Std Book" w:hAnsi="Futura Std Book"/>
-        </w:rPr>
-      </w:pPr>
-    </w:p>
-    <w:p>
-      <w:pPr>
-        <w:rPr>
-          <w:rFonts w:ascii="Futura Std Book" w:hAnsi="Futura Std Book"/>
-        </w:rPr>
-      </w:pPr>
-    </w:p>
-    <w:p>
-      <w:pPr>
-        <w:rPr>
-          <w:rFonts w:ascii="Futura Std Book" w:hAnsi="Futura Std Book"/>
-        </w:rPr>
-      </w:pPr>
-    </w:p>
-    <w:p>
-      <w:pPr>
-        <w:rPr>
-          <w:rFonts w:ascii="Futura Std Book" w:hAnsi="Futura Std Book"/>
-        </w:rPr>
-      </w:pPr>
-    </w:p>
-    <w:p>
-      <w:pPr>
-        <w:rPr>
-          <w:rFonts w:ascii="Futura Std Book" w:hAnsi="Futura Std Book"/>
-        </w:rPr>
-      </w:pPr>
-    </w:p>
-    <w:p>
-      <w:pPr>
-        <w:rPr>
-          <w:rFonts w:ascii="Futura Std Book" w:hAnsi="Futura Std Book"/>
-        </w:rPr>
-      </w:pPr>
-    </w:p>
-    <w:p>
-      <w:pPr>
-        <w:rPr>
-          <w:rFonts w:ascii="Futura Std Book" w:hAnsi="Futura Std Book"/>
-        </w:rPr>
-      </w:pPr>
-    </w:p>
-    <w:p>
-      <w:pPr>
-        <w:rPr>
-          <w:rFonts w:ascii="Futura Std Book" w:hAnsi="Futura Std Book"/>
-        </w:rPr>
-      </w:pPr>
-    </w:p>
-    <w:p>
-      <w:pPr>
-        <w:rPr>
-          <w:rFonts w:ascii="Futura Std Book" w:hAnsi="Futura Std Book"/>
-        </w:rPr>
-      </w:pPr>
-    </w:p>
-    <w:p>
-      <w:pPr>
-        <w:rPr>
-          <w:rFonts w:ascii="Futura Std Book" w:hAnsi="Futura Std Book"/>
-        </w:rPr>
-      </w:pPr>
-    </w:p>
-    <w:p>
-      <w:pPr>
-        <w:rPr>
-          <w:rFonts w:ascii="Futura Std Book" w:hAnsi="Futura Std Book"/>
-        </w:rPr>
-      </w:pPr>
-    </w:p>
-    <w:p>
-      <w:pPr>
-        <w:rPr>
-          <w:rFonts w:ascii="Futura Std Book" w:hAnsi="Futura Std Book"/>
-        </w:rPr>
-      </w:pPr>
-    </w:p>
-    <w:p>
-      <w:pPr>
-        <w:rPr>
-          <w:rFonts w:ascii="Futura Std Book" w:hAnsi="Futura Std Book"/>
+          <w:rFonts w:ascii="Futura LT" w:hAnsi="Futura LT"/>
+        </w:rPr>
+      </w:pPr>
+    </w:p>
+    <w:p>
+      <w:pPr>
+        <w:rPr>
+          <w:rFonts w:ascii="Futura LT" w:hAnsi="Futura LT"/>
+        </w:rPr>
+      </w:pPr>
+    </w:p>
+    <w:p>
+      <w:pPr>
+        <w:rPr>
+          <w:rFonts w:ascii="Futura LT" w:hAnsi="Futura LT"/>
+        </w:rPr>
+      </w:pPr>
+    </w:p>
+    <w:p>
+      <w:pPr>
+        <w:rPr>
+          <w:rFonts w:ascii="Futura LT" w:hAnsi="Futura LT"/>
+        </w:rPr>
+      </w:pPr>
+    </w:p>
+    <w:p>
+      <w:pPr>
+        <w:rPr>
+          <w:rFonts w:ascii="Futura LT" w:hAnsi="Futura LT"/>
+        </w:rPr>
+      </w:pPr>
+    </w:p>
+    <w:p>
+      <w:pPr>
+        <w:rPr>
+          <w:rFonts w:ascii="Futura LT" w:hAnsi="Futura LT"/>
+        </w:rPr>
+      </w:pPr>
+    </w:p>
+    <w:p>
+      <w:pPr>
+        <w:rPr>
+          <w:rFonts w:ascii="Futura LT" w:hAnsi="Futura LT"/>
+        </w:rPr>
+      </w:pPr>
+    </w:p>
+    <w:p>
+      <w:pPr>
+        <w:rPr>
+          <w:rFonts w:ascii="Futura LT" w:hAnsi="Futura LT"/>
+        </w:rPr>
+      </w:pPr>
+    </w:p>
+    <w:p>
+      <w:pPr>
+        <w:rPr>
+          <w:rFonts w:ascii="Futura LT" w:hAnsi="Futura LT"/>
+        </w:rPr>
+      </w:pPr>
+    </w:p>
+    <w:p>
+      <w:pPr>
+        <w:rPr>
+          <w:rFonts w:ascii="Futura LT" w:hAnsi="Futura LT"/>
+        </w:rPr>
+      </w:pPr>
+    </w:p>
+    <w:p>
+      <w:pPr>
+        <w:rPr>
+          <w:rFonts w:ascii="Futura LT" w:hAnsi="Futura LT"/>
+        </w:rPr>
+      </w:pPr>
+    </w:p>
+    <w:p>
+      <w:pPr>
+        <w:rPr>
+          <w:rFonts w:ascii="Futura LT" w:hAnsi="Futura LT"/>
+        </w:rPr>
+      </w:pPr>
+    </w:p>
+    <w:p>
+      <w:pPr>
+        <w:rPr>
+          <w:rFonts w:ascii="Futura LT" w:hAnsi="Futura LT"/>
         </w:rPr>
       </w:pPr>
     </w:p>
@@ -178,36 +212,38 @@
       <w:pPr>
         <w:jc w:val="center"/>
         <w:rPr>
-          <w:rFonts w:ascii="Futura Std Book" w:hAnsi="Futura Std Book"/>
-        </w:rPr>
-      </w:pPr>
-      <w:r>
-        <w:rPr>
-          <w:rFonts w:ascii="Futura Std Book" w:hAnsi="Futura Std Book"/>
+          <w:rFonts w:ascii="Futura LT" w:hAnsi="Futura LT"/>
+        </w:rPr>
+      </w:pPr>
+      <w:r>
+        <w:rPr>
+          <w:rFonts w:ascii="Futura LT" w:hAnsi="Futura LT"/>
         </w:rPr>
         <w:t xml:space="preserve">Prepared By: </w:t>
       </w:r>
       <w:r>
         <w:rPr>
-          <w:rFonts w:ascii="Futura Std Book" w:hAnsi="Futura Std Book"/>
+          <w:rFonts w:ascii="Futura LT" w:hAnsi="Futura LT"/>
         </w:rPr>
         <w:br/>
       </w:r>
       <w:r>
         <w:rPr>
-          <w:rFonts w:ascii="Futura Std Book" w:hAnsi="Futura Std Book"/>
+          <w:rFonts w:ascii="Futura LT" w:hAnsi="Futura LT"/>
+          <w:b/>
+          <w:bCs/>
         </w:rPr>
         <w:t>Mariquit, Lance Joseph J.</w:t>
       </w:r>
       <w:r>
         <w:rPr>
-          <w:rFonts w:ascii="Futura Std Book" w:hAnsi="Futura Std Book"/>
+          <w:rFonts w:ascii="Futura LT" w:hAnsi="Futura LT"/>
         </w:rPr>
         <w:br/>
       </w:r>
       <w:r>
         <w:rPr>
-          <w:rFonts w:ascii="Futura Std Book" w:hAnsi="Futura Std Book"/>
+          <w:rFonts w:ascii="Futura LT" w:hAnsi="Futura LT"/>
         </w:rPr>
         <w:t>IT OJT STAFF</w:t>
       </w:r>
@@ -215,62 +251,62 @@
     <w:p>
       <w:pPr>
         <w:rPr>
-          <w:rFonts w:ascii="Futura Std Book" w:hAnsi="Futura Std Book"/>
-        </w:rPr>
-      </w:pPr>
-    </w:p>
-    <w:p>
-      <w:pPr>
-        <w:rPr>
-          <w:rFonts w:ascii="Futura Std Book" w:hAnsi="Futura Std Book"/>
-        </w:rPr>
-      </w:pPr>
-    </w:p>
-    <w:p>
-      <w:pPr>
-        <w:rPr>
-          <w:rFonts w:ascii="Futura Std Book" w:hAnsi="Futura Std Book"/>
-        </w:rPr>
-      </w:pPr>
-    </w:p>
-    <w:p>
-      <w:pPr>
-        <w:rPr>
-          <w:rFonts w:ascii="Futura Std Book" w:hAnsi="Futura Std Book"/>
-        </w:rPr>
-      </w:pPr>
-    </w:p>
-    <w:p>
-      <w:pPr>
-        <w:rPr>
-          <w:rFonts w:ascii="Futura Std Book" w:hAnsi="Futura Std Book"/>
-        </w:rPr>
-      </w:pPr>
-    </w:p>
-    <w:p>
-      <w:pPr>
-        <w:jc w:val="both"/>
-        <w:rPr>
-          <w:rFonts w:ascii="Futura Std Book" w:hAnsi="Futura Std Book"/>
-        </w:rPr>
-      </w:pPr>
-    </w:p>
-    <w:p>
-      <w:pPr>
-        <w:jc w:val="both"/>
-        <w:rPr>
-          <w:rFonts w:ascii="Futura Std Book" w:hAnsi="Futura Std Book"/>
+          <w:rFonts w:ascii="Futura LT" w:hAnsi="Futura LT"/>
+        </w:rPr>
+      </w:pPr>
+    </w:p>
+    <w:p>
+      <w:pPr>
+        <w:rPr>
+          <w:rFonts w:ascii="Futura LT" w:hAnsi="Futura LT"/>
+        </w:rPr>
+      </w:pPr>
+    </w:p>
+    <w:p>
+      <w:pPr>
+        <w:rPr>
+          <w:rFonts w:ascii="Futura LT" w:hAnsi="Futura LT"/>
+        </w:rPr>
+      </w:pPr>
+    </w:p>
+    <w:p>
+      <w:pPr>
+        <w:rPr>
+          <w:rFonts w:ascii="Futura LT" w:hAnsi="Futura LT"/>
+        </w:rPr>
+      </w:pPr>
+    </w:p>
+    <w:p>
+      <w:pPr>
+        <w:rPr>
+          <w:rFonts w:ascii="Futura LT" w:hAnsi="Futura LT"/>
+        </w:rPr>
+      </w:pPr>
+    </w:p>
+    <w:p>
+      <w:pPr>
+        <w:jc w:val="both"/>
+        <w:rPr>
+          <w:rFonts w:ascii="Futura LT" w:hAnsi="Futura LT"/>
+        </w:rPr>
+      </w:pPr>
+    </w:p>
+    <w:p>
+      <w:pPr>
+        <w:jc w:val="both"/>
+        <w:rPr>
+          <w:rFonts w:ascii="Futura LT" w:hAnsi="Futura LT"/>
           <w:sz w:val="32"/>
           <w:szCs w:val="32"/>
         </w:rPr>
       </w:pPr>
       <w:r>
         <w:rPr>
-          <w:rFonts w:ascii="Futura Std Book" w:hAnsi="Futura Std Book"/>
+          <w:rFonts w:ascii="Futura LT" w:hAnsi="Futura LT"/>
         </w:rPr>
         <w:lastRenderedPageBreak/>
         <w:pict w14:anchorId="1B9A71AD">
-          <v:rect id="_x0000_i1097" style="width:0;height:1.5pt" o:hralign="center" o:hrstd="t" o:hr="t" fillcolor="#a0a0a0" stroked="f"/>
+          <v:rect id="_x0000_i1025" style="width:0;height:1.5pt" o:hralign="center" o:hrstd="t" o:hr="t" fillcolor="#a0a0a0" stroked="f"/>
         </w:pict>
       </w:r>
     </w:p>
@@ -278,14 +314,18 @@
       <w:pPr>
         <w:jc w:val="both"/>
         <w:rPr>
-          <w:rFonts w:ascii="Futura Std Book" w:hAnsi="Futura Std Book"/>
+          <w:rFonts w:ascii="Futura LT" w:hAnsi="Futura LT"/>
+          <w:b/>
+          <w:bCs/>
           <w:sz w:val="32"/>
           <w:szCs w:val="32"/>
         </w:rPr>
       </w:pPr>
       <w:r>
         <w:rPr>
-          <w:rFonts w:ascii="Futura Std Book" w:hAnsi="Futura Std Book"/>
+          <w:rFonts w:ascii="Futura LT" w:hAnsi="Futura LT"/>
+          <w:b/>
+          <w:bCs/>
           <w:sz w:val="32"/>
           <w:szCs w:val="32"/>
         </w:rPr>
@@ -296,41 +336,69 @@
       <w:pPr>
         <w:jc w:val="both"/>
         <w:rPr>
-          <w:rFonts w:ascii="Futura Std Book" w:hAnsi="Futura Std Book"/>
-        </w:rPr>
-      </w:pPr>
-      <w:r>
-        <w:rPr>
-          <w:rFonts w:ascii="Futura Std Book" w:hAnsi="Futura Std Book"/>
-        </w:rPr>
-        <w:t xml:space="preserve">HEPC-NetPulse is a dedicated network monitoring </w:t>
-      </w:r>
-      <w:r>
-        <w:rPr>
-          <w:rFonts w:ascii="Futura Std Book" w:hAnsi="Futura Std Book"/>
+          <w:rFonts w:ascii="Futura LT" w:hAnsi="Futura LT"/>
+        </w:rPr>
+      </w:pPr>
+      <w:r>
+        <w:rPr>
+          <w:rFonts w:ascii="Futura LT" w:hAnsi="Futura LT"/>
+        </w:rPr>
+        <w:t>HEPC-</w:t>
+      </w:r>
+      <w:proofErr w:type="spellStart"/>
+      <w:r>
+        <w:rPr>
+          <w:rFonts w:ascii="Futura LT" w:hAnsi="Futura LT"/>
+        </w:rPr>
+        <w:t>NetPulse</w:t>
+      </w:r>
+      <w:proofErr w:type="spellEnd"/>
+      <w:r>
+        <w:rPr>
+          <w:rFonts w:ascii="Futura LT" w:hAnsi="Futura LT"/>
+        </w:rPr>
+        <w:t xml:space="preserve"> is a dedicated network monitoring </w:t>
+      </w:r>
+      <w:r>
+        <w:rPr>
+          <w:rFonts w:ascii="Futura LT" w:hAnsi="Futura LT"/>
         </w:rPr>
         <w:t>system</w:t>
       </w:r>
       <w:r>
         <w:rPr>
-          <w:rFonts w:ascii="Futura Std Book" w:hAnsi="Futura Std Book"/>
-        </w:rPr>
-        <w:t xml:space="preserve"> for Hayakawa Electronics (PHILS.) Corp. It provides real-time visibility into tracking latency (ms) and connectivity status for servers, switches, biometrics, and workstations.</w:t>
-      </w:r>
-    </w:p>
-    <w:p>
-      <w:pPr>
-        <w:jc w:val="both"/>
-        <w:rPr>
-          <w:rFonts w:ascii="Futura Std Book" w:hAnsi="Futura Std Book"/>
-        </w:rPr>
-      </w:pPr>
-      <w:r>
-        <w:rPr>
-          <w:rFonts w:ascii="Futura Std Book" w:hAnsi="Futura Std Book"/>
+          <w:rFonts w:ascii="Futura LT" w:hAnsi="Futura LT"/>
+        </w:rPr>
+        <w:t xml:space="preserve"> for Hayakawa Electronics (PHILS.) Corp. It provides real-time visibility into tracking latency (</w:t>
+      </w:r>
+      <w:proofErr w:type="spellStart"/>
+      <w:r>
+        <w:rPr>
+          <w:rFonts w:ascii="Futura LT" w:hAnsi="Futura LT"/>
+        </w:rPr>
+        <w:t>ms</w:t>
+      </w:r>
+      <w:proofErr w:type="spellEnd"/>
+      <w:r>
+        <w:rPr>
+          <w:rFonts w:ascii="Futura LT" w:hAnsi="Futura LT"/>
+        </w:rPr>
+        <w:t>) and connectivity status for servers, switches, biometrics, and workstations.</w:t>
+      </w:r>
+    </w:p>
+    <w:p>
+      <w:pPr>
+        <w:jc w:val="both"/>
+        <w:rPr>
+          <w:rFonts w:ascii="Futura LT" w:hAnsi="Futura LT"/>
+        </w:rPr>
+      </w:pPr>
+      <w:r>
+        <w:rPr>
+          <w:rFonts w:ascii="Futura LT" w:hAnsi="Futura LT"/>
         </w:rPr>
         <w:pict w14:anchorId="7BCDE0EC">
-          <v:rect id="_x0000_i1098" style="width:0;height:1.5pt" o:hralign="center" o:hrstd="t" o:hr="t" fillcolor="#a0a0a0" stroked="f"/>
+          <v:rect id="_x0000_i1026" style="width:0;height:1.5pt" o:hralign="center" o:hrstd="t" o:hr="t" fillcolor="#a0a0a0" stroked="f"/>
         </w:pict>
       </w:r>
     </w:p>
@@ -338,14 +406,18 @@
       <w:pPr>
         <w:jc w:val="both"/>
         <w:rPr>
-          <w:rFonts w:ascii="Futura Std Book" w:hAnsi="Futura Std Book"/>
+          <w:rFonts w:ascii="Futura LT" w:hAnsi="Futura LT"/>
+          <w:b/>
+          <w:bCs/>
           <w:sz w:val="32"/>
           <w:szCs w:val="40"/>
         </w:rPr>
       </w:pPr>
       <w:r>
         <w:rPr>
-          <w:rFonts w:ascii="Futura Std Book" w:hAnsi="Futura Std Book"/>
+          <w:rFonts w:ascii="Futura LT" w:hAnsi="Futura LT"/>
+          <w:b/>
+          <w:bCs/>
           <w:sz w:val="32"/>
           <w:szCs w:val="40"/>
         </w:rPr>
@@ -356,26 +428,44 @@
       <w:pPr>
         <w:jc w:val="both"/>
         <w:rPr>
-          <w:rFonts w:ascii="Futura Std Book" w:hAnsi="Futura Std Book"/>
-        </w:rPr>
-      </w:pPr>
-      <w:r>
-        <w:rPr>
-          <w:rFonts w:ascii="Futura Std Book" w:hAnsi="Futura Std Book"/>
-        </w:rPr>
-        <w:t>The system is designed for a "Plug-and-Play" deployment. You do not need to manually create a database or import .sql files.</w:t>
-      </w:r>
-    </w:p>
-    <w:p>
-      <w:pPr>
-        <w:jc w:val="both"/>
-        <w:rPr>
-          <w:rFonts w:ascii="Futura Std Book" w:hAnsi="Futura Std Book"/>
-        </w:rPr>
-      </w:pPr>
-      <w:r>
-        <w:rPr>
-          <w:rFonts w:ascii="Futura Std Book" w:hAnsi="Futura Std Book"/>
+          <w:rFonts w:ascii="Futura LT" w:hAnsi="Futura LT"/>
+        </w:rPr>
+      </w:pPr>
+      <w:r>
+        <w:rPr>
+          <w:rFonts w:ascii="Futura LT" w:hAnsi="Futura LT"/>
+        </w:rPr>
+        <w:t>The system is designed for a "Plug-and-Play" deployment. You do not need to manually create a database or import .</w:t>
+      </w:r>
+      <w:proofErr w:type="spellStart"/>
+      <w:r>
+        <w:rPr>
+          <w:rFonts w:ascii="Futura LT" w:hAnsi="Futura LT"/>
+        </w:rPr>
+        <w:t>sql</w:t>
+      </w:r>
+      <w:proofErr w:type="spellEnd"/>
+      <w:r>
+        <w:rPr>
+          <w:rFonts w:ascii="Futura LT" w:hAnsi="Futura LT"/>
+        </w:rPr>
+        <w:t xml:space="preserve"> files.</w:t>
+      </w:r>
+    </w:p>
+    <w:p>
+      <w:pPr>
+        <w:jc w:val="both"/>
+        <w:rPr>
+          <w:rFonts w:ascii="Futura LT" w:hAnsi="Futura LT"/>
+          <w:b/>
+          <w:bCs/>
+        </w:rPr>
+      </w:pPr>
+      <w:r>
+        <w:rPr>
+          <w:rFonts w:ascii="Futura LT" w:hAnsi="Futura LT"/>
+          <w:b/>
+          <w:bCs/>
         </w:rPr>
         <w:t>Deployment Steps:</w:t>
       </w:r>
@@ -388,12 +478,12 @@
         </w:numPr>
         <w:jc w:val="both"/>
         <w:rPr>
-          <w:rFonts w:ascii="Futura Std Book" w:hAnsi="Futura Std Book"/>
-        </w:rPr>
-      </w:pPr>
-      <w:r>
-        <w:rPr>
-          <w:rFonts w:ascii="Futura Std Book" w:hAnsi="Futura Std Book"/>
+          <w:rFonts w:ascii="Futura LT" w:hAnsi="Futura LT"/>
+        </w:rPr>
+      </w:pPr>
+      <w:r>
+        <w:rPr>
+          <w:rFonts w:ascii="Futura LT" w:hAnsi="Futura LT"/>
         </w:rPr>
         <w:t>Server Requirements: Ensure the target server has XAMPP (or an Apache/MySQL stack) installed.</w:t>
       </w:r>
@@ -406,26 +496,40 @@
         </w:numPr>
         <w:jc w:val="both"/>
         <w:rPr>
-          <w:rFonts w:ascii="Futura Std Book" w:hAnsi="Futura Std Book"/>
-        </w:rPr>
-      </w:pPr>
-      <w:r>
-        <w:rPr>
-          <w:rFonts w:ascii="Futura Std Book" w:hAnsi="Futura Std Book"/>
+          <w:rFonts w:ascii="Futura LT" w:hAnsi="Futura LT"/>
+        </w:rPr>
+      </w:pPr>
+      <w:r>
+        <w:rPr>
+          <w:rFonts w:ascii="Futura LT" w:hAnsi="Futura LT"/>
         </w:rPr>
         <w:t xml:space="preserve">File Placement: Copy the </w:t>
       </w:r>
       <w:r>
         <w:rPr>
-          <w:rFonts w:ascii="Futura Std Book" w:hAnsi="Futura Std Book"/>
+          <w:rFonts w:ascii="Futura LT" w:hAnsi="Futura LT"/>
         </w:rPr>
         <w:t>project</w:t>
       </w:r>
       <w:r>
         <w:rPr>
-          <w:rFonts w:ascii="Futura Std Book" w:hAnsi="Futura Std Book"/>
-        </w:rPr>
-        <w:t xml:space="preserve"> folder into the htdocs directory of your XAMPP installation.</w:t>
+          <w:rFonts w:ascii="Futura LT" w:hAnsi="Futura LT"/>
+        </w:rPr>
+        <w:t xml:space="preserve"> folder into the </w:t>
+      </w:r>
+      <w:proofErr w:type="spellStart"/>
+      <w:r>
+        <w:rPr>
+          <w:rFonts w:ascii="Futura LT" w:hAnsi="Futura LT"/>
+        </w:rPr>
+        <w:t>htdocs</w:t>
+      </w:r>
+      <w:proofErr w:type="spellEnd"/>
+      <w:r>
+        <w:rPr>
+          <w:rFonts w:ascii="Futura LT" w:hAnsi="Futura LT"/>
+        </w:rPr>
+        <w:t xml:space="preserve"> directory of your XAMPP installation.</w:t>
       </w:r>
     </w:p>
     <w:p>
@@ -436,12 +540,12 @@
         </w:numPr>
         <w:jc w:val="both"/>
         <w:rPr>
-          <w:rFonts w:ascii="Futura Std Book" w:hAnsi="Futura Std Book"/>
-        </w:rPr>
-      </w:pPr>
-      <w:r>
-        <w:rPr>
-          <w:rFonts w:ascii="Futura Std Book" w:hAnsi="Futura Std Book"/>
+          <w:rFonts w:ascii="Futura LT" w:hAnsi="Futura LT"/>
+        </w:rPr>
+      </w:pPr>
+      <w:r>
+        <w:rPr>
+          <w:rFonts w:ascii="Futura LT" w:hAnsi="Futura LT"/>
         </w:rPr>
         <w:t xml:space="preserve">Automatic Database Setup: </w:t>
       </w:r>
@@ -451,30 +555,38 @@
         <w:ind w:left="720"/>
         <w:jc w:val="both"/>
         <w:rPr>
-          <w:rFonts w:ascii="Futura Std Book" w:hAnsi="Futura Std Book"/>
-        </w:rPr>
-      </w:pPr>
-      <w:r>
-        <w:rPr>
-          <w:rFonts w:ascii="Futura Std Book" w:hAnsi="Futura Std Book"/>
+          <w:rFonts w:ascii="Futura LT" w:hAnsi="Futura LT"/>
+        </w:rPr>
+      </w:pPr>
+      <w:r>
+        <w:rPr>
+          <w:rFonts w:ascii="Futura LT" w:hAnsi="Futura LT"/>
         </w:rPr>
         <w:t xml:space="preserve">* Open your browser and navigate to the </w:t>
       </w:r>
       <w:r>
         <w:rPr>
-          <w:rFonts w:ascii="Futura Std Book" w:hAnsi="Futura Std Book"/>
-        </w:rPr>
-        <w:t>system url</w:t>
-      </w:r>
-      <w:r>
-        <w:rPr>
-          <w:rFonts w:ascii="Futura Std Book" w:hAnsi="Futura Std Book"/>
+          <w:rFonts w:ascii="Futura LT" w:hAnsi="Futura LT"/>
+        </w:rPr>
+        <w:t xml:space="preserve">system </w:t>
+      </w:r>
+      <w:proofErr w:type="spellStart"/>
+      <w:r>
+        <w:rPr>
+          <w:rFonts w:ascii="Futura LT" w:hAnsi="Futura LT"/>
+        </w:rPr>
+        <w:t>url</w:t>
+      </w:r>
+      <w:proofErr w:type="spellEnd"/>
+      <w:r>
+        <w:rPr>
+          <w:rFonts w:ascii="Futura LT" w:hAnsi="Futura LT"/>
         </w:rPr>
         <w:t xml:space="preserve"> (e.g., </w:t>
       </w:r>
       <w:r>
         <w:rPr>
-          <w:rFonts w:ascii="Futura Std Book" w:hAnsi="Futura Std Book"/>
+          <w:rFonts w:ascii="Futura LT" w:hAnsi="Futura LT"/>
           <w:i/>
           <w:iCs/>
         </w:rPr>
@@ -482,23 +594,43 @@
       </w:r>
       <w:r>
         <w:rPr>
-          <w:rFonts w:ascii="Futura Std Book" w:hAnsi="Futura Std Book"/>
-          <w:i/>
-          <w:iCs/>
-        </w:rPr>
-        <w:t>/net_pulse</w:t>
-      </w:r>
-      <w:r>
-        <w:rPr>
-          <w:rFonts w:ascii="Futura Std Book" w:hAnsi="Futura Std Book"/>
-          <w:i/>
-          <w:iCs/>
-        </w:rPr>
-        <w:t>/ logIn.php</w:t>
-      </w:r>
-      <w:r>
-        <w:rPr>
-          <w:rFonts w:ascii="Futura Std Book" w:hAnsi="Futura Std Book"/>
+          <w:rFonts w:ascii="Futura LT" w:hAnsi="Futura LT"/>
+          <w:i/>
+          <w:iCs/>
+        </w:rPr>
+        <w:t>/</w:t>
+      </w:r>
+      <w:proofErr w:type="spellStart"/>
+      <w:r>
+        <w:rPr>
+          <w:rFonts w:ascii="Futura LT" w:hAnsi="Futura LT"/>
+          <w:i/>
+          <w:iCs/>
+        </w:rPr>
+        <w:t>net_pulse</w:t>
+      </w:r>
+      <w:proofErr w:type="spellEnd"/>
+      <w:r>
+        <w:rPr>
+          <w:rFonts w:ascii="Futura LT" w:hAnsi="Futura LT"/>
+          <w:i/>
+          <w:iCs/>
+        </w:rPr>
+        <w:t xml:space="preserve">/ </w:t>
+      </w:r>
+      <w:proofErr w:type="spellStart"/>
+      <w:r>
+        <w:rPr>
+          <w:rFonts w:ascii="Futura LT" w:hAnsi="Futura LT"/>
+          <w:i/>
+          <w:iCs/>
+        </w:rPr>
+        <w:t>logIn.php</w:t>
+      </w:r>
+      <w:proofErr w:type="spellEnd"/>
+      <w:r>
+        <w:rPr>
+          <w:rFonts w:ascii="Futura LT" w:hAnsi="Futura LT"/>
           <w:i/>
           <w:iCs/>
         </w:rPr>
@@ -506,37 +638,83 @@
       </w:r>
       <w:r>
         <w:rPr>
-          <w:rFonts w:ascii="Futura Std Book" w:hAnsi="Futura Std Book"/>
+          <w:rFonts w:ascii="Futura LT" w:hAnsi="Futura LT"/>
         </w:rPr>
         <w:t xml:space="preserve">or </w:t>
       </w:r>
       <w:r>
         <w:rPr>
-          <w:rFonts w:ascii="Futura Std Book" w:hAnsi="Futura Std Book"/>
-          <w:i/>
-          <w:iCs/>
-        </w:rPr>
-        <w:t>&lt;server-ip&gt;/</w:t>
-      </w:r>
-      <w:r>
-        <w:rPr>
-          <w:rFonts w:ascii="Futura Std Book" w:hAnsi="Futura Std Book"/>
-          <w:i/>
-          <w:iCs/>
-        </w:rPr>
-        <w:t xml:space="preserve"> net_pulse </w:t>
-      </w:r>
-      <w:r>
-        <w:rPr>
-          <w:rFonts w:ascii="Futura Std Book" w:hAnsi="Futura Std Book"/>
-          <w:i/>
-          <w:iCs/>
-        </w:rPr>
-        <w:t>/logIn.php</w:t>
-      </w:r>
-      <w:r>
-        <w:rPr>
-          <w:rFonts w:ascii="Futura Std Book" w:hAnsi="Futura Std Book"/>
+          <w:rFonts w:ascii="Futura LT" w:hAnsi="Futura LT"/>
+          <w:i/>
+          <w:iCs/>
+        </w:rPr>
+        <w:t>&lt;server-</w:t>
+      </w:r>
+      <w:proofErr w:type="spellStart"/>
+      <w:r>
+        <w:rPr>
+          <w:rFonts w:ascii="Futura LT" w:hAnsi="Futura LT"/>
+          <w:i/>
+          <w:iCs/>
+        </w:rPr>
+        <w:t>ip</w:t>
+      </w:r>
+      <w:proofErr w:type="spellEnd"/>
+      <w:r>
+        <w:rPr>
+          <w:rFonts w:ascii="Futura LT" w:hAnsi="Futura LT"/>
+          <w:i/>
+          <w:iCs/>
+        </w:rPr>
+        <w:t>&gt;/</w:t>
+      </w:r>
+      <w:r>
+        <w:rPr>
+          <w:rFonts w:ascii="Futura LT" w:hAnsi="Futura LT"/>
+          <w:i/>
+          <w:iCs/>
+        </w:rPr>
+        <w:t xml:space="preserve"> </w:t>
+      </w:r>
+      <w:proofErr w:type="spellStart"/>
+      <w:r>
+        <w:rPr>
+          <w:rFonts w:ascii="Futura LT" w:hAnsi="Futura LT"/>
+          <w:i/>
+          <w:iCs/>
+        </w:rPr>
+        <w:t>net_pulse</w:t>
+      </w:r>
+      <w:proofErr w:type="spellEnd"/>
+      <w:r>
+        <w:rPr>
+          <w:rFonts w:ascii="Futura LT" w:hAnsi="Futura LT"/>
+          <w:i/>
+          <w:iCs/>
+        </w:rPr>
+        <w:t xml:space="preserve"> </w:t>
+      </w:r>
+      <w:r>
+        <w:rPr>
+          <w:rFonts w:ascii="Futura LT" w:hAnsi="Futura LT"/>
+          <w:i/>
+          <w:iCs/>
+        </w:rPr>
+        <w:t>/</w:t>
+      </w:r>
+      <w:proofErr w:type="spellStart"/>
+      <w:r>
+        <w:rPr>
+          <w:rFonts w:ascii="Futura LT" w:hAnsi="Futura LT"/>
+          <w:i/>
+          <w:iCs/>
+        </w:rPr>
+        <w:t>logIn.php</w:t>
+      </w:r>
+      <w:proofErr w:type="spellEnd"/>
+      <w:r>
+        <w:rPr>
+          <w:rFonts w:ascii="Futura LT" w:hAnsi="Futura LT"/>
         </w:rPr>
         <w:t>).</w:t>
       </w:r>
@@ -549,14 +727,28 @@
         </w:numPr>
         <w:jc w:val="both"/>
         <w:rPr>
-          <w:rFonts w:ascii="Futura Std Book" w:hAnsi="Futura Std Book"/>
-        </w:rPr>
-      </w:pPr>
-      <w:r>
-        <w:rPr>
-          <w:rFonts w:ascii="Futura Std Book" w:hAnsi="Futura Std Book"/>
-        </w:rPr>
-        <w:t>The system will automatically detect if the net_pulse database exists.</w:t>
+          <w:rFonts w:ascii="Futura LT" w:hAnsi="Futura LT"/>
+        </w:rPr>
+      </w:pPr>
+      <w:r>
+        <w:rPr>
+          <w:rFonts w:ascii="Futura LT" w:hAnsi="Futura LT"/>
+        </w:rPr>
+        <w:t xml:space="preserve">The system will automatically detect if the </w:t>
+      </w:r>
+      <w:proofErr w:type="spellStart"/>
+      <w:r>
+        <w:rPr>
+          <w:rFonts w:ascii="Futura LT" w:hAnsi="Futura LT"/>
+        </w:rPr>
+        <w:t>net_pulse</w:t>
+      </w:r>
+      <w:proofErr w:type="spellEnd"/>
+      <w:r>
+        <w:rPr>
+          <w:rFonts w:ascii="Futura LT" w:hAnsi="Futura LT"/>
+        </w:rPr>
+        <w:t xml:space="preserve"> database exists.</w:t>
       </w:r>
     </w:p>
     <w:p>
@@ -567,12 +759,12 @@
         </w:numPr>
         <w:jc w:val="both"/>
         <w:rPr>
-          <w:rFonts w:ascii="Futura Std Book" w:hAnsi="Futura Std Book"/>
-        </w:rPr>
-      </w:pPr>
-      <w:r>
-        <w:rPr>
-          <w:rFonts w:ascii="Futura Std Book" w:hAnsi="Futura Std Book"/>
+          <w:rFonts w:ascii="Futura LT" w:hAnsi="Futura LT"/>
+        </w:rPr>
+      </w:pPr>
+      <w:r>
+        <w:rPr>
+          <w:rFonts w:ascii="Futura LT" w:hAnsi="Futura LT"/>
         </w:rPr>
         <w:t>If not found: It will instantly create the database, the users table, and the default admin account.</w:t>
       </w:r>
@@ -585,26 +777,28 @@
         </w:numPr>
         <w:jc w:val="both"/>
         <w:rPr>
-          <w:rFonts w:ascii="Futura Std Book" w:hAnsi="Futura Std Book"/>
-        </w:rPr>
-      </w:pPr>
-      <w:r>
-        <w:rPr>
-          <w:rFonts w:ascii="Futura Std Book" w:hAnsi="Futura Std Book"/>
+          <w:rFonts w:ascii="Futura LT" w:hAnsi="Futura LT"/>
+        </w:rPr>
+      </w:pPr>
+      <w:r>
+        <w:rPr>
+          <w:rFonts w:ascii="Futura LT" w:hAnsi="Futura LT"/>
         </w:rPr>
         <w:t xml:space="preserve">Configuration: If your MySQL root user has a password, update the $pass variable in </w:t>
       </w:r>
-      <w:r>
-        <w:rPr>
-          <w:rFonts w:ascii="Futura Std Book" w:hAnsi="Futura Std Book"/>
+      <w:proofErr w:type="spellStart"/>
+      <w:r>
+        <w:rPr>
+          <w:rFonts w:ascii="Futura LT" w:hAnsi="Futura LT"/>
           <w:i/>
           <w:iCs/>
         </w:rPr>
         <w:t>dbConfig.php</w:t>
       </w:r>
-      <w:r>
-        <w:rPr>
-          <w:rFonts w:ascii="Futura Std Book" w:hAnsi="Futura Std Book"/>
+      <w:proofErr w:type="spellEnd"/>
+      <w:r>
+        <w:rPr>
+          <w:rFonts w:ascii="Futura LT" w:hAnsi="Futura LT"/>
         </w:rPr>
         <w:t xml:space="preserve"> before the first run.</w:t>
       </w:r>
@@ -613,15 +807,15 @@
       <w:pPr>
         <w:jc w:val="both"/>
         <w:rPr>
-          <w:rFonts w:ascii="Futura Std Book" w:hAnsi="Futura Std Book"/>
-        </w:rPr>
-      </w:pPr>
-      <w:r>
-        <w:rPr>
-          <w:rFonts w:ascii="Futura Std Book" w:hAnsi="Futura Std Book"/>
+          <w:rFonts w:ascii="Futura LT" w:hAnsi="Futura LT"/>
+        </w:rPr>
+      </w:pPr>
+      <w:r>
+        <w:rPr>
+          <w:rFonts w:ascii="Futura LT" w:hAnsi="Futura LT"/>
         </w:rPr>
         <w:pict w14:anchorId="243AA536">
-          <v:rect id="_x0000_i1099" style="width:0;height:1.5pt" o:hralign="center" o:hrstd="t" o:hr="t" fillcolor="#a0a0a0" stroked="f"/>
+          <v:rect id="_x0000_i1027" style="width:0;height:1.5pt" o:hralign="center" o:hrstd="t" o:hr="t" fillcolor="#a0a0a0" stroked="f"/>
         </w:pict>
       </w:r>
     </w:p>
@@ -629,90 +823,90 @@
       <w:pPr>
         <w:jc w:val="both"/>
         <w:rPr>
-          <w:rFonts w:ascii="Futura Std Book" w:hAnsi="Futura Std Book"/>
-        </w:rPr>
-      </w:pPr>
-    </w:p>
-    <w:p>
-      <w:pPr>
-        <w:jc w:val="both"/>
-        <w:rPr>
-          <w:rFonts w:ascii="Futura Std Book" w:hAnsi="Futura Std Book"/>
-        </w:rPr>
-      </w:pPr>
-    </w:p>
-    <w:p>
-      <w:pPr>
-        <w:jc w:val="both"/>
-        <w:rPr>
-          <w:rFonts w:ascii="Futura Std Book" w:hAnsi="Futura Std Book"/>
-        </w:rPr>
-      </w:pPr>
-    </w:p>
-    <w:p>
-      <w:pPr>
-        <w:jc w:val="both"/>
-        <w:rPr>
-          <w:rFonts w:ascii="Futura Std Book" w:hAnsi="Futura Std Book"/>
-        </w:rPr>
-      </w:pPr>
-    </w:p>
-    <w:p>
-      <w:pPr>
-        <w:jc w:val="both"/>
-        <w:rPr>
-          <w:rFonts w:ascii="Futura Std Book" w:hAnsi="Futura Std Book"/>
-        </w:rPr>
-      </w:pPr>
-    </w:p>
-    <w:p>
-      <w:pPr>
-        <w:jc w:val="both"/>
-        <w:rPr>
-          <w:rFonts w:ascii="Futura Std Book" w:hAnsi="Futura Std Book"/>
-        </w:rPr>
-      </w:pPr>
-    </w:p>
-    <w:p>
-      <w:pPr>
-        <w:jc w:val="both"/>
-        <w:rPr>
-          <w:rFonts w:ascii="Futura Std Book" w:hAnsi="Futura Std Book"/>
-        </w:rPr>
-      </w:pPr>
-    </w:p>
-    <w:p>
-      <w:pPr>
-        <w:jc w:val="both"/>
-        <w:rPr>
-          <w:rFonts w:ascii="Futura Std Book" w:hAnsi="Futura Std Book"/>
-        </w:rPr>
-      </w:pPr>
-    </w:p>
-    <w:p>
-      <w:pPr>
-        <w:jc w:val="both"/>
-        <w:rPr>
-          <w:rFonts w:ascii="Futura Std Book" w:hAnsi="Futura Std Book"/>
-        </w:rPr>
-      </w:pPr>
-    </w:p>
-    <w:p>
-      <w:pPr>
-        <w:jc w:val="both"/>
-        <w:rPr>
-          <w:rFonts w:ascii="Futura Std Book" w:hAnsi="Futura Std Book"/>
+          <w:rFonts w:ascii="Futura LT" w:hAnsi="Futura LT"/>
+        </w:rPr>
+      </w:pPr>
+    </w:p>
+    <w:p>
+      <w:pPr>
+        <w:jc w:val="both"/>
+        <w:rPr>
+          <w:rFonts w:ascii="Futura LT" w:hAnsi="Futura LT"/>
+        </w:rPr>
+      </w:pPr>
+    </w:p>
+    <w:p>
+      <w:pPr>
+        <w:jc w:val="both"/>
+        <w:rPr>
+          <w:rFonts w:ascii="Futura LT" w:hAnsi="Futura LT"/>
+        </w:rPr>
+      </w:pPr>
+    </w:p>
+    <w:p>
+      <w:pPr>
+        <w:jc w:val="both"/>
+        <w:rPr>
+          <w:rFonts w:ascii="Futura LT" w:hAnsi="Futura LT"/>
+        </w:rPr>
+      </w:pPr>
+    </w:p>
+    <w:p>
+      <w:pPr>
+        <w:jc w:val="both"/>
+        <w:rPr>
+          <w:rFonts w:ascii="Futura LT" w:hAnsi="Futura LT"/>
+        </w:rPr>
+      </w:pPr>
+    </w:p>
+    <w:p>
+      <w:pPr>
+        <w:jc w:val="both"/>
+        <w:rPr>
+          <w:rFonts w:ascii="Futura LT" w:hAnsi="Futura LT"/>
+        </w:rPr>
+      </w:pPr>
+    </w:p>
+    <w:p>
+      <w:pPr>
+        <w:jc w:val="both"/>
+        <w:rPr>
+          <w:rFonts w:ascii="Futura LT" w:hAnsi="Futura LT"/>
+        </w:rPr>
+      </w:pPr>
+    </w:p>
+    <w:p>
+      <w:pPr>
+        <w:jc w:val="both"/>
+        <w:rPr>
+          <w:rFonts w:ascii="Futura LT" w:hAnsi="Futura LT"/>
+        </w:rPr>
+      </w:pPr>
+    </w:p>
+    <w:p>
+      <w:pPr>
+        <w:jc w:val="both"/>
+        <w:rPr>
+          <w:rFonts w:ascii="Futura LT" w:hAnsi="Futura LT"/>
+        </w:rPr>
+      </w:pPr>
+    </w:p>
+    <w:p>
+      <w:pPr>
+        <w:jc w:val="both"/>
+        <w:rPr>
+          <w:rFonts w:ascii="Futura LT" w:hAnsi="Futura LT"/>
           <w:sz w:val="32"/>
           <w:szCs w:val="40"/>
         </w:rPr>
       </w:pPr>
       <w:r>
         <w:rPr>
-          <w:rFonts w:ascii="Futura Std Book" w:hAnsi="Futura Std Book"/>
+          <w:rFonts w:ascii="Futura LT" w:hAnsi="Futura LT"/>
         </w:rPr>
         <w:lastRenderedPageBreak/>
         <w:pict w14:anchorId="28737775">
-          <v:rect id="_x0000_i1100" style="width:0;height:1.5pt" o:hralign="center" o:hrstd="t" o:hr="t" fillcolor="#a0a0a0" stroked="f"/>
+          <v:rect id="_x0000_i1028" style="width:0;height:1.5pt" o:hralign="center" o:hrstd="t" o:hr="t" fillcolor="#a0a0a0" stroked="f"/>
         </w:pict>
       </w:r>
     </w:p>
@@ -720,14 +914,18 @@
       <w:pPr>
         <w:jc w:val="both"/>
         <w:rPr>
-          <w:rFonts w:ascii="Futura Std Book" w:hAnsi="Futura Std Book"/>
+          <w:rFonts w:ascii="Futura LT" w:hAnsi="Futura LT"/>
+          <w:b/>
+          <w:bCs/>
           <w:sz w:val="32"/>
           <w:szCs w:val="40"/>
         </w:rPr>
       </w:pPr>
       <w:r>
         <w:rPr>
-          <w:rFonts w:ascii="Futura Std Book" w:hAnsi="Futura Std Book"/>
+          <w:rFonts w:ascii="Futura LT" w:hAnsi="Futura LT"/>
+          <w:b/>
+          <w:bCs/>
           <w:sz w:val="32"/>
           <w:szCs w:val="40"/>
         </w:rPr>
@@ -738,12 +936,12 @@
       <w:pPr>
         <w:jc w:val="both"/>
         <w:rPr>
-          <w:rFonts w:ascii="Futura Std Book" w:hAnsi="Futura Std Book"/>
-        </w:rPr>
-      </w:pPr>
-      <w:r>
-        <w:rPr>
-          <w:rFonts w:ascii="Futura Std Book" w:hAnsi="Futura Std Book"/>
+          <w:rFonts w:ascii="Futura LT" w:hAnsi="Futura LT"/>
+        </w:rPr>
+      </w:pPr>
+      <w:r>
+        <w:rPr>
+          <w:rFonts w:ascii="Futura LT" w:hAnsi="Futura LT"/>
         </w:rPr>
         <w:t>Once the auto-initialization is complete, you can log in immediately.</w:t>
       </w:r>
@@ -752,14 +950,14 @@
       <w:pPr>
         <w:jc w:val="center"/>
         <w:rPr>
-          <w:rFonts w:ascii="Futura Std Book" w:hAnsi="Futura Std Book"/>
-          <w:i/>
-          <w:iCs/>
-        </w:rPr>
-      </w:pPr>
-      <w:r>
-        <w:rPr>
-          <w:rFonts w:ascii="Futura Std Book" w:hAnsi="Futura Std Book"/>
+          <w:rFonts w:ascii="Futura LT" w:hAnsi="Futura LT"/>
+          <w:i/>
+          <w:iCs/>
+        </w:rPr>
+      </w:pPr>
+      <w:r>
+        <w:rPr>
+          <w:rFonts w:ascii="Futura LT" w:hAnsi="Futura LT"/>
           <w:noProof/>
         </w:rPr>
         <w:drawing>
@@ -778,7 +976,7 @@
                     <pic:cNvPicPr/>
                   </pic:nvPicPr>
                   <pic:blipFill>
-                    <a:blip r:embed="rId7"/>
+                    <a:blip r:embed="rId8"/>
                     <a:stretch>
                       <a:fillRect/>
                     </a:stretch>
@@ -800,13 +998,13 @@
       </w:r>
       <w:r>
         <w:rPr>
-          <w:rFonts w:ascii="Futura Std Book" w:hAnsi="Futura Std Book"/>
+          <w:rFonts w:ascii="Futura LT" w:hAnsi="Futura LT"/>
         </w:rPr>
         <w:br/>
       </w:r>
       <w:r>
         <w:rPr>
-          <w:rFonts w:ascii="Futura Std Book" w:hAnsi="Futura Std Book"/>
+          <w:rFonts w:ascii="Futura LT" w:hAnsi="Futura LT"/>
           <w:i/>
           <w:iCs/>
           <w:sz w:val="20"/>
@@ -823,12 +1021,12 @@
         </w:numPr>
         <w:jc w:val="both"/>
         <w:rPr>
-          <w:rFonts w:ascii="Futura Std Book" w:hAnsi="Futura Std Book"/>
-        </w:rPr>
-      </w:pPr>
-      <w:r>
-        <w:rPr>
-          <w:rFonts w:ascii="Futura Std Book" w:hAnsi="Futura Std Book"/>
+          <w:rFonts w:ascii="Futura LT" w:hAnsi="Futura LT"/>
+        </w:rPr>
+      </w:pPr>
+      <w:r>
+        <w:rPr>
+          <w:rFonts w:ascii="Futura LT" w:hAnsi="Futura LT"/>
         </w:rPr>
         <w:t xml:space="preserve">Default Credentials: </w:t>
       </w:r>
@@ -838,12 +1036,12 @@
         <w:ind w:left="720"/>
         <w:jc w:val="both"/>
         <w:rPr>
-          <w:rFonts w:ascii="Futura Std Book" w:hAnsi="Futura Std Book"/>
-        </w:rPr>
-      </w:pPr>
-      <w:r>
-        <w:rPr>
-          <w:rFonts w:ascii="Futura Std Book" w:hAnsi="Futura Std Book"/>
+          <w:rFonts w:ascii="Futura LT" w:hAnsi="Futura LT"/>
+        </w:rPr>
+      </w:pPr>
+      <w:r>
+        <w:rPr>
+          <w:rFonts w:ascii="Futura LT" w:hAnsi="Futura LT"/>
         </w:rPr>
         <w:t>* Username: admin</w:t>
       </w:r>
@@ -853,39 +1051,65 @@
         <w:ind w:firstLine="720"/>
         <w:jc w:val="both"/>
         <w:rPr>
-          <w:rFonts w:ascii="Futura Std Book" w:hAnsi="Futura Std Book"/>
-        </w:rPr>
-      </w:pPr>
-      <w:r>
-        <w:rPr>
-          <w:rFonts w:ascii="Futura Std Book" w:hAnsi="Futura Std Book"/>
-        </w:rPr>
-        <w:t>* Password: adminpassword</w:t>
-      </w:r>
+          <w:rFonts w:ascii="Futura LT" w:hAnsi="Futura LT"/>
+        </w:rPr>
+      </w:pPr>
+      <w:r>
+        <w:rPr>
+          <w:rFonts w:ascii="Futura LT" w:hAnsi="Futura LT"/>
+        </w:rPr>
+        <w:t xml:space="preserve">* Password: </w:t>
+      </w:r>
+      <w:proofErr w:type="spellStart"/>
+      <w:r>
+        <w:rPr>
+          <w:rFonts w:ascii="Futura LT" w:hAnsi="Futura LT"/>
+        </w:rPr>
+        <w:t>adminpassword</w:t>
+      </w:r>
+      <w:proofErr w:type="spellEnd"/>
     </w:p>
     <w:p>
       <w:pPr>
         <w:ind w:firstLine="720"/>
         <w:jc w:val="both"/>
         <w:rPr>
-          <w:rFonts w:ascii="Futura Std Book" w:hAnsi="Futura Std Book"/>
-        </w:rPr>
-      </w:pPr>
-    </w:p>
-    <w:p>
-      <w:pPr>
-        <w:jc w:val="both"/>
-        <w:rPr>
-          <w:rFonts w:ascii="Futura Std Book" w:hAnsi="Futura Std Book"/>
-        </w:rPr>
-      </w:pPr>
-      <w:r>
-        <w:rPr>
-          <w:rFonts w:ascii="Futura Std Book" w:hAnsi="Futura Std Book"/>
-          <w:i/>
-          <w:iCs/>
-        </w:rPr>
-        <w:t>(Note: You can change password directly in phpMyAdmin, just replace current password with a password_hashed version of your new password.)</w:t>
+          <w:rFonts w:ascii="Futura LT" w:hAnsi="Futura LT"/>
+        </w:rPr>
+      </w:pPr>
+    </w:p>
+    <w:p>
+      <w:pPr>
+        <w:jc w:val="both"/>
+        <w:rPr>
+          <w:rFonts w:ascii="Futura LT" w:hAnsi="Futura LT"/>
+        </w:rPr>
+      </w:pPr>
+      <w:r>
+        <w:rPr>
+          <w:rFonts w:ascii="Futura LT" w:hAnsi="Futura LT"/>
+          <w:i/>
+          <w:iCs/>
+        </w:rPr>
+        <w:t xml:space="preserve">(Note: You can change password directly in phpMyAdmin, just replace current password with a </w:t>
+      </w:r>
+      <w:proofErr w:type="spellStart"/>
+      <w:r>
+        <w:rPr>
+          <w:rFonts w:ascii="Futura LT" w:hAnsi="Futura LT"/>
+          <w:i/>
+          <w:iCs/>
+        </w:rPr>
+        <w:t>password_hashed</w:t>
+      </w:r>
+      <w:proofErr w:type="spellEnd"/>
+      <w:r>
+        <w:rPr>
+          <w:rFonts w:ascii="Futura LT" w:hAnsi="Futura LT"/>
+          <w:i/>
+          <w:iCs/>
+        </w:rPr>
+        <w:t xml:space="preserve"> version of your new password.)</w:t>
       </w:r>
     </w:p>
     <w:p>
@@ -893,7 +1117,7 @@
         <w:ind w:firstLine="720"/>
         <w:jc w:val="both"/>
         <w:rPr>
-          <w:rFonts w:ascii="Futura Std Book" w:hAnsi="Futura Std Book"/>
+          <w:rFonts w:ascii="Futura LT" w:hAnsi="Futura LT"/>
           <w:sz w:val="16"/>
           <w:szCs w:val="16"/>
         </w:rPr>
@@ -903,12 +1127,12 @@
       <w:pPr>
         <w:jc w:val="both"/>
         <w:rPr>
-          <w:rFonts w:ascii="Futura Std Book" w:hAnsi="Futura Std Book"/>
-        </w:rPr>
-      </w:pPr>
-      <w:r>
-        <w:rPr>
-          <w:rFonts w:ascii="Futura Std Book" w:hAnsi="Futura Std Book"/>
+          <w:rFonts w:ascii="Futura LT" w:hAnsi="Futura LT"/>
+        </w:rPr>
+      </w:pPr>
+      <w:r>
+        <w:rPr>
+          <w:rFonts w:ascii="Futura LT" w:hAnsi="Futura LT"/>
         </w:rPr>
         <w:t>Adding Additional Admins:</w:t>
       </w:r>
@@ -917,12 +1141,12 @@
       <w:pPr>
         <w:jc w:val="both"/>
         <w:rPr>
-          <w:rFonts w:ascii="Futura Std Book" w:hAnsi="Futura Std Book"/>
-        </w:rPr>
-      </w:pPr>
-      <w:r>
-        <w:rPr>
-          <w:rFonts w:ascii="Futura Std Book" w:hAnsi="Futura Std Book"/>
+          <w:rFonts w:ascii="Futura LT" w:hAnsi="Futura LT"/>
+        </w:rPr>
+      </w:pPr>
+      <w:r>
+        <w:rPr>
+          <w:rFonts w:ascii="Futura LT" w:hAnsi="Futura LT"/>
         </w:rPr>
         <w:t>To maintain security, the system does not have a public registration page. To add more IT staff:</w:t>
       </w:r>
@@ -935,12 +1159,12 @@
         </w:numPr>
         <w:jc w:val="both"/>
         <w:rPr>
-          <w:rFonts w:ascii="Futura Std Book" w:hAnsi="Futura Std Book"/>
-        </w:rPr>
-      </w:pPr>
-      <w:r>
-        <w:rPr>
-          <w:rFonts w:ascii="Futura Std Book" w:hAnsi="Futura Std Book"/>
+          <w:rFonts w:ascii="Futura LT" w:hAnsi="Futura LT"/>
+        </w:rPr>
+      </w:pPr>
+      <w:r>
+        <w:rPr>
+          <w:rFonts w:ascii="Futura LT" w:hAnsi="Futura LT"/>
         </w:rPr>
         <w:t>Open phpMyAdmin.</w:t>
       </w:r>
@@ -953,12 +1177,12 @@
         </w:numPr>
         <w:jc w:val="both"/>
         <w:rPr>
-          <w:rFonts w:ascii="Futura Std Book" w:hAnsi="Futura Std Book"/>
-        </w:rPr>
-      </w:pPr>
-      <w:r>
-        <w:rPr>
-          <w:rFonts w:ascii="Futura Std Book" w:hAnsi="Futura Std Book"/>
+          <w:rFonts w:ascii="Futura LT" w:hAnsi="Futura LT"/>
+        </w:rPr>
+      </w:pPr>
+      <w:r>
+        <w:rPr>
+          <w:rFonts w:ascii="Futura LT" w:hAnsi="Futura LT"/>
           <w:noProof/>
         </w:rPr>
         <mc:AlternateContent>
@@ -1016,7 +1240,27 @@
                                 <w:sz w:val="20"/>
                                 <w:szCs w:val="20"/>
                               </w:rPr>
-                              <w:t>Select net_pulse database</w:t>
+                              <w:t xml:space="preserve">Select </w:t>
+                            </w:r>
+                            <w:proofErr w:type="spellStart"/>
+                            <w:r>
+                              <w:rPr>
+                                <w:i/>
+                                <w:iCs/>
+                                <w:sz w:val="20"/>
+                                <w:szCs w:val="20"/>
+                              </w:rPr>
+                              <w:t>net_pulse</w:t>
+                            </w:r>
+                            <w:proofErr w:type="spellEnd"/>
+                            <w:r>
+                              <w:rPr>
+                                <w:i/>
+                                <w:iCs/>
+                                <w:sz w:val="20"/>
+                                <w:szCs w:val="20"/>
+                              </w:rPr>
+                              <w:t xml:space="preserve"> database</w:t>
                             </w:r>
                           </w:p>
                         </w:txbxContent>
@@ -1064,7 +1308,27 @@
                           <w:sz w:val="20"/>
                           <w:szCs w:val="20"/>
                         </w:rPr>
-                        <w:t>Select net_pulse database</w:t>
+                        <w:t xml:space="preserve">Select </w:t>
+                      </w:r>
+                      <w:proofErr w:type="spellStart"/>
+                      <w:r>
+                        <w:rPr>
+                          <w:i/>
+                          <w:iCs/>
+                          <w:sz w:val="20"/>
+                          <w:szCs w:val="20"/>
+                        </w:rPr>
+                        <w:t>net_pulse</w:t>
+                      </w:r>
+                      <w:proofErr w:type="spellEnd"/>
+                      <w:r>
+                        <w:rPr>
+                          <w:i/>
+                          <w:iCs/>
+                          <w:sz w:val="20"/>
+                          <w:szCs w:val="20"/>
+                        </w:rPr>
+                        <w:t xml:space="preserve"> database</w:t>
                       </w:r>
                     </w:p>
                   </w:txbxContent>
@@ -1076,21 +1340,35 @@
       </w:r>
       <w:r>
         <w:rPr>
-          <w:rFonts w:ascii="Futura Std Book" w:hAnsi="Futura Std Book"/>
-        </w:rPr>
-        <w:t>Go to the users table in the net_pulse database.</w:t>
-      </w:r>
-    </w:p>
-    <w:p>
-      <w:pPr>
-        <w:jc w:val="both"/>
-        <w:rPr>
-          <w:rFonts w:ascii="Futura Std Book" w:hAnsi="Futura Std Book"/>
-        </w:rPr>
-      </w:pPr>
-      <w:r>
-        <w:rPr>
-          <w:rFonts w:ascii="Futura Std Book" w:hAnsi="Futura Std Book"/>
+          <w:rFonts w:ascii="Futura LT" w:hAnsi="Futura LT"/>
+        </w:rPr>
+        <w:t xml:space="preserve">Go to the users table in the </w:t>
+      </w:r>
+      <w:proofErr w:type="spellStart"/>
+      <w:r>
+        <w:rPr>
+          <w:rFonts w:ascii="Futura LT" w:hAnsi="Futura LT"/>
+        </w:rPr>
+        <w:t>net_pulse</w:t>
+      </w:r>
+      <w:proofErr w:type="spellEnd"/>
+      <w:r>
+        <w:rPr>
+          <w:rFonts w:ascii="Futura LT" w:hAnsi="Futura LT"/>
+        </w:rPr>
+        <w:t xml:space="preserve"> database.</w:t>
+      </w:r>
+    </w:p>
+    <w:p>
+      <w:pPr>
+        <w:jc w:val="both"/>
+        <w:rPr>
+          <w:rFonts w:ascii="Futura LT" w:hAnsi="Futura LT"/>
+        </w:rPr>
+      </w:pPr>
+      <w:r>
+        <w:rPr>
+          <w:rFonts w:ascii="Futura LT" w:hAnsi="Futura LT"/>
           <w:noProof/>
         </w:rPr>
         <mc:AlternateContent>
@@ -1164,7 +1442,7 @@
       </w:r>
       <w:r>
         <w:rPr>
-          <w:rFonts w:ascii="Futura Std Book" w:hAnsi="Futura Std Book"/>
+          <w:rFonts w:ascii="Futura LT" w:hAnsi="Futura LT"/>
           <w:noProof/>
         </w:rPr>
         <w:drawing>
@@ -1183,7 +1461,7 @@
                     <pic:cNvPicPr/>
                   </pic:nvPicPr>
                   <pic:blipFill>
-                    <a:blip r:embed="rId8"/>
+                    <a:blip r:embed="rId9"/>
                     <a:stretch>
                       <a:fillRect/>
                     </a:stretch>
@@ -1208,12 +1486,12 @@
       <w:pPr>
         <w:jc w:val="both"/>
         <w:rPr>
-          <w:rFonts w:ascii="Futura Std Book" w:hAnsi="Futura Std Book"/>
-        </w:rPr>
-      </w:pPr>
-      <w:r>
-        <w:rPr>
-          <w:rFonts w:ascii="Futura Std Book" w:hAnsi="Futura Std Book"/>
+          <w:rFonts w:ascii="Futura LT" w:hAnsi="Futura LT"/>
+        </w:rPr>
+      </w:pPr>
+      <w:r>
+        <w:rPr>
+          <w:rFonts w:ascii="Futura LT" w:hAnsi="Futura LT"/>
           <w:noProof/>
         </w:rPr>
         <mc:AlternateContent>
@@ -1271,7 +1549,27 @@
                                 <w:sz w:val="20"/>
                                 <w:szCs w:val="20"/>
                               </w:rPr>
-                              <w:t>Click users table</w:t>
+                              <w:t xml:space="preserve">Click </w:t>
+                            </w:r>
+                            <w:proofErr w:type="gramStart"/>
+                            <w:r>
+                              <w:rPr>
+                                <w:i/>
+                                <w:iCs/>
+                                <w:sz w:val="20"/>
+                                <w:szCs w:val="20"/>
+                              </w:rPr>
+                              <w:t>users</w:t>
+                            </w:r>
+                            <w:proofErr w:type="gramEnd"/>
+                            <w:r>
+                              <w:rPr>
+                                <w:i/>
+                                <w:iCs/>
+                                <w:sz w:val="20"/>
+                                <w:szCs w:val="20"/>
+                              </w:rPr>
+                              <w:t xml:space="preserve"> table</w:t>
                             </w:r>
                           </w:p>
                         </w:txbxContent>
@@ -1315,7 +1613,27 @@
                           <w:sz w:val="20"/>
                           <w:szCs w:val="20"/>
                         </w:rPr>
-                        <w:t>Click users table</w:t>
+                        <w:t xml:space="preserve">Click </w:t>
+                      </w:r>
+                      <w:proofErr w:type="gramStart"/>
+                      <w:r>
+                        <w:rPr>
+                          <w:i/>
+                          <w:iCs/>
+                          <w:sz w:val="20"/>
+                          <w:szCs w:val="20"/>
+                        </w:rPr>
+                        <w:t>users</w:t>
+                      </w:r>
+                      <w:proofErr w:type="gramEnd"/>
+                      <w:r>
+                        <w:rPr>
+                          <w:i/>
+                          <w:iCs/>
+                          <w:sz w:val="20"/>
+                          <w:szCs w:val="20"/>
+                        </w:rPr>
+                        <w:t xml:space="preserve"> table</w:t>
                       </w:r>
                     </w:p>
                   </w:txbxContent>
@@ -1327,7 +1645,7 @@
       </w:r>
       <w:r>
         <w:rPr>
-          <w:rFonts w:ascii="Futura Std Book" w:hAnsi="Futura Std Book"/>
+          <w:rFonts w:ascii="Futura LT" w:hAnsi="Futura LT"/>
           <w:noProof/>
         </w:rPr>
         <mc:AlternateContent>
@@ -1403,7 +1721,7 @@
       </w:r>
       <w:r>
         <w:rPr>
-          <w:rFonts w:ascii="Futura Std Book" w:hAnsi="Futura Std Book"/>
+          <w:rFonts w:ascii="Futura LT" w:hAnsi="Futura LT"/>
           <w:noProof/>
         </w:rPr>
         <w:drawing>
@@ -1422,7 +1740,7 @@
                     <pic:cNvPicPr/>
                   </pic:nvPicPr>
                   <pic:blipFill>
-                    <a:blip r:embed="rId9"/>
+                    <a:blip r:embed="rId10"/>
                     <a:stretch>
                       <a:fillRect/>
                     </a:stretch>
@@ -1447,12 +1765,12 @@
       <w:pPr>
         <w:jc w:val="both"/>
         <w:rPr>
-          <w:rFonts w:ascii="Futura Std Book" w:hAnsi="Futura Std Book"/>
-        </w:rPr>
-      </w:pPr>
-      <w:r>
-        <w:rPr>
-          <w:rFonts w:ascii="Futura Std Book" w:hAnsi="Futura Std Book"/>
+          <w:rFonts w:ascii="Futura LT" w:hAnsi="Futura LT"/>
+        </w:rPr>
+      </w:pPr>
+      <w:r>
+        <w:rPr>
+          <w:rFonts w:ascii="Futura LT" w:hAnsi="Futura LT"/>
           <w:noProof/>
         </w:rPr>
         <mc:AlternateContent>
@@ -1528,12 +1846,12 @@
         </w:numPr>
         <w:jc w:val="both"/>
         <w:rPr>
-          <w:rFonts w:ascii="Futura Std Book" w:hAnsi="Futura Std Book"/>
-        </w:rPr>
-      </w:pPr>
-      <w:r>
-        <w:rPr>
-          <w:rFonts w:ascii="Futura Std Book" w:hAnsi="Futura Std Book"/>
+          <w:rFonts w:ascii="Futura LT" w:hAnsi="Futura LT"/>
+        </w:rPr>
+      </w:pPr>
+      <w:r>
+        <w:rPr>
+          <w:rFonts w:ascii="Futura LT" w:hAnsi="Futura LT"/>
         </w:rPr>
         <w:t>Click on the Insert tab.</w:t>
       </w:r>
@@ -1546,15 +1864,29 @@
         </w:numPr>
         <w:jc w:val="both"/>
         <w:rPr>
-          <w:rFonts w:ascii="Futura Std Book" w:hAnsi="Futura Std Book"/>
-        </w:rPr>
-      </w:pPr>
-      <w:r>
-        <w:rPr>
-          <w:rFonts w:ascii="Futura Std Book" w:hAnsi="Futura Std Book"/>
+          <w:rFonts w:ascii="Futura LT" w:hAnsi="Futura LT"/>
+        </w:rPr>
+      </w:pPr>
+      <w:r>
+        <w:rPr>
+          <w:rFonts w:ascii="Futura LT" w:hAnsi="Futura LT"/>
         </w:rPr>
         <w:lastRenderedPageBreak/>
-        <w:t>Fill in values for username and password (only insert a php hashed version of the password otherwise log in will fail).</w:t>
+        <w:t xml:space="preserve">Fill in values for username and password (only insert a </w:t>
+      </w:r>
+      <w:proofErr w:type="spellStart"/>
+      <w:r>
+        <w:rPr>
+          <w:rFonts w:ascii="Futura LT" w:hAnsi="Futura LT"/>
+        </w:rPr>
+        <w:t>php</w:t>
+      </w:r>
+      <w:proofErr w:type="spellEnd"/>
+      <w:r>
+        <w:rPr>
+          <w:rFonts w:ascii="Futura LT" w:hAnsi="Futura LT"/>
+        </w:rPr>
+        <w:t xml:space="preserve"> hashed version of the password otherwise log in will fail).</w:t>
       </w:r>
     </w:p>
     <w:p>
@@ -1565,14 +1897,28 @@
         </w:numPr>
         <w:jc w:val="both"/>
         <w:rPr>
-          <w:rFonts w:ascii="Futura Std Book" w:hAnsi="Futura Std Book"/>
-        </w:rPr>
-      </w:pPr>
-      <w:r>
-        <w:rPr>
-          <w:rFonts w:ascii="Futura Std Book" w:hAnsi="Futura Std Book"/>
-        </w:rPr>
-        <w:t>Leave the user_id and ping blank.</w:t>
+          <w:rFonts w:ascii="Futura LT" w:hAnsi="Futura LT"/>
+        </w:rPr>
+      </w:pPr>
+      <w:r>
+        <w:rPr>
+          <w:rFonts w:ascii="Futura LT" w:hAnsi="Futura LT"/>
+        </w:rPr>
+        <w:t xml:space="preserve">Leave the </w:t>
+      </w:r>
+      <w:proofErr w:type="spellStart"/>
+      <w:r>
+        <w:rPr>
+          <w:rFonts w:ascii="Futura LT" w:hAnsi="Futura LT"/>
+        </w:rPr>
+        <w:t>user_id</w:t>
+      </w:r>
+      <w:proofErr w:type="spellEnd"/>
+      <w:r>
+        <w:rPr>
+          <w:rFonts w:ascii="Futura LT" w:hAnsi="Futura LT"/>
+        </w:rPr>
+        <w:t xml:space="preserve"> and ping blank.</w:t>
       </w:r>
     </w:p>
     <w:p>
@@ -1583,12 +1929,12 @@
         </w:numPr>
         <w:jc w:val="both"/>
         <w:rPr>
-          <w:rFonts w:ascii="Futura Std Book" w:hAnsi="Futura Std Book"/>
-        </w:rPr>
-      </w:pPr>
-      <w:r>
-        <w:rPr>
-          <w:rFonts w:ascii="Futura Std Book" w:hAnsi="Futura Std Book"/>
+          <w:rFonts w:ascii="Futura LT" w:hAnsi="Futura LT"/>
+        </w:rPr>
+      </w:pPr>
+      <w:r>
+        <w:rPr>
+          <w:rFonts w:ascii="Futura LT" w:hAnsi="Futura LT"/>
         </w:rPr>
         <w:t>Click Go. A new account has been registered and can be used for login.</w:t>
       </w:r>
@@ -1597,15 +1943,15 @@
       <w:pPr>
         <w:jc w:val="both"/>
         <w:rPr>
-          <w:rFonts w:ascii="Futura Std Book" w:hAnsi="Futura Std Book"/>
-        </w:rPr>
-      </w:pPr>
-      <w:r>
-        <w:rPr>
-          <w:rFonts w:ascii="Futura Std Book" w:hAnsi="Futura Std Book"/>
+          <w:rFonts w:ascii="Futura LT" w:hAnsi="Futura LT"/>
+        </w:rPr>
+      </w:pPr>
+      <w:r>
+        <w:rPr>
+          <w:rFonts w:ascii="Futura LT" w:hAnsi="Futura LT"/>
         </w:rPr>
         <w:pict w14:anchorId="78E0DC9C">
-          <v:rect id="_x0000_i1101" style="width:0;height:1.5pt" o:hralign="center" o:hrstd="t" o:hr="t" fillcolor="#a0a0a0" stroked="f"/>
+          <v:rect id="_x0000_i1029" style="width:0;height:1.5pt" o:hralign="center" o:hrstd="t" o:hr="t" fillcolor="#a0a0a0" stroked="f"/>
         </w:pict>
       </w:r>
     </w:p>
@@ -1613,12 +1959,16 @@
       <w:pPr>
         <w:jc w:val="both"/>
         <w:rPr>
-          <w:rFonts w:ascii="Futura Std Book" w:hAnsi="Futura Std Book"/>
-        </w:rPr>
-      </w:pPr>
-      <w:r>
-        <w:rPr>
-          <w:rFonts w:ascii="Futura Std Book" w:hAnsi="Futura Std Book"/>
+          <w:rFonts w:ascii="Futura LT" w:hAnsi="Futura LT"/>
+          <w:b/>
+          <w:bCs/>
+        </w:rPr>
+      </w:pPr>
+      <w:r>
+        <w:rPr>
+          <w:rFonts w:ascii="Futura LT" w:hAnsi="Futura LT"/>
+          <w:b/>
+          <w:bCs/>
           <w:sz w:val="32"/>
           <w:szCs w:val="40"/>
         </w:rPr>
@@ -1633,12 +1983,12 @@
         </w:numPr>
         <w:jc w:val="both"/>
         <w:rPr>
-          <w:rFonts w:ascii="Futura Std Book" w:hAnsi="Futura Std Book"/>
-        </w:rPr>
-      </w:pPr>
-      <w:r>
-        <w:rPr>
-          <w:rFonts w:ascii="Futura Std Book" w:hAnsi="Futura Std Book"/>
+          <w:rFonts w:ascii="Futura LT" w:hAnsi="Futura LT"/>
+        </w:rPr>
+      </w:pPr>
+      <w:r>
+        <w:rPr>
+          <w:rFonts w:ascii="Futura LT" w:hAnsi="Futura LT"/>
         </w:rPr>
         <w:t>The Dashboard: Provides a live "Pulse" of the network. The system uses latencyTracker.js to feed data into a Chart.js interface.</w:t>
       </w:r>
@@ -1647,7 +1997,7 @@
       <w:pPr>
         <w:jc w:val="center"/>
         <w:rPr>
-          <w:rFonts w:ascii="Futura Std Book" w:hAnsi="Futura Std Book"/>
+          <w:rFonts w:ascii="Futura LT" w:hAnsi="Futura LT"/>
           <w:i/>
           <w:iCs/>
           <w:sz w:val="20"/>
@@ -1656,13 +2006,13 @@
       </w:pPr>
       <w:r>
         <w:rPr>
-          <w:rFonts w:ascii="Futura Std Book" w:hAnsi="Futura Std Book"/>
+          <w:rFonts w:ascii="Futura LT" w:hAnsi="Futura LT"/>
           <w:noProof/>
         </w:rPr>
         <w:drawing>
-          <wp:inline distT="0" distB="0" distL="0" distR="0" wp14:anchorId="52B0E5AA" wp14:editId="6D67E33B">
-            <wp:extent cx="5193419" cy="2919633"/>
-            <wp:effectExtent l="0" t="0" r="7620" b="0"/>
+          <wp:inline distT="0" distB="0" distL="0" distR="0" wp14:anchorId="52B0E5AA" wp14:editId="2F46EA38">
+            <wp:extent cx="5936826" cy="3337560"/>
+            <wp:effectExtent l="0" t="0" r="6985" b="0"/>
             <wp:docPr id="2132783825" name="Picture 1"/>
             <wp:cNvGraphicFramePr>
               <a:graphicFrameLocks xmlns:a="http://schemas.openxmlformats.org/drawingml/2006/main" noChangeAspect="1"/>
@@ -1675,7 +2025,7 @@
                     <pic:cNvPicPr/>
                   </pic:nvPicPr>
                   <pic:blipFill>
-                    <a:blip r:embed="rId10" cstate="print">
+                    <a:blip r:embed="rId11" cstate="print">
                       <a:extLst>
                         <a:ext uri="{28A0092B-C50C-407E-A947-70E740481C1C}">
                           <a14:useLocalDpi xmlns:a14="http://schemas.microsoft.com/office/drawing/2010/main" val="0"/>
@@ -1689,7 +2039,7 @@
                   <pic:spPr>
                     <a:xfrm>
                       <a:off x="0" y="0"/>
-                      <a:ext cx="5193419" cy="2919633"/>
+                      <a:ext cx="5936826" cy="3337560"/>
                     </a:xfrm>
                     <a:prstGeom prst="rect">
                       <a:avLst/>
@@ -1703,13 +2053,13 @@
       </w:r>
       <w:r>
         <w:rPr>
-          <w:rFonts w:ascii="Futura Std Book" w:hAnsi="Futura Std Book"/>
+          <w:rFonts w:ascii="Futura LT" w:hAnsi="Futura LT"/>
         </w:rPr>
         <w:br/>
       </w:r>
       <w:r>
         <w:rPr>
-          <w:rFonts w:ascii="Futura Std Book" w:hAnsi="Futura Std Book"/>
+          <w:rFonts w:ascii="Futura LT" w:hAnsi="Futura LT"/>
           <w:i/>
           <w:iCs/>
           <w:sz w:val="20"/>
@@ -1722,7 +2072,7 @@
       <w:pPr>
         <w:jc w:val="center"/>
         <w:rPr>
-          <w:rFonts w:ascii="Futura Std Book" w:hAnsi="Futura Std Book"/>
+          <w:rFonts w:ascii="Futura LT" w:hAnsi="Futura LT"/>
           <w:i/>
           <w:iCs/>
           <w:sz w:val="20"/>
@@ -1738,20 +2088,20 @@
           <w:numId w:val="7"/>
         </w:numPr>
         <w:rPr>
-          <w:rFonts w:ascii="Futura Std Book" w:hAnsi="Futura Std Book"/>
+          <w:rFonts w:ascii="Futura LT" w:hAnsi="Futura LT"/>
           <w:sz w:val="20"/>
           <w:szCs w:val="20"/>
         </w:rPr>
       </w:pPr>
       <w:r>
         <w:rPr>
-          <w:rFonts w:ascii="Futura Std Book" w:hAnsi="Futura Std Book"/>
+          <w:rFonts w:ascii="Futura LT" w:hAnsi="Futura LT"/>
         </w:rPr>
         <w:t xml:space="preserve">Network Monitoring Pages: </w:t>
       </w:r>
       <w:r>
         <w:rPr>
-          <w:rFonts w:ascii="Futura Std Book" w:hAnsi="Futura Std Book"/>
+          <w:rFonts w:ascii="Futura LT" w:hAnsi="Futura LT"/>
         </w:rPr>
         <w:t>Illustrates network health of the corresponding devices or addresses of that web page:</w:t>
       </w:r>
@@ -1760,7 +2110,7 @@
       <w:pPr>
         <w:jc w:val="center"/>
         <w:rPr>
-          <w:rFonts w:ascii="Futura Std Book" w:hAnsi="Futura Std Book"/>
+          <w:rFonts w:ascii="Futura LT" w:hAnsi="Futura LT"/>
           <w:i/>
           <w:iCs/>
           <w:sz w:val="20"/>
@@ -1769,11 +2119,12 @@
       </w:pPr>
       <w:r>
         <w:rPr>
-          <w:rFonts w:ascii="Futura Std Book" w:hAnsi="Futura Std Book"/>
+          <w:rFonts w:ascii="Futura LT" w:hAnsi="Futura LT"/>
           <w:noProof/>
           <w:sz w:val="20"/>
           <w:szCs w:val="20"/>
         </w:rPr>
+        <w:lastRenderedPageBreak/>
         <w:drawing>
           <wp:inline distT="0" distB="0" distL="0" distR="0" wp14:anchorId="1981C9D1" wp14:editId="293852B9">
             <wp:extent cx="5943600" cy="3341370"/>
@@ -1787,105 +2138,6 @@
                 <pic:pic xmlns:pic="http://schemas.openxmlformats.org/drawingml/2006/picture">
                   <pic:nvPicPr>
                     <pic:cNvPr id="1794863292" name=""/>
-                    <pic:cNvPicPr/>
-                  </pic:nvPicPr>
-                  <pic:blipFill>
-                    <a:blip r:embed="rId11"/>
-                    <a:stretch>
-                      <a:fillRect/>
-                    </a:stretch>
-                  </pic:blipFill>
-                  <pic:spPr>
-                    <a:xfrm>
-                      <a:off x="0" y="0"/>
-                      <a:ext cx="5943600" cy="3341370"/>
-                    </a:xfrm>
-                    <a:prstGeom prst="rect">
-                      <a:avLst/>
-                    </a:prstGeom>
-                  </pic:spPr>
-                </pic:pic>
-              </a:graphicData>
-            </a:graphic>
-          </wp:inline>
-        </w:drawing>
-      </w:r>
-      <w:r>
-        <w:rPr>
-          <w:rFonts w:ascii="Futura Std Book" w:hAnsi="Futura Std Book"/>
-          <w:i/>
-          <w:iCs/>
-          <w:sz w:val="20"/>
-          <w:szCs w:val="20"/>
-        </w:rPr>
-        <w:t>IP Addresses Web Page displaying server and switch ips</w:t>
-      </w:r>
-    </w:p>
-    <w:p>
-      <w:pPr>
-        <w:jc w:val="center"/>
-        <w:rPr>
-          <w:rFonts w:ascii="Futura Std Book" w:hAnsi="Futura Std Book"/>
-          <w:i/>
-          <w:iCs/>
-          <w:sz w:val="20"/>
-          <w:szCs w:val="20"/>
-        </w:rPr>
-      </w:pPr>
-    </w:p>
-    <w:p>
-      <w:pPr>
-        <w:jc w:val="center"/>
-        <w:rPr>
-          <w:rFonts w:ascii="Futura Std Book" w:hAnsi="Futura Std Book"/>
-          <w:i/>
-          <w:iCs/>
-          <w:sz w:val="20"/>
-          <w:szCs w:val="20"/>
-        </w:rPr>
-      </w:pPr>
-      <w:r>
-        <w:rPr>
-          <w:rFonts w:ascii="Futura Std Book" w:hAnsi="Futura Std Book"/>
-          <w:i/>
-          <w:iCs/>
-          <w:sz w:val="20"/>
-          <w:szCs w:val="20"/>
-        </w:rPr>
-        <w:br/>
-      </w:r>
-      <w:r>
-        <w:rPr>
-          <w:rFonts w:ascii="Futura Std Book" w:hAnsi="Futura Std Book"/>
-          <w:i/>
-          <w:iCs/>
-          <w:sz w:val="20"/>
-          <w:szCs w:val="20"/>
-        </w:rPr>
-        <w:br/>
-      </w:r>
-      <w:r>
-        <w:rPr>
-          <w:rFonts w:ascii="Futura Std Book" w:hAnsi="Futura Std Book"/>
-          <w:i/>
-          <w:iCs/>
-          <w:noProof/>
-          <w:sz w:val="20"/>
-          <w:szCs w:val="20"/>
-        </w:rPr>
-        <w:drawing>
-          <wp:inline distT="0" distB="0" distL="0" distR="0" wp14:anchorId="49C41F66" wp14:editId="2BE4DEDE">
-            <wp:extent cx="5943600" cy="3341370"/>
-            <wp:effectExtent l="0" t="0" r="0" b="0"/>
-            <wp:docPr id="1783638126" name="Picture 1"/>
-            <wp:cNvGraphicFramePr>
-              <a:graphicFrameLocks xmlns:a="http://schemas.openxmlformats.org/drawingml/2006/main" noChangeAspect="1"/>
-            </wp:cNvGraphicFramePr>
-            <a:graphic xmlns:a="http://schemas.openxmlformats.org/drawingml/2006/main">
-              <a:graphicData uri="http://schemas.openxmlformats.org/drawingml/2006/picture">
-                <pic:pic xmlns:pic="http://schemas.openxmlformats.org/drawingml/2006/picture">
-                  <pic:nvPicPr>
-                    <pic:cNvPr id="1783638126" name=""/>
                     <pic:cNvPicPr/>
                   </pic:nvPicPr>
                   <pic:blipFill>
@@ -1911,33 +2163,32 @@
       </w:r>
       <w:r>
         <w:rPr>
-          <w:rFonts w:ascii="Futura Std Book" w:hAnsi="Futura Std Book"/>
+          <w:rFonts w:ascii="Futura LT" w:hAnsi="Futura LT"/>
           <w:i/>
           <w:iCs/>
           <w:sz w:val="20"/>
           <w:szCs w:val="20"/>
         </w:rPr>
-        <w:br/>
-        <w:t>Biometrics page showing biometric devices</w:t>
-      </w:r>
-    </w:p>
-    <w:p>
-      <w:pPr>
-        <w:jc w:val="center"/>
-        <w:rPr>
-          <w:rFonts w:ascii="Futura Std Book" w:hAnsi="Futura Std Book"/>
+        <w:t xml:space="preserve">IP Addresses Web Page displaying server and switch </w:t>
+      </w:r>
+      <w:proofErr w:type="spellStart"/>
+      <w:r>
+        <w:rPr>
+          <w:rFonts w:ascii="Futura LT" w:hAnsi="Futura LT"/>
           <w:i/>
           <w:iCs/>
           <w:sz w:val="20"/>
           <w:szCs w:val="20"/>
         </w:rPr>
-      </w:pPr>
+        <w:t>ips</w:t>
+      </w:r>
+      <w:proofErr w:type="spellEnd"/>
     </w:p>
     <w:p>
       <w:pPr>
         <w:jc w:val="center"/>
         <w:rPr>
-          <w:rFonts w:ascii="Futura Std Book" w:hAnsi="Futura Std Book"/>
+          <w:rFonts w:ascii="Futura LT" w:hAnsi="Futura LT"/>
           <w:i/>
           <w:iCs/>
           <w:sz w:val="20"/>
@@ -1949,40 +2200,36 @@
       <w:pPr>
         <w:jc w:val="center"/>
         <w:rPr>
-          <w:rFonts w:ascii="Futura Std Book" w:hAnsi="Futura Std Book"/>
+          <w:rFonts w:ascii="Futura LT" w:hAnsi="Futura LT"/>
           <w:i/>
           <w:iCs/>
           <w:sz w:val="20"/>
           <w:szCs w:val="20"/>
         </w:rPr>
       </w:pPr>
-    </w:p>
-    <w:p>
-      <w:pPr>
-        <w:jc w:val="center"/>
-        <w:rPr>
-          <w:rFonts w:ascii="Futura Std Book" w:hAnsi="Futura Std Book"/>
+      <w:r>
+        <w:rPr>
+          <w:rFonts w:ascii="Futura LT" w:hAnsi="Futura LT"/>
           <w:i/>
           <w:iCs/>
           <w:sz w:val="20"/>
           <w:szCs w:val="20"/>
         </w:rPr>
-      </w:pPr>
-    </w:p>
-    <w:p>
-      <w:pPr>
-        <w:jc w:val="center"/>
-        <w:rPr>
-          <w:rFonts w:ascii="Futura Std Book" w:hAnsi="Futura Std Book"/>
+        <w:br/>
+      </w:r>
+      <w:r>
+        <w:rPr>
+          <w:rFonts w:ascii="Futura LT" w:hAnsi="Futura LT"/>
           <w:i/>
           <w:iCs/>
           <w:sz w:val="20"/>
           <w:szCs w:val="20"/>
         </w:rPr>
-      </w:pPr>
-      <w:r>
-        <w:rPr>
-          <w:rFonts w:ascii="Futura Std Book" w:hAnsi="Futura Std Book"/>
+        <w:br/>
+      </w:r>
+      <w:r>
+        <w:rPr>
+          <w:rFonts w:ascii="Futura LT" w:hAnsi="Futura LT"/>
           <w:i/>
           <w:iCs/>
           <w:noProof/>
@@ -1990,10 +2237,10 @@
           <w:szCs w:val="20"/>
         </w:rPr>
         <w:drawing>
-          <wp:inline distT="0" distB="0" distL="0" distR="0" wp14:anchorId="00F10470" wp14:editId="0E362F8D">
+          <wp:inline distT="0" distB="0" distL="0" distR="0" wp14:anchorId="49C41F66" wp14:editId="2BE4DEDE">
             <wp:extent cx="5943600" cy="3341370"/>
             <wp:effectExtent l="0" t="0" r="0" b="0"/>
-            <wp:docPr id="1777058041" name="Picture 1"/>
+            <wp:docPr id="1783638126" name="Picture 1"/>
             <wp:cNvGraphicFramePr>
               <a:graphicFrameLocks xmlns:a="http://schemas.openxmlformats.org/drawingml/2006/main" noChangeAspect="1"/>
             </wp:cNvGraphicFramePr>
@@ -2001,7 +2248,7 @@
               <a:graphicData uri="http://schemas.openxmlformats.org/drawingml/2006/picture">
                 <pic:pic xmlns:pic="http://schemas.openxmlformats.org/drawingml/2006/picture">
                   <pic:nvPicPr>
-                    <pic:cNvPr id="1777058041" name=""/>
+                    <pic:cNvPr id="1783638126" name=""/>
                     <pic:cNvPicPr/>
                   </pic:nvPicPr>
                   <pic:blipFill>
@@ -2027,21 +2274,21 @@
       </w:r>
       <w:r>
         <w:rPr>
-          <w:rFonts w:ascii="Futura Std Book" w:hAnsi="Futura Std Book"/>
+          <w:rFonts w:ascii="Futura LT" w:hAnsi="Futura LT"/>
           <w:i/>
           <w:iCs/>
           <w:sz w:val="20"/>
           <w:szCs w:val="20"/>
         </w:rPr>
         <w:br/>
-        <w:t>Desktops Page presenting connected desktops</w:t>
+        <w:t>Biometrics page showing biometric devices</w:t>
       </w:r>
     </w:p>
     <w:p>
       <w:pPr>
         <w:jc w:val="center"/>
         <w:rPr>
-          <w:rFonts w:ascii="Futura Std Book" w:hAnsi="Futura Std Book"/>
+          <w:rFonts w:ascii="Futura LT" w:hAnsi="Futura LT"/>
           <w:i/>
           <w:iCs/>
           <w:sz w:val="20"/>
@@ -2053,7 +2300,7 @@
       <w:pPr>
         <w:jc w:val="center"/>
         <w:rPr>
-          <w:rFonts w:ascii="Futura Std Book" w:hAnsi="Futura Std Book"/>
+          <w:rFonts w:ascii="Futura LT" w:hAnsi="Futura LT"/>
           <w:i/>
           <w:iCs/>
           <w:sz w:val="20"/>
@@ -2065,7 +2312,7 @@
       <w:pPr>
         <w:jc w:val="center"/>
         <w:rPr>
-          <w:rFonts w:ascii="Futura Std Book" w:hAnsi="Futura Std Book"/>
+          <w:rFonts w:ascii="Futura LT" w:hAnsi="Futura LT"/>
           <w:i/>
           <w:iCs/>
           <w:sz w:val="20"/>
@@ -2077,16 +2324,28 @@
       <w:pPr>
         <w:jc w:val="center"/>
         <w:rPr>
-          <w:rFonts w:ascii="Futura Std Book" w:hAnsi="Futura Std Book"/>
+          <w:rFonts w:ascii="Futura LT" w:hAnsi="Futura LT"/>
           <w:i/>
           <w:iCs/>
           <w:sz w:val="20"/>
           <w:szCs w:val="20"/>
         </w:rPr>
       </w:pPr>
-      <w:r>
-        <w:rPr>
-          <w:rFonts w:ascii="Futura Std Book" w:hAnsi="Futura Std Book"/>
+    </w:p>
+    <w:p>
+      <w:pPr>
+        <w:jc w:val="center"/>
+        <w:rPr>
+          <w:rFonts w:ascii="Futura LT" w:hAnsi="Futura LT"/>
+          <w:i/>
+          <w:iCs/>
+          <w:sz w:val="20"/>
+          <w:szCs w:val="20"/>
+        </w:rPr>
+      </w:pPr>
+      <w:r>
+        <w:rPr>
+          <w:rFonts w:ascii="Futura LT" w:hAnsi="Futura LT"/>
           <w:i/>
           <w:iCs/>
           <w:noProof/>
@@ -2095,10 +2354,10 @@
         </w:rPr>
         <w:lastRenderedPageBreak/>
         <w:drawing>
-          <wp:inline distT="0" distB="0" distL="0" distR="0" wp14:anchorId="0FB3AD04" wp14:editId="6BC3A139">
+          <wp:inline distT="0" distB="0" distL="0" distR="0" wp14:anchorId="00F10470" wp14:editId="0E362F8D">
             <wp:extent cx="5943600" cy="3341370"/>
             <wp:effectExtent l="0" t="0" r="0" b="0"/>
-            <wp:docPr id="955504992" name="Picture 1"/>
+            <wp:docPr id="1777058041" name="Picture 1"/>
             <wp:cNvGraphicFramePr>
               <a:graphicFrameLocks xmlns:a="http://schemas.openxmlformats.org/drawingml/2006/main" noChangeAspect="1"/>
             </wp:cNvGraphicFramePr>
@@ -2106,7 +2365,7 @@
               <a:graphicData uri="http://schemas.openxmlformats.org/drawingml/2006/picture">
                 <pic:pic xmlns:pic="http://schemas.openxmlformats.org/drawingml/2006/picture">
                   <pic:nvPicPr>
-                    <pic:cNvPr id="955504992" name=""/>
+                    <pic:cNvPr id="1777058041" name=""/>
                     <pic:cNvPicPr/>
                   </pic:nvPicPr>
                   <pic:blipFill>
@@ -2132,21 +2391,21 @@
       </w:r>
       <w:r>
         <w:rPr>
-          <w:rFonts w:ascii="Futura Std Book" w:hAnsi="Futura Std Book"/>
+          <w:rFonts w:ascii="Futura LT" w:hAnsi="Futura LT"/>
           <w:i/>
           <w:iCs/>
           <w:sz w:val="20"/>
           <w:szCs w:val="20"/>
         </w:rPr>
         <w:br/>
-        <w:t>Laptops page showing connected laptops</w:t>
+        <w:t>Desktops Page presenting connected desktops</w:t>
       </w:r>
     </w:p>
     <w:p>
       <w:pPr>
         <w:jc w:val="center"/>
         <w:rPr>
-          <w:rFonts w:ascii="Futura Std Book" w:hAnsi="Futura Std Book"/>
+          <w:rFonts w:ascii="Futura LT" w:hAnsi="Futura LT"/>
           <w:i/>
           <w:iCs/>
           <w:sz w:val="20"/>
@@ -2158,7 +2417,7 @@
       <w:pPr>
         <w:jc w:val="center"/>
         <w:rPr>
-          <w:rFonts w:ascii="Futura Std Book" w:hAnsi="Futura Std Book"/>
+          <w:rFonts w:ascii="Futura LT" w:hAnsi="Futura LT"/>
           <w:i/>
           <w:iCs/>
           <w:sz w:val="20"/>
@@ -2170,7 +2429,7 @@
       <w:pPr>
         <w:jc w:val="center"/>
         <w:rPr>
-          <w:rFonts w:ascii="Futura Std Book" w:hAnsi="Futura Std Book"/>
+          <w:rFonts w:ascii="Futura LT" w:hAnsi="Futura LT"/>
           <w:i/>
           <w:iCs/>
           <w:sz w:val="20"/>
@@ -2182,28 +2441,16 @@
       <w:pPr>
         <w:jc w:val="center"/>
         <w:rPr>
-          <w:rFonts w:ascii="Futura Std Book" w:hAnsi="Futura Std Book"/>
+          <w:rFonts w:ascii="Futura LT" w:hAnsi="Futura LT"/>
           <w:i/>
           <w:iCs/>
           <w:sz w:val="20"/>
           <w:szCs w:val="20"/>
         </w:rPr>
       </w:pPr>
-    </w:p>
-    <w:p>
-      <w:pPr>
-        <w:jc w:val="center"/>
-        <w:rPr>
-          <w:rFonts w:ascii="Futura Std Book" w:hAnsi="Futura Std Book"/>
-          <w:i/>
-          <w:iCs/>
-          <w:sz w:val="20"/>
-          <w:szCs w:val="20"/>
-        </w:rPr>
-      </w:pPr>
-      <w:r>
-        <w:rPr>
-          <w:rFonts w:ascii="Futura Std Book" w:hAnsi="Futura Std Book"/>
+      <w:r>
+        <w:rPr>
+          <w:rFonts w:ascii="Futura LT" w:hAnsi="Futura LT"/>
           <w:i/>
           <w:iCs/>
           <w:noProof/>
@@ -2211,10 +2458,10 @@
           <w:szCs w:val="20"/>
         </w:rPr>
         <w:drawing>
-          <wp:inline distT="0" distB="0" distL="0" distR="0" wp14:anchorId="4CB3ADDF" wp14:editId="10572759">
+          <wp:inline distT="0" distB="0" distL="0" distR="0" wp14:anchorId="0FB3AD04" wp14:editId="6BC3A139">
             <wp:extent cx="5943600" cy="3341370"/>
             <wp:effectExtent l="0" t="0" r="0" b="0"/>
-            <wp:docPr id="993417376" name="Picture 1"/>
+            <wp:docPr id="955504992" name="Picture 1"/>
             <wp:cNvGraphicFramePr>
               <a:graphicFrameLocks xmlns:a="http://schemas.openxmlformats.org/drawingml/2006/main" noChangeAspect="1"/>
             </wp:cNvGraphicFramePr>
@@ -2222,7 +2469,7 @@
               <a:graphicData uri="http://schemas.openxmlformats.org/drawingml/2006/picture">
                 <pic:pic xmlns:pic="http://schemas.openxmlformats.org/drawingml/2006/picture">
                   <pic:nvPicPr>
-                    <pic:cNvPr id="993417376" name=""/>
+                    <pic:cNvPr id="955504992" name=""/>
                     <pic:cNvPicPr/>
                   </pic:nvPicPr>
                   <pic:blipFill>
@@ -2248,21 +2495,21 @@
       </w:r>
       <w:r>
         <w:rPr>
-          <w:rFonts w:ascii="Futura Std Book" w:hAnsi="Futura Std Book"/>
+          <w:rFonts w:ascii="Futura LT" w:hAnsi="Futura LT"/>
           <w:i/>
           <w:iCs/>
           <w:sz w:val="20"/>
           <w:szCs w:val="20"/>
         </w:rPr>
         <w:br/>
-        <w:t>Compute Sticks page</w:t>
+        <w:t>Laptops page showing connected laptops</w:t>
       </w:r>
     </w:p>
     <w:p>
       <w:pPr>
         <w:jc w:val="center"/>
         <w:rPr>
-          <w:rFonts w:ascii="Futura Std Book" w:hAnsi="Futura Std Book"/>
+          <w:rFonts w:ascii="Futura LT" w:hAnsi="Futura LT"/>
           <w:i/>
           <w:iCs/>
           <w:sz w:val="20"/>
@@ -2274,7 +2521,7 @@
       <w:pPr>
         <w:jc w:val="center"/>
         <w:rPr>
-          <w:rFonts w:ascii="Futura Std Book" w:hAnsi="Futura Std Book"/>
+          <w:rFonts w:ascii="Futura LT" w:hAnsi="Futura LT"/>
           <w:i/>
           <w:iCs/>
           <w:sz w:val="20"/>
@@ -2284,55 +2531,54 @@
     </w:p>
     <w:p>
       <w:pPr>
-        <w:numPr>
-          <w:ilvl w:val="0"/>
-          <w:numId w:val="4"/>
-        </w:numPr>
-        <w:rPr>
-          <w:rFonts w:ascii="Futura Std Book" w:hAnsi="Futura Std Book"/>
-        </w:rPr>
-      </w:pPr>
-      <w:r>
-        <w:rPr>
-          <w:rFonts w:ascii="Futura Std Book" w:hAnsi="Futura Std Book"/>
-        </w:rPr>
-        <w:t>Asset Management: Use the Edit Addresses (</w:t>
-      </w:r>
-      <w:r>
-        <w:rPr>
-          <w:rFonts w:ascii="Futura Std Book" w:hAnsi="Futura Std Book"/>
-        </w:rPr>
-        <w:t>click the hamburger menu on the bottom side of the navigation panel</w:t>
-      </w:r>
-      <w:r>
-        <w:rPr>
-          <w:rFonts w:ascii="Futura Std Book" w:hAnsi="Futura Std Book"/>
-        </w:rPr>
-        <w:t>) page to modify the list of monitored hardware. The system reads from and writes to local .txt configuration files to keep the monitoring targets dynamic.</w:t>
-      </w:r>
-    </w:p>
-    <w:p>
-      <w:pPr>
         <w:jc w:val="center"/>
         <w:rPr>
-          <w:rFonts w:ascii="Futura Std Book" w:hAnsi="Futura Std Book"/>
+          <w:rFonts w:ascii="Futura LT" w:hAnsi="Futura LT"/>
           <w:i/>
           <w:iCs/>
           <w:sz w:val="20"/>
           <w:szCs w:val="20"/>
         </w:rPr>
       </w:pPr>
-      <w:r>
-        <w:rPr>
-          <w:rFonts w:ascii="Futura Std Book" w:hAnsi="Futura Std Book"/>
+    </w:p>
+    <w:p>
+      <w:pPr>
+        <w:jc w:val="center"/>
+        <w:rPr>
+          <w:rFonts w:ascii="Futura LT" w:hAnsi="Futura LT"/>
+          <w:i/>
+          <w:iCs/>
+          <w:sz w:val="20"/>
+          <w:szCs w:val="20"/>
+        </w:rPr>
+      </w:pPr>
+    </w:p>
+    <w:p>
+      <w:pPr>
+        <w:jc w:val="center"/>
+        <w:rPr>
+          <w:rFonts w:ascii="Futura LT" w:hAnsi="Futura LT"/>
+          <w:i/>
+          <w:iCs/>
+          <w:sz w:val="20"/>
+          <w:szCs w:val="20"/>
+        </w:rPr>
+      </w:pPr>
+      <w:r>
+        <w:rPr>
+          <w:rFonts w:ascii="Futura LT" w:hAnsi="Futura LT"/>
+          <w:i/>
+          <w:iCs/>
           <w:noProof/>
+          <w:sz w:val="20"/>
+          <w:szCs w:val="20"/>
         </w:rPr>
         <w:lastRenderedPageBreak/>
         <w:drawing>
-          <wp:inline distT="0" distB="0" distL="0" distR="0" wp14:anchorId="6A55E091" wp14:editId="40F226CE">
+          <wp:inline distT="0" distB="0" distL="0" distR="0" wp14:anchorId="4CB3ADDF" wp14:editId="10572759">
             <wp:extent cx="5943600" cy="3341370"/>
             <wp:effectExtent l="0" t="0" r="0" b="0"/>
-            <wp:docPr id="1507368401" name="Picture 1"/>
+            <wp:docPr id="993417376" name="Picture 1"/>
             <wp:cNvGraphicFramePr>
               <a:graphicFrameLocks xmlns:a="http://schemas.openxmlformats.org/drawingml/2006/main" noChangeAspect="1"/>
             </wp:cNvGraphicFramePr>
@@ -2340,7 +2586,7 @@
               <a:graphicData uri="http://schemas.openxmlformats.org/drawingml/2006/picture">
                 <pic:pic xmlns:pic="http://schemas.openxmlformats.org/drawingml/2006/picture">
                   <pic:nvPicPr>
-                    <pic:cNvPr id="1507368401" name=""/>
+                    <pic:cNvPr id="993417376" name=""/>
                     <pic:cNvPicPr/>
                   </pic:nvPicPr>
                   <pic:blipFill>
@@ -2366,80 +2612,185 @@
       </w:r>
       <w:r>
         <w:rPr>
-          <w:rFonts w:ascii="Futura Std Book" w:hAnsi="Futura Std Book"/>
-        </w:rPr>
-        <w:br/>
-      </w:r>
-      <w:r>
-        <w:rPr>
-          <w:rFonts w:ascii="Futura Std Book" w:hAnsi="Futura Std Book"/>
+          <w:rFonts w:ascii="Futura LT" w:hAnsi="Futura LT"/>
           <w:i/>
           <w:iCs/>
           <w:sz w:val="20"/>
           <w:szCs w:val="20"/>
         </w:rPr>
-        <w:t xml:space="preserve">IP Address </w:t>
-      </w:r>
-      <w:r>
-        <w:rPr>
-          <w:rFonts w:ascii="Futura Std Book" w:hAnsi="Futura Std Book"/>
+        <w:br/>
+        <w:t>Compute Sticks page</w:t>
+      </w:r>
+    </w:p>
+    <w:p>
+      <w:pPr>
+        <w:jc w:val="center"/>
+        <w:rPr>
+          <w:rFonts w:ascii="Futura LT" w:hAnsi="Futura LT"/>
           <w:i/>
           <w:iCs/>
           <w:sz w:val="20"/>
           <w:szCs w:val="20"/>
         </w:rPr>
-        <w:t>Network</w:t>
-      </w:r>
-      <w:r>
-        <w:rPr>
-          <w:rFonts w:ascii="Futura Std Book" w:hAnsi="Futura Std Book"/>
+      </w:pPr>
+    </w:p>
+    <w:p>
+      <w:pPr>
+        <w:jc w:val="center"/>
+        <w:rPr>
+          <w:rFonts w:ascii="Futura LT" w:hAnsi="Futura LT"/>
           <w:i/>
           <w:iCs/>
           <w:sz w:val="20"/>
           <w:szCs w:val="20"/>
         </w:rPr>
-        <w:t xml:space="preserve"> </w:t>
-      </w:r>
-      <w:r>
-        <w:rPr>
-          <w:rFonts w:ascii="Futura Std Book" w:hAnsi="Futura Std Book"/>
-          <w:i/>
-          <w:iCs/>
+      </w:pPr>
+    </w:p>
+    <w:p>
+      <w:pPr>
+        <w:jc w:val="center"/>
+        <w:rPr>
+          <w:rFonts w:ascii="Futura LT" w:hAnsi="Futura LT"/>
           <w:sz w:val="20"/>
           <w:szCs w:val="20"/>
         </w:rPr>
-        <w:t>Editor page</w:t>
+      </w:pPr>
+    </w:p>
+    <w:p>
+      <w:pPr>
+        <w:pStyle w:val="ListParagraph"/>
+        <w:numPr>
+          <w:ilvl w:val="0"/>
+          <w:numId w:val="7"/>
+        </w:numPr>
+        <w:rPr>
+          <w:rFonts w:ascii="Futura LT" w:hAnsi="Futura LT"/>
+        </w:rPr>
+      </w:pPr>
+      <w:r>
+        <w:rPr>
+          <w:rFonts w:ascii="Futura LT" w:hAnsi="Futura LT"/>
+        </w:rPr>
+        <w:t xml:space="preserve">Other Categories Page:  Showcases other IP addresses that are </w:t>
+      </w:r>
+      <w:r>
+        <w:rPr>
+          <w:rFonts w:ascii="Futura LT" w:hAnsi="Futura LT"/>
+        </w:rPr>
+        <w:t xml:space="preserve">saved and </w:t>
+      </w:r>
+      <w:r>
+        <w:rPr>
+          <w:rFonts w:ascii="Futura LT" w:hAnsi="Futura LT"/>
+        </w:rPr>
+        <w:t xml:space="preserve">categorized by </w:t>
+      </w:r>
+      <w:r>
+        <w:rPr>
+          <w:rFonts w:ascii="Futura LT" w:hAnsi="Futura LT"/>
+        </w:rPr>
+        <w:t xml:space="preserve">company </w:t>
+      </w:r>
+      <w:r>
+        <w:rPr>
+          <w:rFonts w:ascii="Futura LT" w:hAnsi="Futura LT"/>
+        </w:rPr>
+        <w:t>department or section. User can add</w:t>
+      </w:r>
+      <w:r>
+        <w:rPr>
+          <w:rFonts w:ascii="Futura LT" w:hAnsi="Futura LT"/>
+        </w:rPr>
+        <w:t xml:space="preserve"> a new category via the </w:t>
+      </w:r>
+      <w:r>
+        <w:rPr>
+          <w:rFonts w:ascii="Futura LT" w:hAnsi="Futura LT"/>
+          <w:i/>
+          <w:iCs/>
+        </w:rPr>
+        <w:t>+ Add Category</w:t>
+      </w:r>
+      <w:r>
+        <w:rPr>
+          <w:rFonts w:ascii="Futura LT" w:hAnsi="Futura LT"/>
+        </w:rPr>
+        <w:t xml:space="preserve"> button at the top left side of the screen.</w:t>
       </w:r>
     </w:p>
     <w:p>
       <w:pPr>
         <w:jc w:val="center"/>
         <w:rPr>
-          <w:rFonts w:ascii="Futura Std Book" w:hAnsi="Futura Std Book"/>
+          <w:rFonts w:ascii="Futura LT" w:hAnsi="Futura LT"/>
           <w:i/>
           <w:iCs/>
           <w:sz w:val="20"/>
           <w:szCs w:val="20"/>
         </w:rPr>
       </w:pPr>
-    </w:p>
-    <w:p>
-      <w:pPr>
-        <w:jc w:val="center"/>
-        <w:rPr>
-          <w:rFonts w:ascii="Futura Std Book" w:hAnsi="Futura Std Book"/>
+      <w:r>
+        <w:rPr>
+          <w:rFonts w:ascii="Futura LT" w:hAnsi="Futura LT"/>
+        </w:rPr>
+        <w:drawing>
+          <wp:inline distT="0" distB="0" distL="0" distR="0" wp14:anchorId="6831659C" wp14:editId="6D38AC20">
+            <wp:extent cx="5943600" cy="3343275"/>
+            <wp:effectExtent l="0" t="0" r="0" b="9525"/>
+            <wp:docPr id="2018652154" name="Picture 1"/>
+            <wp:cNvGraphicFramePr>
+              <a:graphicFrameLocks xmlns:a="http://schemas.openxmlformats.org/drawingml/2006/main" noChangeAspect="1"/>
+            </wp:cNvGraphicFramePr>
+            <a:graphic xmlns:a="http://schemas.openxmlformats.org/drawingml/2006/main">
+              <a:graphicData uri="http://schemas.openxmlformats.org/drawingml/2006/picture">
+                <pic:pic xmlns:pic="http://schemas.openxmlformats.org/drawingml/2006/picture">
+                  <pic:nvPicPr>
+                    <pic:cNvPr id="2018652154" name=""/>
+                    <pic:cNvPicPr/>
+                  </pic:nvPicPr>
+                  <pic:blipFill>
+                    <a:blip r:embed="rId17"/>
+                    <a:stretch>
+                      <a:fillRect/>
+                    </a:stretch>
+                  </pic:blipFill>
+                  <pic:spPr>
+                    <a:xfrm>
+                      <a:off x="0" y="0"/>
+                      <a:ext cx="5943600" cy="3343275"/>
+                    </a:xfrm>
+                    <a:prstGeom prst="rect">
+                      <a:avLst/>
+                    </a:prstGeom>
+                  </pic:spPr>
+                </pic:pic>
+              </a:graphicData>
+            </a:graphic>
+          </wp:inline>
+        </w:drawing>
+      </w:r>
+      <w:r>
+        <w:rPr>
+          <w:rFonts w:ascii="Futura LT" w:hAnsi="Futura LT"/>
+        </w:rPr>
+        <w:br/>
+      </w:r>
+      <w:r>
+        <w:rPr>
+          <w:rFonts w:ascii="Futura LT" w:hAnsi="Futura LT"/>
           <w:i/>
           <w:iCs/>
           <w:sz w:val="20"/>
           <w:szCs w:val="20"/>
         </w:rPr>
-      </w:pPr>
+        <w:t>Other Categories Page</w:t>
+      </w:r>
     </w:p>
     <w:p>
       <w:pPr>
         <w:jc w:val="center"/>
         <w:rPr>
-          <w:rFonts w:ascii="Futura Std Book" w:hAnsi="Futura Std Book"/>
+          <w:rFonts w:ascii="Futura LT" w:hAnsi="Futura LT"/>
           <w:i/>
           <w:iCs/>
           <w:sz w:val="20"/>
@@ -2449,9 +2800,110 @@
     </w:p>
     <w:p>
       <w:pPr>
-        <w:jc w:val="both"/>
-        <w:rPr>
-          <w:rFonts w:ascii="Futura Std Book" w:hAnsi="Futura Std Book"/>
+        <w:jc w:val="center"/>
+        <w:rPr>
+          <w:rFonts w:ascii="Futura LT" w:hAnsi="Futura LT"/>
+          <w:i/>
+          <w:iCs/>
+          <w:sz w:val="20"/>
+          <w:szCs w:val="20"/>
+        </w:rPr>
+      </w:pPr>
+    </w:p>
+    <w:p>
+      <w:pPr>
+        <w:jc w:val="center"/>
+        <w:rPr>
+          <w:rFonts w:ascii="Futura LT" w:hAnsi="Futura LT"/>
+          <w:sz w:val="20"/>
+          <w:szCs w:val="20"/>
+        </w:rPr>
+      </w:pPr>
+      <w:r>
+        <w:rPr>
+          <w:rFonts w:ascii="Futura LT" w:hAnsi="Futura LT"/>
+        </w:rPr>
+        <w:lastRenderedPageBreak/>
+        <w:drawing>
+          <wp:inline distT="0" distB="0" distL="0" distR="0" wp14:anchorId="0E322039" wp14:editId="07DD2976">
+            <wp:extent cx="5943600" cy="3343275"/>
+            <wp:effectExtent l="0" t="0" r="0" b="9525"/>
+            <wp:docPr id="1251373576" name="Picture 1"/>
+            <wp:cNvGraphicFramePr>
+              <a:graphicFrameLocks xmlns:a="http://schemas.openxmlformats.org/drawingml/2006/main" noChangeAspect="1"/>
+            </wp:cNvGraphicFramePr>
+            <a:graphic xmlns:a="http://schemas.openxmlformats.org/drawingml/2006/main">
+              <a:graphicData uri="http://schemas.openxmlformats.org/drawingml/2006/picture">
+                <pic:pic xmlns:pic="http://schemas.openxmlformats.org/drawingml/2006/picture">
+                  <pic:nvPicPr>
+                    <pic:cNvPr id="1251373576" name=""/>
+                    <pic:cNvPicPr/>
+                  </pic:nvPicPr>
+                  <pic:blipFill>
+                    <a:blip r:embed="rId18"/>
+                    <a:stretch>
+                      <a:fillRect/>
+                    </a:stretch>
+                  </pic:blipFill>
+                  <pic:spPr>
+                    <a:xfrm>
+                      <a:off x="0" y="0"/>
+                      <a:ext cx="5943600" cy="3343275"/>
+                    </a:xfrm>
+                    <a:prstGeom prst="rect">
+                      <a:avLst/>
+                    </a:prstGeom>
+                  </pic:spPr>
+                </pic:pic>
+              </a:graphicData>
+            </a:graphic>
+          </wp:inline>
+        </w:drawing>
+      </w:r>
+      <w:r>
+        <w:rPr>
+          <w:rFonts w:ascii="Futura LT" w:hAnsi="Futura LT"/>
+        </w:rPr>
+        <w:br/>
+      </w:r>
+      <w:r>
+        <w:rPr>
+          <w:rFonts w:ascii="Futura LT" w:hAnsi="Futura LT"/>
+          <w:i/>
+          <w:iCs/>
+          <w:sz w:val="20"/>
+          <w:szCs w:val="20"/>
+        </w:rPr>
+        <w:t>Pop up modal when adding new categories</w:t>
+      </w:r>
+    </w:p>
+    <w:p>
+      <w:pPr>
+        <w:jc w:val="center"/>
+        <w:rPr>
+          <w:rFonts w:ascii="Futura LT" w:hAnsi="Futura LT"/>
+          <w:sz w:val="20"/>
+          <w:szCs w:val="20"/>
+        </w:rPr>
+      </w:pPr>
+    </w:p>
+    <w:p>
+      <w:pPr>
+        <w:jc w:val="center"/>
+        <w:rPr>
+          <w:rFonts w:ascii="Futura LT" w:hAnsi="Futura LT"/>
+          <w:sz w:val="20"/>
+          <w:szCs w:val="20"/>
+        </w:rPr>
+      </w:pPr>
+    </w:p>
+    <w:p>
+      <w:pPr>
+        <w:jc w:val="center"/>
+        <w:rPr>
+          <w:rFonts w:ascii="Futura LT" w:hAnsi="Futura LT"/>
+          <w:sz w:val="20"/>
+          <w:szCs w:val="20"/>
         </w:rPr>
       </w:pPr>
     </w:p>
@@ -2461,38 +2913,187 @@
           <w:ilvl w:val="0"/>
           <w:numId w:val="4"/>
         </w:numPr>
-        <w:jc w:val="both"/>
-        <w:rPr>
-          <w:rFonts w:ascii="Futura Std Book" w:hAnsi="Futura Std Book"/>
-        </w:rPr>
-      </w:pPr>
-      <w:r>
-        <w:rPr>
-          <w:rFonts w:ascii="Futura Std Book" w:hAnsi="Futura Std Book"/>
-        </w:rPr>
+        <w:rPr>
+          <w:rFonts w:ascii="Futura LT" w:hAnsi="Futura LT"/>
+        </w:rPr>
+      </w:pPr>
+      <w:r>
+        <w:rPr>
+          <w:rFonts w:ascii="Futura LT" w:hAnsi="Futura LT"/>
+        </w:rPr>
+        <w:t>Asset Management: Use the Edit Addresses (</w:t>
+      </w:r>
+      <w:r>
+        <w:rPr>
+          <w:rFonts w:ascii="Futura LT" w:hAnsi="Futura LT"/>
+        </w:rPr>
+        <w:t>click the hamburger menu on the bottom side of the navigation panel</w:t>
+      </w:r>
+      <w:r>
+        <w:rPr>
+          <w:rFonts w:ascii="Futura LT" w:hAnsi="Futura LT"/>
+        </w:rPr>
+        <w:t>) page to modify the list of monitored hardware. The system reads from and writes to local .txt configuration files to keep the monitoring targets dynamic.</w:t>
+      </w:r>
+    </w:p>
+    <w:p>
+      <w:pPr>
+        <w:jc w:val="center"/>
+        <w:rPr>
+          <w:rFonts w:ascii="Futura LT" w:hAnsi="Futura LT"/>
+          <w:i/>
+          <w:iCs/>
+          <w:sz w:val="20"/>
+          <w:szCs w:val="20"/>
+        </w:rPr>
+      </w:pPr>
+      <w:r>
+        <w:rPr>
+          <w:rFonts w:ascii="Futura LT" w:hAnsi="Futura LT"/>
+          <w:noProof/>
+        </w:rPr>
+        <w:drawing>
+          <wp:inline distT="0" distB="0" distL="0" distR="0" wp14:anchorId="20F9BA3E" wp14:editId="2F9640E8">
+            <wp:extent cx="5943600" cy="3343275"/>
+            <wp:effectExtent l="0" t="0" r="0" b="9525"/>
+            <wp:docPr id="1046261278" name="Picture 1"/>
+            <wp:cNvGraphicFramePr>
+              <a:graphicFrameLocks xmlns:a="http://schemas.openxmlformats.org/drawingml/2006/main" noChangeAspect="1"/>
+            </wp:cNvGraphicFramePr>
+            <a:graphic xmlns:a="http://schemas.openxmlformats.org/drawingml/2006/main">
+              <a:graphicData uri="http://schemas.openxmlformats.org/drawingml/2006/picture">
+                <pic:pic xmlns:pic="http://schemas.openxmlformats.org/drawingml/2006/picture">
+                  <pic:nvPicPr>
+                    <pic:cNvPr id="1046261278" name=""/>
+                    <pic:cNvPicPr/>
+                  </pic:nvPicPr>
+                  <pic:blipFill>
+                    <a:blip r:embed="rId19"/>
+                    <a:stretch>
+                      <a:fillRect/>
+                    </a:stretch>
+                  </pic:blipFill>
+                  <pic:spPr>
+                    <a:xfrm>
+                      <a:off x="0" y="0"/>
+                      <a:ext cx="5943600" cy="3343275"/>
+                    </a:xfrm>
+                    <a:prstGeom prst="rect">
+                      <a:avLst/>
+                    </a:prstGeom>
+                  </pic:spPr>
+                </pic:pic>
+              </a:graphicData>
+            </a:graphic>
+          </wp:inline>
+        </w:drawing>
+      </w:r>
+      <w:r>
+        <w:rPr>
+          <w:rFonts w:ascii="Futura LT" w:hAnsi="Futura LT"/>
+        </w:rPr>
+        <w:br/>
+      </w:r>
+      <w:r>
+        <w:rPr>
+          <w:rFonts w:ascii="Futura LT" w:hAnsi="Futura LT"/>
+          <w:i/>
+          <w:iCs/>
+          <w:sz w:val="20"/>
+          <w:szCs w:val="20"/>
+        </w:rPr>
+        <w:t xml:space="preserve">IP Address </w:t>
+      </w:r>
+      <w:r>
+        <w:rPr>
+          <w:rFonts w:ascii="Futura LT" w:hAnsi="Futura LT"/>
+          <w:i/>
+          <w:iCs/>
+          <w:sz w:val="20"/>
+          <w:szCs w:val="20"/>
+        </w:rPr>
+        <w:t>Network</w:t>
+      </w:r>
+      <w:r>
+        <w:rPr>
+          <w:rFonts w:ascii="Futura LT" w:hAnsi="Futura LT"/>
+          <w:i/>
+          <w:iCs/>
+          <w:sz w:val="20"/>
+          <w:szCs w:val="20"/>
+        </w:rPr>
+        <w:t xml:space="preserve"> </w:t>
+      </w:r>
+      <w:r>
+        <w:rPr>
+          <w:rFonts w:ascii="Futura LT" w:hAnsi="Futura LT"/>
+          <w:i/>
+          <w:iCs/>
+          <w:sz w:val="20"/>
+          <w:szCs w:val="20"/>
+        </w:rPr>
+        <w:t>Editor page</w:t>
+      </w:r>
+    </w:p>
+    <w:p>
+      <w:pPr>
+        <w:jc w:val="center"/>
+        <w:rPr>
+          <w:rFonts w:ascii="Futura LT" w:hAnsi="Futura LT"/>
+          <w:i/>
+          <w:iCs/>
+          <w:sz w:val="20"/>
+          <w:szCs w:val="20"/>
+        </w:rPr>
+      </w:pPr>
+    </w:p>
+    <w:p>
+      <w:pPr>
+        <w:jc w:val="both"/>
+        <w:rPr>
+          <w:rFonts w:ascii="Futura LT" w:hAnsi="Futura LT"/>
+        </w:rPr>
+      </w:pPr>
+    </w:p>
+    <w:p>
+      <w:pPr>
+        <w:numPr>
+          <w:ilvl w:val="0"/>
+          <w:numId w:val="4"/>
+        </w:numPr>
+        <w:jc w:val="both"/>
+        <w:rPr>
+          <w:rFonts w:ascii="Futura LT" w:hAnsi="Futura LT"/>
+        </w:rPr>
+      </w:pPr>
+      <w:r>
+        <w:rPr>
+          <w:rFonts w:ascii="Futura LT" w:hAnsi="Futura LT"/>
+        </w:rPr>
+        <w:lastRenderedPageBreak/>
         <w:t xml:space="preserve">Log Auditing: Use </w:t>
       </w:r>
       <w:r>
         <w:rPr>
-          <w:rFonts w:ascii="Futura Std Book" w:hAnsi="Futura Std Book"/>
+          <w:rFonts w:ascii="Futura LT" w:hAnsi="Futura LT"/>
         </w:rPr>
         <w:t>Download Logs (click the hamburger menu on the bottom side of the navigation panel)</w:t>
       </w:r>
       <w:r>
         <w:rPr>
-          <w:rFonts w:ascii="Futura Std Book" w:hAnsi="Futura Std Book"/>
+          <w:rFonts w:ascii="Futura LT" w:hAnsi="Futura LT"/>
         </w:rPr>
         <w:t xml:space="preserve"> to </w:t>
       </w:r>
       <w:r>
         <w:rPr>
-          <w:rFonts w:ascii="Futura Std Book" w:hAnsi="Futura Std Book"/>
+          <w:rFonts w:ascii="Futura LT" w:hAnsi="Futura LT"/>
         </w:rPr>
         <w:t>download and view</w:t>
       </w:r>
       <w:r>
         <w:rPr>
-          <w:rFonts w:ascii="Futura Std Book" w:hAnsi="Futura Std Book"/>
+          <w:rFonts w:ascii="Futura LT" w:hAnsi="Futura LT"/>
         </w:rPr>
         <w:t xml:space="preserve"> historical connectivity logs to identify patterns in network downtime.</w:t>
       </w:r>
@@ -2501,12 +3102,16 @@
       <w:pPr>
         <w:jc w:val="center"/>
         <w:rPr>
-          <w:rFonts w:ascii="Futura Std Book" w:hAnsi="Futura Std Book"/>
-        </w:rPr>
-      </w:pPr>
-      <w:r>
-        <w:rPr>
-          <w:rFonts w:ascii="Futura Std Book" w:hAnsi="Futura Std Book"/>
+          <w:rFonts w:ascii="Futura LT" w:hAnsi="Futura LT"/>
+          <w:i/>
+          <w:iCs/>
+          <w:sz w:val="20"/>
+          <w:szCs w:val="20"/>
+        </w:rPr>
+      </w:pPr>
+      <w:r>
+        <w:rPr>
+          <w:rFonts w:ascii="Futura LT" w:hAnsi="Futura LT"/>
           <w:noProof/>
         </w:rPr>
         <w:drawing>
@@ -2525,7 +3130,7 @@
                     <pic:cNvPicPr/>
                   </pic:nvPicPr>
                   <pic:blipFill>
-                    <a:blip r:embed="rId17"/>
+                    <a:blip r:embed="rId20"/>
                     <a:stretch>
                       <a:fillRect/>
                     </a:stretch>
@@ -2547,13 +3152,13 @@
       </w:r>
       <w:r>
         <w:rPr>
-          <w:rFonts w:ascii="Futura Std Book" w:hAnsi="Futura Std Book"/>
+          <w:rFonts w:ascii="Futura LT" w:hAnsi="Futura LT"/>
         </w:rPr>
         <w:br/>
       </w:r>
       <w:r>
         <w:rPr>
-          <w:rFonts w:ascii="Futura Std Book" w:hAnsi="Futura Std Book"/>
+          <w:rFonts w:ascii="Futura LT" w:hAnsi="Futura LT"/>
           <w:i/>
           <w:iCs/>
           <w:sz w:val="20"/>
@@ -2564,19 +3169,26 @@
     </w:p>
     <w:p>
       <w:pPr>
-        <w:jc w:val="both"/>
-        <w:rPr>
-          <w:rFonts w:ascii="Futura Std Book" w:hAnsi="Futura Std Book"/>
+        <w:rPr>
+          <w:rFonts w:ascii="Futura LT" w:hAnsi="Futura LT"/>
+        </w:rPr>
+      </w:pPr>
+    </w:p>
+    <w:p>
+      <w:pPr>
+        <w:jc w:val="both"/>
+        <w:rPr>
+          <w:rFonts w:ascii="Futura LT" w:hAnsi="Futura LT"/>
           <w:sz w:val="32"/>
           <w:szCs w:val="40"/>
         </w:rPr>
       </w:pPr>
       <w:r>
         <w:rPr>
-          <w:rFonts w:ascii="Futura Std Book" w:hAnsi="Futura Std Book"/>
+          <w:rFonts w:ascii="Futura LT" w:hAnsi="Futura LT"/>
         </w:rPr>
         <w:pict w14:anchorId="5536555E">
-          <v:rect id="_x0000_i1102" style="width:0;height:1.5pt" o:hralign="center" o:hrstd="t" o:hr="t" fillcolor="#a0a0a0" stroked="f"/>
+          <v:rect id="_x0000_i1030" style="width:0;height:1.5pt" o:hralign="center" o:hrstd="t" o:hr="t" fillcolor="#a0a0a0" stroked="f"/>
         </w:pict>
       </w:r>
     </w:p>
@@ -2584,14 +3196,18 @@
       <w:pPr>
         <w:jc w:val="both"/>
         <w:rPr>
-          <w:rFonts w:ascii="Futura Std Book" w:hAnsi="Futura Std Book"/>
+          <w:rFonts w:ascii="Futura LT" w:hAnsi="Futura LT"/>
+          <w:b/>
+          <w:bCs/>
           <w:sz w:val="32"/>
           <w:szCs w:val="40"/>
         </w:rPr>
       </w:pPr>
       <w:r>
         <w:rPr>
-          <w:rFonts w:ascii="Futura Std Book" w:hAnsi="Futura Std Book"/>
+          <w:rFonts w:ascii="Futura LT" w:hAnsi="Futura LT"/>
+          <w:b/>
+          <w:bCs/>
           <w:sz w:val="32"/>
           <w:szCs w:val="40"/>
         </w:rPr>
@@ -2602,22 +3218,35 @@
       <w:pPr>
         <w:jc w:val="both"/>
         <w:rPr>
-          <w:rFonts w:ascii="Futura Std Book" w:hAnsi="Futura Std Book"/>
-        </w:rPr>
-      </w:pPr>
-      <w:r>
-        <w:rPr>
-          <w:rFonts w:ascii="Futura Std Book" w:hAnsi="Futura Std Book"/>
-        </w:rPr>
-        <w:lastRenderedPageBreak/>
-        <w:t>The system includes an audio-visual alert mechanism (systemAlert.php) that triggers during critical failures.</w:t>
+          <w:rFonts w:ascii="Futura LT" w:hAnsi="Futura LT"/>
+        </w:rPr>
+      </w:pPr>
+      <w:r>
+        <w:rPr>
+          <w:rFonts w:ascii="Futura LT" w:hAnsi="Futura LT"/>
+        </w:rPr>
+        <w:t>The system includes an audio-visual alert mechanism (</w:t>
+      </w:r>
+      <w:proofErr w:type="spellStart"/>
+      <w:r>
+        <w:rPr>
+          <w:rFonts w:ascii="Futura LT" w:hAnsi="Futura LT"/>
+        </w:rPr>
+        <w:t>systemAlert.php</w:t>
+      </w:r>
+      <w:proofErr w:type="spellEnd"/>
+      <w:r>
+        <w:rPr>
+          <w:rFonts w:ascii="Futura LT" w:hAnsi="Futura LT"/>
+        </w:rPr>
+        <w:t>) that triggers during critical failures.</w:t>
       </w:r>
     </w:p>
     <w:p>
       <w:pPr>
         <w:jc w:val="center"/>
         <w:rPr>
-          <w:rFonts w:ascii="Futura Std Book" w:hAnsi="Futura Std Book"/>
+          <w:rFonts w:ascii="Futura LT" w:hAnsi="Futura LT"/>
           <w:i/>
           <w:iCs/>
           <w:sz w:val="20"/>
@@ -2626,7 +3255,7 @@
       </w:pPr>
       <w:r>
         <w:rPr>
-          <w:rFonts w:ascii="Futura Std Book" w:hAnsi="Futura Std Book"/>
+          <w:rFonts w:ascii="Futura LT" w:hAnsi="Futura LT"/>
           <w:noProof/>
         </w:rPr>
         <w:drawing>
@@ -2645,7 +3274,7 @@
                     <pic:cNvPicPr/>
                   </pic:nvPicPr>
                   <pic:blipFill>
-                    <a:blip r:embed="rId18"/>
+                    <a:blip r:embed="rId21"/>
                     <a:stretch>
                       <a:fillRect/>
                     </a:stretch>
@@ -2667,13 +3296,13 @@
       </w:r>
       <w:r>
         <w:rPr>
-          <w:rFonts w:ascii="Futura Std Book" w:hAnsi="Futura Std Book"/>
+          <w:rFonts w:ascii="Futura LT" w:hAnsi="Futura LT"/>
         </w:rPr>
         <w:br/>
       </w:r>
       <w:r>
         <w:rPr>
-          <w:rFonts w:ascii="Futura Std Book" w:hAnsi="Futura Std Book"/>
+          <w:rFonts w:ascii="Futura LT" w:hAnsi="Futura LT"/>
           <w:i/>
           <w:iCs/>
           <w:sz w:val="20"/>
@@ -2686,7 +3315,7 @@
       <w:pPr>
         <w:jc w:val="center"/>
         <w:rPr>
-          <w:rFonts w:ascii="Futura Std Book" w:hAnsi="Futura Std Book"/>
+          <w:rFonts w:ascii="Futura LT" w:hAnsi="Futura LT"/>
           <w:i/>
           <w:iCs/>
           <w:sz w:val="20"/>
@@ -2698,7 +3327,7 @@
       <w:pPr>
         <w:jc w:val="center"/>
         <w:rPr>
-          <w:rFonts w:ascii="Futura Std Book" w:hAnsi="Futura Std Book"/>
+          <w:rFonts w:ascii="Futura LT" w:hAnsi="Futura LT"/>
           <w:i/>
           <w:iCs/>
           <w:sz w:val="20"/>
@@ -2708,27 +3337,16 @@
     </w:p>
     <w:p>
       <w:pPr>
-        <w:jc w:val="center"/>
-        <w:rPr>
-          <w:rFonts w:ascii="Futura Std Book" w:hAnsi="Futura Std Book"/>
-          <w:i/>
-          <w:iCs/>
-          <w:sz w:val="20"/>
-          <w:szCs w:val="20"/>
-        </w:rPr>
-      </w:pPr>
-    </w:p>
-    <w:p>
-      <w:pPr>
-        <w:jc w:val="both"/>
-        <w:rPr>
-          <w:rFonts w:ascii="Futura Std Book" w:hAnsi="Futura Std Book"/>
-        </w:rPr>
-      </w:pPr>
-      <w:r>
-        <w:rPr>
-          <w:rFonts w:ascii="Futura Std Book" w:hAnsi="Futura Std Book"/>
-        </w:rPr>
+        <w:jc w:val="both"/>
+        <w:rPr>
+          <w:rFonts w:ascii="Futura LT" w:hAnsi="Futura LT"/>
+        </w:rPr>
+      </w:pPr>
+      <w:r>
+        <w:rPr>
+          <w:rFonts w:ascii="Futura LT" w:hAnsi="Futura LT"/>
+        </w:rPr>
+        <w:lastRenderedPageBreak/>
         <w:t>If the Alert Triggers:</w:t>
       </w:r>
     </w:p>
@@ -2740,12 +3358,12 @@
         </w:numPr>
         <w:jc w:val="both"/>
         <w:rPr>
-          <w:rFonts w:ascii="Futura Std Book" w:hAnsi="Futura Std Book"/>
-        </w:rPr>
-      </w:pPr>
-      <w:r>
-        <w:rPr>
-          <w:rFonts w:ascii="Futura Std Book" w:hAnsi="Futura Std Book"/>
+          <w:rFonts w:ascii="Futura LT" w:hAnsi="Futura LT"/>
+        </w:rPr>
+      </w:pPr>
+      <w:r>
+        <w:rPr>
+          <w:rFonts w:ascii="Futura LT" w:hAnsi="Futura LT"/>
         </w:rPr>
         <w:t>Check XAMPP Services: Ensure both Apache and MySQL are running.</w:t>
       </w:r>
@@ -2758,14 +3376,42 @@
         </w:numPr>
         <w:jc w:val="both"/>
         <w:rPr>
-          <w:rFonts w:ascii="Futura Std Book" w:hAnsi="Futura Std Book"/>
-        </w:rPr>
-      </w:pPr>
-      <w:r>
-        <w:rPr>
-          <w:rFonts w:ascii="Futura Std Book" w:hAnsi="Futura Std Book"/>
-        </w:rPr>
-        <w:t>Verify exec() Permissions: The backend uses the PHP exec() command to run system pings. Ensure this is not disabled in your php.ini file.</w:t>
+          <w:rFonts w:ascii="Futura LT" w:hAnsi="Futura LT"/>
+        </w:rPr>
+      </w:pPr>
+      <w:r>
+        <w:rPr>
+          <w:rFonts w:ascii="Futura LT" w:hAnsi="Futura LT"/>
+        </w:rPr>
+        <w:t xml:space="preserve">Verify </w:t>
+      </w:r>
+      <w:proofErr w:type="gramStart"/>
+      <w:r>
+        <w:rPr>
+          <w:rFonts w:ascii="Futura LT" w:hAnsi="Futura LT"/>
+        </w:rPr>
+        <w:t>exec(</w:t>
+      </w:r>
+      <w:proofErr w:type="gramEnd"/>
+      <w:r>
+        <w:rPr>
+          <w:rFonts w:ascii="Futura LT" w:hAnsi="Futura LT"/>
+        </w:rPr>
+        <w:t xml:space="preserve">) Permissions: The backend uses the PHP </w:t>
+      </w:r>
+      <w:proofErr w:type="gramStart"/>
+      <w:r>
+        <w:rPr>
+          <w:rFonts w:ascii="Futura LT" w:hAnsi="Futura LT"/>
+        </w:rPr>
+        <w:t>exec(</w:t>
+      </w:r>
+      <w:proofErr w:type="gramEnd"/>
+      <w:r>
+        <w:rPr>
+          <w:rFonts w:ascii="Futura LT" w:hAnsi="Futura LT"/>
+        </w:rPr>
+        <w:t>) command to run system pings. Ensure this is not disabled in your php.ini file.</w:t>
       </w:r>
     </w:p>
     <w:p>
@@ -2776,12 +3422,12 @@
         </w:numPr>
         <w:jc w:val="both"/>
         <w:rPr>
-          <w:rFonts w:ascii="Futura Std Book" w:hAnsi="Futura Std Book"/>
-        </w:rPr>
-      </w:pPr>
-      <w:r>
-        <w:rPr>
-          <w:rFonts w:ascii="Futura Std Book" w:hAnsi="Futura Std Book"/>
+          <w:rFonts w:ascii="Futura LT" w:hAnsi="Futura LT"/>
+        </w:rPr>
+      </w:pPr>
+      <w:r>
+        <w:rPr>
+          <w:rFonts w:ascii="Futura LT" w:hAnsi="Futura LT"/>
         </w:rPr>
         <w:t>Network Scope: Ensure the server hosting the app is on a network segment that can "reach" the target IPs (Servers, Switches, Biometrics).</w:t>
       </w:r>
@@ -2794,12 +3440,12 @@
         </w:numPr>
         <w:jc w:val="both"/>
         <w:rPr>
-          <w:rFonts w:ascii="Futura Std Book" w:hAnsi="Futura Std Book"/>
-        </w:rPr>
-      </w:pPr>
-      <w:r>
-        <w:rPr>
-          <w:rFonts w:ascii="Futura Std Book" w:hAnsi="Futura Std Book"/>
+          <w:rFonts w:ascii="Futura LT" w:hAnsi="Futura LT"/>
+        </w:rPr>
+      </w:pPr>
+      <w:r>
+        <w:rPr>
+          <w:rFonts w:ascii="Futura LT" w:hAnsi="Futura LT"/>
         </w:rPr>
         <w:t>Host Network Connectivity: Check if host device is connected to a valid network connection</w:t>
       </w:r>
@@ -2809,7 +3455,7 @@
         <w:ind w:left="360"/>
         <w:jc w:val="both"/>
         <w:rPr>
-          <w:rFonts w:ascii="Futura Std Book" w:hAnsi="Futura Std Book"/>
+          <w:rFonts w:ascii="Futura LT" w:hAnsi="Futura LT"/>
         </w:rPr>
       </w:pPr>
     </w:p>
@@ -2818,30 +3464,44 @@
         <w:ind w:firstLine="720"/>
         <w:jc w:val="both"/>
         <w:rPr>
-          <w:rFonts w:ascii="Futura Std Book" w:hAnsi="Futura Std Book"/>
-        </w:rPr>
-      </w:pPr>
-      <w:r>
-        <w:rPr>
-          <w:rFonts w:ascii="Futura Std Book" w:hAnsi="Futura Std Book"/>
-        </w:rPr>
-        <w:t>The system also plays a short two-beep alarm when an ip returned as timed out</w:t>
-      </w:r>
-      <w:r>
-        <w:rPr>
-          <w:rFonts w:ascii="Futura Std Book" w:hAnsi="Futura Std Book"/>
+          <w:rFonts w:ascii="Futura LT" w:hAnsi="Futura LT"/>
+        </w:rPr>
+      </w:pPr>
+      <w:r>
+        <w:rPr>
+          <w:rFonts w:ascii="Futura LT" w:hAnsi="Futura LT"/>
+        </w:rPr>
+        <w:t xml:space="preserve">The system also plays a short two-beep alarm when an </w:t>
+      </w:r>
+      <w:proofErr w:type="spellStart"/>
+      <w:r>
+        <w:rPr>
+          <w:rFonts w:ascii="Futura LT" w:hAnsi="Futura LT"/>
+        </w:rPr>
+        <w:t>ip</w:t>
+      </w:r>
+      <w:proofErr w:type="spellEnd"/>
+      <w:r>
+        <w:rPr>
+          <w:rFonts w:ascii="Futura LT" w:hAnsi="Futura LT"/>
+        </w:rPr>
+        <w:t xml:space="preserve"> returned as timed out</w:t>
+      </w:r>
+      <w:r>
+        <w:rPr>
+          <w:rFonts w:ascii="Futura LT" w:hAnsi="Futura LT"/>
         </w:rPr>
         <w:t xml:space="preserve"> </w:t>
       </w:r>
       <w:r>
         <w:rPr>
-          <w:rFonts w:ascii="Futura Std Book" w:hAnsi="Futura Std Book"/>
+          <w:rFonts w:ascii="Futura LT" w:hAnsi="Futura LT"/>
         </w:rPr>
         <w:t>or network status changed from online to offline.</w:t>
       </w:r>
       <w:r>
         <w:rPr>
-          <w:rFonts w:ascii="Futura Std Book" w:hAnsi="Futura Std Book"/>
+          <w:rFonts w:ascii="Futura LT" w:hAnsi="Futura LT"/>
         </w:rPr>
         <w:t xml:space="preserve"> Number of offline devices is represented by a number badge</w:t>
       </w:r>
@@ -2850,7 +3510,7 @@
       <w:pPr>
         <w:jc w:val="center"/>
         <w:rPr>
-          <w:rFonts w:ascii="Futura Std Book" w:hAnsi="Futura Std Book"/>
+          <w:rFonts w:ascii="Futura LT" w:hAnsi="Futura LT"/>
           <w:i/>
           <w:iCs/>
           <w:sz w:val="20"/>
@@ -2859,10 +3519,9 @@
       </w:pPr>
       <w:r>
         <w:rPr>
-          <w:rFonts w:ascii="Futura Std Book" w:hAnsi="Futura Std Book"/>
+          <w:rFonts w:ascii="Futura LT" w:hAnsi="Futura LT"/>
           <w:noProof/>
         </w:rPr>
-        <w:lastRenderedPageBreak/>
         <w:drawing>
           <wp:inline distT="0" distB="0" distL="0" distR="0" wp14:anchorId="38E7BDFC" wp14:editId="257059F5">
             <wp:extent cx="5943600" cy="3341370"/>
@@ -2879,7 +3538,7 @@
                     <pic:cNvPicPr/>
                   </pic:nvPicPr>
                   <pic:blipFill>
-                    <a:blip r:embed="rId19"/>
+                    <a:blip r:embed="rId22"/>
                     <a:stretch>
                       <a:fillRect/>
                     </a:stretch>
@@ -2901,13 +3560,13 @@
       </w:r>
       <w:r>
         <w:rPr>
-          <w:rFonts w:ascii="Futura Std Book" w:hAnsi="Futura Std Book"/>
+          <w:rFonts w:ascii="Futura LT" w:hAnsi="Futura LT"/>
         </w:rPr>
         <w:br/>
       </w:r>
       <w:r>
         <w:rPr>
-          <w:rFonts w:ascii="Futura Std Book" w:hAnsi="Futura Std Book"/>
+          <w:rFonts w:ascii="Futura LT" w:hAnsi="Futura LT"/>
           <w:i/>
           <w:iCs/>
           <w:sz w:val="20"/>
@@ -2920,15 +3579,15 @@
       <w:pPr>
         <w:jc w:val="both"/>
         <w:rPr>
-          <w:rFonts w:ascii="Futura Std Book" w:hAnsi="Futura Std Book"/>
-        </w:rPr>
-      </w:pPr>
-      <w:r>
-        <w:rPr>
-          <w:rFonts w:ascii="Futura Std Book" w:hAnsi="Futura Std Book"/>
+          <w:rFonts w:ascii="Futura LT" w:hAnsi="Futura LT"/>
+        </w:rPr>
+      </w:pPr>
+      <w:r>
+        <w:rPr>
+          <w:rFonts w:ascii="Futura LT" w:hAnsi="Futura LT"/>
         </w:rPr>
         <w:pict w14:anchorId="6A6D7843">
-          <v:rect id="_x0000_i1103" style="width:0;height:1.5pt" o:hralign="center" o:hrstd="t" o:hr="t" fillcolor="#a0a0a0" stroked="f"/>
+          <v:rect id="_x0000_i1031" style="width:0;height:1.5pt" o:hralign="center" o:hrstd="t" o:hr="t" fillcolor="#a0a0a0" stroked="f"/>
         </w:pict>
       </w:r>
     </w:p>
@@ -2936,14 +3595,18 @@
       <w:pPr>
         <w:jc w:val="both"/>
         <w:rPr>
-          <w:rFonts w:ascii="Futura Std Book" w:hAnsi="Futura Std Book"/>
+          <w:rFonts w:ascii="Futura LT" w:hAnsi="Futura LT"/>
+          <w:b/>
+          <w:bCs/>
           <w:sz w:val="32"/>
           <w:szCs w:val="40"/>
         </w:rPr>
       </w:pPr>
       <w:r>
         <w:rPr>
-          <w:rFonts w:ascii="Futura Std Book" w:hAnsi="Futura Std Book"/>
+          <w:rFonts w:ascii="Futura LT" w:hAnsi="Futura LT"/>
+          <w:b/>
+          <w:bCs/>
           <w:sz w:val="32"/>
           <w:szCs w:val="40"/>
         </w:rPr>
@@ -2958,36 +3621,36 @@
         </w:numPr>
         <w:jc w:val="both"/>
         <w:rPr>
-          <w:rFonts w:ascii="Futura Std Book" w:hAnsi="Futura Std Book"/>
-        </w:rPr>
-      </w:pPr>
-      <w:r>
-        <w:rPr>
-          <w:rFonts w:ascii="Futura Std Book" w:hAnsi="Futura Std Book"/>
+          <w:rFonts w:ascii="Futura LT" w:hAnsi="Futura LT"/>
+        </w:rPr>
+      </w:pPr>
+      <w:r>
+        <w:rPr>
+          <w:rFonts w:ascii="Futura LT" w:hAnsi="Futura LT"/>
         </w:rPr>
         <w:t xml:space="preserve">Auto-Logout: A "Heartbeat" script (userHeartbeat.js) monitors admin activity. If the browser tab is </w:t>
       </w:r>
       <w:r>
         <w:rPr>
-          <w:rFonts w:ascii="Futura Std Book" w:hAnsi="Futura Std Book"/>
+          <w:rFonts w:ascii="Futura LT" w:hAnsi="Futura LT"/>
         </w:rPr>
         <w:t>closed</w:t>
       </w:r>
       <w:r>
         <w:rPr>
-          <w:rFonts w:ascii="Futura Std Book" w:hAnsi="Futura Std Book"/>
+          <w:rFonts w:ascii="Futura LT" w:hAnsi="Futura LT"/>
         </w:rPr>
         <w:t xml:space="preserve"> and inactive for 15 seconds, the session is destroyed </w:t>
       </w:r>
       <w:r>
         <w:rPr>
-          <w:rFonts w:ascii="Futura Std Book" w:hAnsi="Futura Std Book"/>
+          <w:rFonts w:ascii="Futura LT" w:hAnsi="Futura LT"/>
         </w:rPr>
         <w:t xml:space="preserve">and user is automatically logged out </w:t>
       </w:r>
       <w:r>
         <w:rPr>
-          <w:rFonts w:ascii="Futura Std Book" w:hAnsi="Futura Std Book"/>
+          <w:rFonts w:ascii="Futura LT" w:hAnsi="Futura LT"/>
         </w:rPr>
         <w:t>for security.</w:t>
       </w:r>
@@ -3000,12 +3663,12 @@
         </w:numPr>
         <w:jc w:val="both"/>
         <w:rPr>
-          <w:rFonts w:ascii="Futura Std Book" w:hAnsi="Futura Std Book"/>
-        </w:rPr>
-      </w:pPr>
-      <w:r>
-        <w:rPr>
-          <w:rFonts w:ascii="Futura Std Book" w:hAnsi="Futura Std Book"/>
+          <w:rFonts w:ascii="Futura LT" w:hAnsi="Futura LT"/>
+        </w:rPr>
+      </w:pPr>
+      <w:r>
+        <w:rPr>
+          <w:rFonts w:ascii="Futura LT" w:hAnsi="Futura LT"/>
         </w:rPr>
         <w:t>System Watchdog: A background script (systemWatchdog.js) ensures the application logic remains active and alerts the IT admin if the monitoring process stalls.</w:t>
       </w:r>
@@ -3014,15 +3677,15 @@
       <w:pPr>
         <w:jc w:val="both"/>
         <w:rPr>
-          <w:rFonts w:ascii="Futura Std Book" w:hAnsi="Futura Std Book"/>
-        </w:rPr>
-      </w:pPr>
-      <w:r>
-        <w:rPr>
-          <w:rFonts w:ascii="Futura Std Book" w:hAnsi="Futura Std Book"/>
+          <w:rFonts w:ascii="Futura LT" w:hAnsi="Futura LT"/>
+        </w:rPr>
+      </w:pPr>
+      <w:r>
+        <w:rPr>
+          <w:rFonts w:ascii="Futura LT" w:hAnsi="Futura LT"/>
         </w:rPr>
         <w:pict w14:anchorId="04ABA013">
-          <v:rect id="_x0000_i1104" style="width:0;height:1.5pt" o:hralign="center" o:hrstd="t" o:hr="t" fillcolor="#a0a0a0" stroked="f"/>
+          <v:rect id="_x0000_i1032" style="width:0;height:1.5pt" o:hralign="center" o:hrstd="t" o:hr="t" fillcolor="#a0a0a0" stroked="f"/>
         </w:pict>
       </w:r>
     </w:p>
@@ -3030,41 +3693,24 @@
       <w:pPr>
         <w:jc w:val="both"/>
         <w:rPr>
-          <w:rFonts w:ascii="Futura Std Book" w:hAnsi="Futura Std Book"/>
-        </w:rPr>
-      </w:pPr>
-      <w:r>
-        <w:rPr>
-          <w:rFonts w:ascii="Futura Std Book" w:hAnsi="Futura Std Book"/>
-        </w:rPr>
-        <w:t>Note: When migrating to a permanent company server, ensure the folder permissions allow the web server (Apache) to write to the local text files and the database directory.</w:t>
-      </w:r>
-    </w:p>
-    <w:p>
-      <w:pPr>
-        <w:jc w:val="both"/>
-        <w:rPr>
-          <w:rFonts w:ascii="Futura Std Book" w:hAnsi="Futura Std Book"/>
-        </w:rPr>
-      </w:pPr>
-      <w:r>
-        <w:rPr>
-          <w:rFonts w:ascii="Futura Std Book" w:hAnsi="Futura Std Book"/>
-        </w:rPr>
-        <w:pict w14:anchorId="49AAC10A">
-          <v:rect id="_x0000_i1105" style="width:0;height:1.5pt" o:hralign="center" o:hrstd="t" o:hr="t" fillcolor="#a0a0a0" stroked="f"/>
-        </w:pict>
-      </w:r>
-    </w:p>
-    <w:p>
-      <w:pPr>
-        <w:rPr>
-          <w:rFonts w:ascii="Futura Std Book" w:hAnsi="Futura Std Book"/>
-        </w:rPr>
-      </w:pPr>
+          <w:rFonts w:ascii="Futura LT" w:hAnsi="Futura LT"/>
+        </w:rPr>
+      </w:pPr>
+      <w:r>
+        <w:rPr>
+          <w:rFonts w:ascii="Futura LT" w:hAnsi="Futura LT"/>
+        </w:rPr>
+        <w:t>Note: When migrating to a permanent company server, ensure the folder permissions allow the web server (Apache) to write to the local text files and the database directory</w:t>
+      </w:r>
+      <w:r>
+        <w:rPr>
+          <w:rFonts w:ascii="Futura LT" w:hAnsi="Futura LT"/>
+        </w:rPr>
+        <w:t>.</w:t>
+      </w:r>
     </w:p>
     <w:sectPr>
-      <w:headerReference w:type="default" r:id="rId20"/>
+      <w:headerReference w:type="default" r:id="rId23"/>
       <w:pgSz w:w="12240" w:h="20160" w:code="5"/>
       <w:pgMar w:top="1440" w:right="1440" w:bottom="1440" w:left="1440" w:header="720" w:footer="720" w:gutter="0"/>
       <w:cols w:space="720"/>
@@ -3870,7 +4516,7 @@
   <w:abstractNum w:abstractNumId="5" w15:restartNumberingAfterBreak="0">
     <w:nsid w:val="6AE8182B"/>
     <w:multiLevelType w:val="hybridMultilevel"/>
-    <w:tmpl w:val="BDE21FAE"/>
+    <w:tmpl w:val="29D06488"/>
     <w:lvl w:ilvl="0" w:tplc="04090001">
       <w:start w:val="1"/>
       <w:numFmt w:val="bullet"/>
@@ -5410,4 +6056,16 @@
     </a:ext>
   </a:extLst>
 </a:theme>
+</file>
+
+<file path=customXml/item1.xml><?xml version="1.0" encoding="utf-8"?>
+<b:Sources xmlns:b="http://schemas.openxmlformats.org/officeDocument/2006/bibliography" xmlns="http://schemas.openxmlformats.org/officeDocument/2006/bibliography" SelectedStyle="\APASixthEditionOfficeOnline.xsl" StyleName="APA" Version="6"/>
+</file>
+
+<file path=customXml/itemProps1.xml><?xml version="1.0" encoding="utf-8"?>
+<ds:datastoreItem xmlns:ds="http://schemas.openxmlformats.org/officeDocument/2006/customXml" ds:itemID="{4BC267C1-81B1-4D42-AEA1-A0883C42DA40}">
+  <ds:schemaRefs>
+    <ds:schemaRef ds:uri="http://schemas.openxmlformats.org/officeDocument/2006/bibliography"/>
+  </ds:schemaRefs>
+</ds:datastoreItem>
 </file>